--- a/rapports/2026-06-06/EQ16/EQ16_sup_v2/DR_051101000004/19-52-21-20.docx
+++ b/rapports/2026-06-06/EQ16/EQ16_sup_v2/DR_051101000004/19-52-21-20.docx
@@ -297,7 +297,7 @@
           <w:color w:val="1F6FEB"/>
           <w:sz w:val="22"/>
         </w:rPr>
-        <w:t>⚠ INCOHÉRENCES À CORRIGER (71)</w:t>
+        <w:t>⚠ INCOHÉRENCES À CORRIGER (68)</w:t>
       </w:r>
     </w:p>
     <w:tbl>
@@ -575,7 +575,7 @@
                 <w:i w:val="0"/>
                 <w:sz w:val="17"/>
               </w:rPr>
-              <w:t>Incohérence!!! seulement les écoles privées paient les frais de scolarité (y compris les frais d'inscription).</w:t>
+              <w:t>Incohérent!! Le niveau d'instruction déclaré par l'un des enfants (Primaire) au niveau de la section 1 de Fode Kaba diffère de celui donné par Fode Kaba lui-même qui affirme ne pas avoir frequenté l'école formelle.</w:t>
             </w:r>
           </w:p>
         </w:tc>
@@ -608,6 +608,1536 @@
                 <w:i w:val="0"/>
                 <w:sz w:val="16"/>
               </w:rPr>
+              <w:t>S04</w:t>
+              <w:br/>
+            </w:r>
+            <w:r>
+              <w:rPr>
+                <w:b w:val="0"/>
+                <w:i w:val="0"/>
+                <w:color w:val="64748B"/>
+                <w:sz w:val="14"/>
+              </w:rPr>
+              <w:t>Emploi</w:t>
+            </w:r>
+          </w:p>
+        </w:tc>
+        <w:tc>
+          <w:tcPr>
+            <w:tcW w:type="dxa" w:w="1531"/>
+          </w:tcPr>
+          <w:p>
+            <w:r>
+              <w:rPr>
+                <w:b/>
+                <w:i w:val="0"/>
+                <w:color w:val="16A34A"/>
+                <w:sz w:val="16"/>
+              </w:rPr>
+              <w:t>s04q46</w:t>
+            </w:r>
+          </w:p>
+        </w:tc>
+        <w:tc>
+          <w:tcPr>
+            <w:tcW w:type="dxa" w:w="1191"/>
+          </w:tcPr>
+          <w:p>
+            <w:r>
+              <w:rPr>
+                <w:b w:val="0"/>
+                <w:i w:val="0"/>
+                <w:color w:val="64748B"/>
+                <w:sz w:val="16"/>
+              </w:rPr>
+              <w:t>GT-CQ</w:t>
+            </w:r>
+          </w:p>
+        </w:tc>
+        <w:tc>
+          <w:tcPr>
+            <w:tcW w:type="dxa" w:w="4706"/>
+          </w:tcPr>
+          <w:p>
+            <w:r>
+              <w:rPr>
+                <w:b w:val="0"/>
+                <w:i w:val="0"/>
+                <w:sz w:val="17"/>
+              </w:rPr>
+              <w:t>Incohérence! Diagry Aly kaba  evolue dans l'agriculture mais est  considéré comme salarié ou stagiaire/apprenti non renuméré, prière de revoir la question s04q46 et corriger.</w:t>
+            </w:r>
+          </w:p>
+        </w:tc>
+      </w:tr>
+      <w:tr>
+        <w:tc>
+          <w:tcPr>
+            <w:tcW w:type="dxa" w:w="964"/>
+          </w:tcPr>
+          <w:p>
+            <w:r>
+              <w:rPr>
+                <w:b/>
+                <w:i w:val="0"/>
+                <w:color w:val="DC2626"/>
+                <w:sz w:val="16"/>
+              </w:rPr>
+              <w:t>Haute</w:t>
+            </w:r>
+          </w:p>
+        </w:tc>
+        <w:tc>
+          <w:tcPr>
+            <w:tcW w:type="dxa" w:w="1247"/>
+          </w:tcPr>
+          <w:p>
+            <w:r>
+              <w:rPr>
+                <w:b/>
+                <w:i w:val="0"/>
+                <w:sz w:val="16"/>
+              </w:rPr>
+              <w:t>S04</w:t>
+              <w:br/>
+            </w:r>
+            <w:r>
+              <w:rPr>
+                <w:b w:val="0"/>
+                <w:i w:val="0"/>
+                <w:color w:val="64748B"/>
+                <w:sz w:val="14"/>
+              </w:rPr>
+              <w:t>Emploi</w:t>
+            </w:r>
+          </w:p>
+        </w:tc>
+        <w:tc>
+          <w:tcPr>
+            <w:tcW w:type="dxa" w:w="1531"/>
+          </w:tcPr>
+          <w:p>
+            <w:r>
+              <w:rPr>
+                <w:b/>
+                <w:i w:val="0"/>
+                <w:color w:val="16A34A"/>
+                <w:sz w:val="16"/>
+              </w:rPr>
+              <w:t>s04q46</w:t>
+            </w:r>
+          </w:p>
+        </w:tc>
+        <w:tc>
+          <w:tcPr>
+            <w:tcW w:type="dxa" w:w="1191"/>
+          </w:tcPr>
+          <w:p>
+            <w:r>
+              <w:rPr>
+                <w:b w:val="0"/>
+                <w:i w:val="0"/>
+                <w:color w:val="64748B"/>
+                <w:sz w:val="16"/>
+              </w:rPr>
+              <w:t>GT-CQ</w:t>
+            </w:r>
+          </w:p>
+        </w:tc>
+        <w:tc>
+          <w:tcPr>
+            <w:tcW w:type="dxa" w:w="4706"/>
+          </w:tcPr>
+          <w:p>
+            <w:r>
+              <w:rPr>
+                <w:b w:val="0"/>
+                <w:i w:val="0"/>
+                <w:sz w:val="17"/>
+              </w:rPr>
+              <w:t>Incohérence! lassana kaba  evolue dans l'agriculture mais est  considéré comme salarié ou stagiaire/apprenti non renuméré, prière de revoir la question s04q46 et corriger.</w:t>
+            </w:r>
+          </w:p>
+        </w:tc>
+      </w:tr>
+      <w:tr>
+        <w:tc>
+          <w:tcPr>
+            <w:tcW w:type="dxa" w:w="964"/>
+          </w:tcPr>
+          <w:p>
+            <w:r>
+              <w:rPr>
+                <w:b/>
+                <w:i w:val="0"/>
+                <w:color w:val="DC2626"/>
+                <w:sz w:val="16"/>
+              </w:rPr>
+              <w:t>Haute</w:t>
+            </w:r>
+          </w:p>
+        </w:tc>
+        <w:tc>
+          <w:tcPr>
+            <w:tcW w:type="dxa" w:w="1247"/>
+          </w:tcPr>
+          <w:p>
+            <w:r>
+              <w:rPr>
+                <w:b/>
+                <w:i w:val="0"/>
+                <w:sz w:val="16"/>
+              </w:rPr>
+              <w:t>S10</w:t>
+              <w:br/>
+            </w:r>
+            <w:r>
+              <w:rPr>
+                <w:b w:val="0"/>
+                <w:i w:val="0"/>
+                <w:color w:val="64748B"/>
+                <w:sz w:val="14"/>
+              </w:rPr>
+              <w:t>Logement</w:t>
+            </w:r>
+          </w:p>
+        </w:tc>
+        <w:tc>
+          <w:tcPr>
+            <w:tcW w:type="dxa" w:w="1531"/>
+          </w:tcPr>
+          <w:p>
+            <w:r>
+              <w:rPr>
+                <w:b/>
+                <w:i w:val="0"/>
+                <w:color w:val="16A34A"/>
+                <w:sz w:val="16"/>
+              </w:rPr>
+              <w:t>—</w:t>
+            </w:r>
+          </w:p>
+        </w:tc>
+        <w:tc>
+          <w:tcPr>
+            <w:tcW w:type="dxa" w:w="1191"/>
+          </w:tcPr>
+          <w:p>
+            <w:r>
+              <w:rPr>
+                <w:b w:val="0"/>
+                <w:i w:val="0"/>
+                <w:color w:val="64748B"/>
+                <w:sz w:val="16"/>
+              </w:rPr>
+              <w:t>GT-CQ</w:t>
+            </w:r>
+          </w:p>
+        </w:tc>
+        <w:tc>
+          <w:tcPr>
+            <w:tcW w:type="dxa" w:w="4706"/>
+          </w:tcPr>
+          <w:p>
+            <w:r>
+              <w:rPr>
+                <w:b w:val="0"/>
+                <w:i w:val="0"/>
+                <w:sz w:val="17"/>
+              </w:rPr>
+              <w:t>Incoherence! Dans le ménage de FODE KABA il y a un membre qui detient l'entreprise cultiver des fruits et legumes qui semble être de l'agriculture ou de l'élévage, prière de bien classer la nomenclature de l'entreprise s'il ne s'agit pas de l'agriculture ou de l'élévage.</w:t>
+            </w:r>
+          </w:p>
+        </w:tc>
+      </w:tr>
+      <w:tr>
+        <w:tc>
+          <w:tcPr>
+            <w:tcW w:type="dxa" w:w="964"/>
+          </w:tcPr>
+          <w:p>
+            <w:r>
+              <w:rPr>
+                <w:b/>
+                <w:i w:val="0"/>
+                <w:color w:val="DC2626"/>
+                <w:sz w:val="16"/>
+              </w:rPr>
+              <w:t>Haute</w:t>
+            </w:r>
+          </w:p>
+        </w:tc>
+        <w:tc>
+          <w:tcPr>
+            <w:tcW w:type="dxa" w:w="1247"/>
+          </w:tcPr>
+          <w:p>
+            <w:r>
+              <w:rPr>
+                <w:b/>
+                <w:i w:val="0"/>
+                <w:sz w:val="16"/>
+              </w:rPr>
+              <w:t>S11</w:t>
+              <w:br/>
+            </w:r>
+            <w:r>
+              <w:rPr>
+                <w:b w:val="0"/>
+                <w:i w:val="0"/>
+                <w:color w:val="64748B"/>
+                <w:sz w:val="14"/>
+              </w:rPr>
+              <w:t>Logement / cadre de vie</w:t>
+            </w:r>
+          </w:p>
+        </w:tc>
+        <w:tc>
+          <w:tcPr>
+            <w:tcW w:type="dxa" w:w="1531"/>
+          </w:tcPr>
+          <w:p>
+            <w:r>
+              <w:rPr>
+                <w:b/>
+                <w:i w:val="0"/>
+                <w:color w:val="16A34A"/>
+                <w:sz w:val="16"/>
+              </w:rPr>
+              <w:t>s01q36, s01q38, s04q24, s02q13, s11q35a, s11q35b_code</w:t>
+            </w:r>
+          </w:p>
+        </w:tc>
+        <w:tc>
+          <w:tcPr>
+            <w:tcW w:type="dxa" w:w="1191"/>
+          </w:tcPr>
+          <w:p>
+            <w:r>
+              <w:rPr>
+                <w:b w:val="0"/>
+                <w:i w:val="0"/>
+                <w:color w:val="64748B"/>
+                <w:sz w:val="16"/>
+              </w:rPr>
+              <w:t>GT-CQ</w:t>
+            </w:r>
+          </w:p>
+        </w:tc>
+        <w:tc>
+          <w:tcPr>
+            <w:tcW w:type="dxa" w:w="4706"/>
+          </w:tcPr>
+          <w:p>
+            <w:r>
+              <w:rPr>
+                <w:b w:val="0"/>
+                <w:i w:val="0"/>
+                <w:sz w:val="17"/>
+              </w:rPr>
+              <w:t>Le montant de la dernière facture d'électricité est de 45000 FCFA Tous les 2 mois qui semble incohérent, Prière de vérifier les questions 11.35a et 11.35b auprès du ménage ou confirmer.</w:t>
+            </w:r>
+          </w:p>
+        </w:tc>
+      </w:tr>
+      <w:tr>
+        <w:tc>
+          <w:tcPr>
+            <w:tcW w:type="dxa" w:w="964"/>
+          </w:tcPr>
+          <w:p>
+            <w:r>
+              <w:rPr>
+                <w:b/>
+                <w:i w:val="0"/>
+                <w:color w:val="DC2626"/>
+                <w:sz w:val="16"/>
+              </w:rPr>
+              <w:t>Haute</w:t>
+            </w:r>
+          </w:p>
+        </w:tc>
+        <w:tc>
+          <w:tcPr>
+            <w:tcW w:type="dxa" w:w="1247"/>
+          </w:tcPr>
+          <w:p>
+            <w:r>
+              <w:rPr>
+                <w:b/>
+                <w:i w:val="0"/>
+                <w:sz w:val="16"/>
+              </w:rPr>
+              <w:t>S16</w:t>
+              <w:br/>
+            </w:r>
+            <w:r>
+              <w:rPr>
+                <w:b w:val="0"/>
+                <w:i w:val="0"/>
+                <w:color w:val="64748B"/>
+                <w:sz w:val="14"/>
+              </w:rPr>
+              <w:t>Agriculture</w:t>
+            </w:r>
+          </w:p>
+        </w:tc>
+        <w:tc>
+          <w:tcPr>
+            <w:tcW w:type="dxa" w:w="1531"/>
+          </w:tcPr>
+          <w:p>
+            <w:r>
+              <w:rPr>
+                <w:b/>
+                <w:i w:val="0"/>
+                <w:color w:val="16A34A"/>
+                <w:sz w:val="16"/>
+              </w:rPr>
+              <w:t>s16aq00, s01q00b, s04q35e_code</w:t>
+            </w:r>
+          </w:p>
+        </w:tc>
+        <w:tc>
+          <w:tcPr>
+            <w:tcW w:type="dxa" w:w="1191"/>
+          </w:tcPr>
+          <w:p>
+            <w:r>
+              <w:rPr>
+                <w:b w:val="0"/>
+                <w:i w:val="0"/>
+                <w:color w:val="64748B"/>
+                <w:sz w:val="16"/>
+              </w:rPr>
+              <w:t>GT-CQ</w:t>
+            </w:r>
+          </w:p>
+        </w:tc>
+        <w:tc>
+          <w:tcPr>
+            <w:tcW w:type="dxa" w:w="4706"/>
+          </w:tcPr>
+          <w:p>
+            <w:r>
+              <w:rPr>
+                <w:b w:val="0"/>
+                <w:i w:val="0"/>
+                <w:sz w:val="17"/>
+              </w:rPr>
+              <w:t>Incoherent!!! Diagry Aly kaba est un Agriculteurs et ouvriers qualifiés, cultures de plein champ mais ne pratique de l'agriculture, prière de reprendre la section 16a ou fournir des explications concrètes.</w:t>
+            </w:r>
+          </w:p>
+        </w:tc>
+      </w:tr>
+      <w:tr>
+        <w:tc>
+          <w:tcPr>
+            <w:tcW w:type="dxa" w:w="964"/>
+          </w:tcPr>
+          <w:p>
+            <w:r>
+              <w:rPr>
+                <w:b/>
+                <w:i w:val="0"/>
+                <w:color w:val="DC2626"/>
+                <w:sz w:val="16"/>
+              </w:rPr>
+              <w:t>Haute</w:t>
+            </w:r>
+          </w:p>
+        </w:tc>
+        <w:tc>
+          <w:tcPr>
+            <w:tcW w:type="dxa" w:w="1247"/>
+          </w:tcPr>
+          <w:p>
+            <w:r>
+              <w:rPr>
+                <w:b/>
+                <w:i w:val="0"/>
+                <w:sz w:val="16"/>
+              </w:rPr>
+              <w:t>S16</w:t>
+              <w:br/>
+            </w:r>
+            <w:r>
+              <w:rPr>
+                <w:b w:val="0"/>
+                <w:i w:val="0"/>
+                <w:color w:val="64748B"/>
+                <w:sz w:val="14"/>
+              </w:rPr>
+              <w:t>Agriculture</w:t>
+            </w:r>
+          </w:p>
+        </w:tc>
+        <w:tc>
+          <w:tcPr>
+            <w:tcW w:type="dxa" w:w="1531"/>
+          </w:tcPr>
+          <w:p>
+            <w:r>
+              <w:rPr>
+                <w:b/>
+                <w:i w:val="0"/>
+                <w:color w:val="16A34A"/>
+                <w:sz w:val="16"/>
+              </w:rPr>
+              <w:t>s16aq00, s01q00b, s04q35e_code</w:t>
+            </w:r>
+          </w:p>
+        </w:tc>
+        <w:tc>
+          <w:tcPr>
+            <w:tcW w:type="dxa" w:w="1191"/>
+          </w:tcPr>
+          <w:p>
+            <w:r>
+              <w:rPr>
+                <w:b w:val="0"/>
+                <w:i w:val="0"/>
+                <w:color w:val="64748B"/>
+                <w:sz w:val="16"/>
+              </w:rPr>
+              <w:t>GT-CQ</w:t>
+            </w:r>
+          </w:p>
+        </w:tc>
+        <w:tc>
+          <w:tcPr>
+            <w:tcW w:type="dxa" w:w="4706"/>
+          </w:tcPr>
+          <w:p>
+            <w:r>
+              <w:rPr>
+                <w:b w:val="0"/>
+                <w:i w:val="0"/>
+                <w:sz w:val="17"/>
+              </w:rPr>
+              <w:t>Incoherent!!! Fode Kaba est un Agriculteurs et ouvriers qualifiés, cultures de plein champ mais ne pratique de l'agriculture, prière de reprendre la section 16a ou fournir des explications concrètes.</w:t>
+            </w:r>
+          </w:p>
+        </w:tc>
+      </w:tr>
+      <w:tr>
+        <w:tc>
+          <w:tcPr>
+            <w:tcW w:type="dxa" w:w="964"/>
+          </w:tcPr>
+          <w:p>
+            <w:r>
+              <w:rPr>
+                <w:b/>
+                <w:i w:val="0"/>
+                <w:color w:val="DC2626"/>
+                <w:sz w:val="16"/>
+              </w:rPr>
+              <w:t>Haute</w:t>
+            </w:r>
+          </w:p>
+        </w:tc>
+        <w:tc>
+          <w:tcPr>
+            <w:tcW w:type="dxa" w:w="1247"/>
+          </w:tcPr>
+          <w:p>
+            <w:r>
+              <w:rPr>
+                <w:b/>
+                <w:i w:val="0"/>
+                <w:sz w:val="16"/>
+              </w:rPr>
+              <w:t>S16</w:t>
+              <w:br/>
+            </w:r>
+            <w:r>
+              <w:rPr>
+                <w:b w:val="0"/>
+                <w:i w:val="0"/>
+                <w:color w:val="64748B"/>
+                <w:sz w:val="14"/>
+              </w:rPr>
+              <w:t>Agriculture</w:t>
+            </w:r>
+          </w:p>
+        </w:tc>
+        <w:tc>
+          <w:tcPr>
+            <w:tcW w:type="dxa" w:w="1531"/>
+          </w:tcPr>
+          <w:p>
+            <w:r>
+              <w:rPr>
+                <w:b/>
+                <w:i w:val="0"/>
+                <w:color w:val="16A34A"/>
+                <w:sz w:val="16"/>
+              </w:rPr>
+              <w:t>s16aq00, s01q00b, s04q35e_code</w:t>
+            </w:r>
+          </w:p>
+        </w:tc>
+        <w:tc>
+          <w:tcPr>
+            <w:tcW w:type="dxa" w:w="1191"/>
+          </w:tcPr>
+          <w:p>
+            <w:r>
+              <w:rPr>
+                <w:b w:val="0"/>
+                <w:i w:val="0"/>
+                <w:color w:val="64748B"/>
+                <w:sz w:val="16"/>
+              </w:rPr>
+              <w:t>GT-CQ</w:t>
+            </w:r>
+          </w:p>
+        </w:tc>
+        <w:tc>
+          <w:tcPr>
+            <w:tcW w:type="dxa" w:w="4706"/>
+          </w:tcPr>
+          <w:p>
+            <w:r>
+              <w:rPr>
+                <w:b w:val="0"/>
+                <w:i w:val="0"/>
+                <w:sz w:val="17"/>
+              </w:rPr>
+              <w:t>Incoherent!!! lassana kaba est un Agriculteurs et ouvriers qualifiés, cultures de plein champ mais ne pratique de l'agriculture, prière de reprendre la section 16a ou fournir des explications concrètes.</w:t>
+            </w:r>
+          </w:p>
+        </w:tc>
+      </w:tr>
+      <w:tr>
+        <w:tc>
+          <w:tcPr>
+            <w:tcW w:type="dxa" w:w="964"/>
+          </w:tcPr>
+          <w:p>
+            <w:r>
+              <w:rPr>
+                <w:b/>
+                <w:i w:val="0"/>
+                <w:color w:val="DC2626"/>
+                <w:sz w:val="16"/>
+              </w:rPr>
+              <w:t>Haute</w:t>
+            </w:r>
+          </w:p>
+        </w:tc>
+        <w:tc>
+          <w:tcPr>
+            <w:tcW w:type="dxa" w:w="1247"/>
+          </w:tcPr>
+          <w:p>
+            <w:r>
+              <w:rPr>
+                <w:b/>
+                <w:i w:val="0"/>
+                <w:sz w:val="16"/>
+              </w:rPr>
+              <w:t>S20</w:t>
+              <w:br/>
+            </w:r>
+            <w:r>
+              <w:rPr>
+                <w:b w:val="0"/>
+                <w:i w:val="0"/>
+                <w:color w:val="64748B"/>
+                <w:sz w:val="14"/>
+              </w:rPr>
+              <w:t>Gouvernance / autres</w:t>
+            </w:r>
+          </w:p>
+        </w:tc>
+        <w:tc>
+          <w:tcPr>
+            <w:tcW w:type="dxa" w:w="1531"/>
+          </w:tcPr>
+          <w:p>
+            <w:r>
+              <w:rPr>
+                <w:b/>
+                <w:i w:val="0"/>
+                <w:color w:val="16A34A"/>
+                <w:sz w:val="16"/>
+              </w:rPr>
+              <w:t>—</w:t>
+            </w:r>
+          </w:p>
+        </w:tc>
+        <w:tc>
+          <w:tcPr>
+            <w:tcW w:type="dxa" w:w="1191"/>
+          </w:tcPr>
+          <w:p>
+            <w:r>
+              <w:rPr>
+                <w:b w:val="0"/>
+                <w:i w:val="0"/>
+                <w:color w:val="64748B"/>
+                <w:sz w:val="16"/>
+              </w:rPr>
+              <w:t>GT-CQ</w:t>
+            </w:r>
+          </w:p>
+        </w:tc>
+        <w:tc>
+          <w:tcPr>
+            <w:tcW w:type="dxa" w:w="4706"/>
+          </w:tcPr>
+          <w:p>
+            <w:r>
+              <w:rPr>
+                <w:b w:val="0"/>
+                <w:i w:val="0"/>
+                <w:sz w:val="17"/>
+              </w:rPr>
+              <w:t>Incohérence détectée ! Le ménage a précédemment déclaré vivre « Bien » ou « Assez bien » selon son revenu en 20A.02.</w:t>
+            </w:r>
+          </w:p>
+        </w:tc>
+      </w:tr>
+      <w:tr>
+        <w:tc>
+          <w:tcPr>
+            <w:tcW w:type="dxa" w:w="964"/>
+          </w:tcPr>
+          <w:p>
+            <w:r>
+              <w:rPr>
+                <w:b/>
+                <w:i w:val="0"/>
+                <w:color w:val="EA580C"/>
+                <w:sz w:val="16"/>
+              </w:rPr>
+              <w:t>Moyenne</w:t>
+            </w:r>
+          </w:p>
+        </w:tc>
+        <w:tc>
+          <w:tcPr>
+            <w:tcW w:type="dxa" w:w="1247"/>
+          </w:tcPr>
+          <w:p>
+            <w:r>
+              <w:rPr>
+                <w:b/>
+                <w:i w:val="0"/>
+                <w:sz w:val="16"/>
+              </w:rPr>
+              <w:t>S00</w:t>
+              <w:br/>
+            </w:r>
+            <w:r>
+              <w:rPr>
+                <w:b w:val="0"/>
+                <w:i w:val="0"/>
+                <w:color w:val="64748B"/>
+                <w:sz w:val="14"/>
+              </w:rPr>
+              <w:t>Identification</w:t>
+            </w:r>
+          </w:p>
+        </w:tc>
+        <w:tc>
+          <w:tcPr>
+            <w:tcW w:type="dxa" w:w="1531"/>
+          </w:tcPr>
+          <w:p>
+            <w:r>
+              <w:rPr>
+                <w:b/>
+                <w:i w:val="0"/>
+                <w:color w:val="16A34A"/>
+                <w:sz w:val="16"/>
+              </w:rPr>
+              <w:t>s00q27</w:t>
+            </w:r>
+          </w:p>
+        </w:tc>
+        <w:tc>
+          <w:tcPr>
+            <w:tcW w:type="dxa" w:w="1191"/>
+          </w:tcPr>
+          <w:p>
+            <w:r>
+              <w:rPr>
+                <w:b w:val="0"/>
+                <w:i w:val="0"/>
+                <w:color w:val="64748B"/>
+                <w:sz w:val="16"/>
+              </w:rPr>
+              <w:t>GT-CQ</w:t>
+            </w:r>
+          </w:p>
+        </w:tc>
+        <w:tc>
+          <w:tcPr>
+            <w:tcW w:type="dxa" w:w="4706"/>
+          </w:tcPr>
+          <w:p>
+            <w:r>
+              <w:rPr>
+                <w:b w:val="0"/>
+                <w:i w:val="0"/>
+                <w:sz w:val="17"/>
+              </w:rPr>
+              <w:t>Le questionnaire semble ne pas être complètement fini mais le questionnaire est en statut complet, prière de compléter le questionnaire.</w:t>
+            </w:r>
+          </w:p>
+        </w:tc>
+      </w:tr>
+      <w:tr>
+        <w:tc>
+          <w:tcPr>
+            <w:tcW w:type="dxa" w:w="964"/>
+          </w:tcPr>
+          <w:p>
+            <w:r>
+              <w:rPr>
+                <w:b/>
+                <w:i w:val="0"/>
+                <w:color w:val="EA580C"/>
+                <w:sz w:val="16"/>
+              </w:rPr>
+              <w:t>Moyenne</w:t>
+            </w:r>
+          </w:p>
+        </w:tc>
+        <w:tc>
+          <w:tcPr>
+            <w:tcW w:type="dxa" w:w="1247"/>
+          </w:tcPr>
+          <w:p>
+            <w:r>
+              <w:rPr>
+                <w:b/>
+                <w:i w:val="0"/>
+                <w:sz w:val="16"/>
+              </w:rPr>
+              <w:t>S00</w:t>
+              <w:br/>
+            </w:r>
+            <w:r>
+              <w:rPr>
+                <w:b w:val="0"/>
+                <w:i w:val="0"/>
+                <w:color w:val="64748B"/>
+                <w:sz w:val="14"/>
+              </w:rPr>
+              <w:t>Identification</w:t>
+            </w:r>
+          </w:p>
+        </w:tc>
+        <w:tc>
+          <w:tcPr>
+            <w:tcW w:type="dxa" w:w="1531"/>
+          </w:tcPr>
+          <w:p>
+            <w:r>
+              <w:rPr>
+                <w:b/>
+                <w:i w:val="0"/>
+                <w:color w:val="16A34A"/>
+                <w:sz w:val="16"/>
+              </w:rPr>
+              <w:t>—</w:t>
+            </w:r>
+          </w:p>
+        </w:tc>
+        <w:tc>
+          <w:tcPr>
+            <w:tcW w:type="dxa" w:w="1191"/>
+          </w:tcPr>
+          <w:p>
+            <w:r>
+              <w:rPr>
+                <w:b w:val="0"/>
+                <w:i w:val="0"/>
+                <w:color w:val="64748B"/>
+                <w:sz w:val="16"/>
+              </w:rPr>
+              <w:t>GT-CQ</w:t>
+            </w:r>
+          </w:p>
+        </w:tc>
+        <w:tc>
+          <w:tcPr>
+            <w:tcW w:type="dxa" w:w="4706"/>
+          </w:tcPr>
+          <w:p>
+            <w:r>
+              <w:rPr>
+                <w:b w:val="0"/>
+                <w:i w:val="0"/>
+                <w:sz w:val="17"/>
+              </w:rPr>
+              <w:t>L'adresse ou la localisation du ménage doit être bien renseignée, ne doit pas contenir des numéros de téléphone et elle semble courte pour être une adresse.</w:t>
+            </w:r>
+          </w:p>
+        </w:tc>
+      </w:tr>
+      <w:tr>
+        <w:tc>
+          <w:tcPr>
+            <w:tcW w:type="dxa" w:w="964"/>
+          </w:tcPr>
+          <w:p>
+            <w:r>
+              <w:rPr>
+                <w:b/>
+                <w:i w:val="0"/>
+                <w:color w:val="EA580C"/>
+                <w:sz w:val="16"/>
+              </w:rPr>
+              <w:t>Moyenne</w:t>
+            </w:r>
+          </w:p>
+        </w:tc>
+        <w:tc>
+          <w:tcPr>
+            <w:tcW w:type="dxa" w:w="1247"/>
+          </w:tcPr>
+          <w:p>
+            <w:r>
+              <w:rPr>
+                <w:b/>
+                <w:i w:val="0"/>
+                <w:sz w:val="16"/>
+              </w:rPr>
+              <w:t>S00</w:t>
+              <w:br/>
+            </w:r>
+            <w:r>
+              <w:rPr>
+                <w:b w:val="0"/>
+                <w:i w:val="0"/>
+                <w:color w:val="64748B"/>
+                <w:sz w:val="14"/>
+              </w:rPr>
+              <w:t>Identification</w:t>
+            </w:r>
+          </w:p>
+        </w:tc>
+        <w:tc>
+          <w:tcPr>
+            <w:tcW w:type="dxa" w:w="1531"/>
+          </w:tcPr>
+          <w:p>
+            <w:r>
+              <w:rPr>
+                <w:b/>
+                <w:i w:val="0"/>
+                <w:color w:val="16A34A"/>
+                <w:sz w:val="16"/>
+              </w:rPr>
+              <w:t>s00q12a, s00q12b</w:t>
+            </w:r>
+          </w:p>
+        </w:tc>
+        <w:tc>
+          <w:tcPr>
+            <w:tcW w:type="dxa" w:w="1191"/>
+          </w:tcPr>
+          <w:p>
+            <w:r>
+              <w:rPr>
+                <w:b w:val="0"/>
+                <w:i w:val="0"/>
+                <w:color w:val="64748B"/>
+                <w:sz w:val="16"/>
+              </w:rPr>
+              <w:t>GT-CQ</w:t>
+            </w:r>
+          </w:p>
+        </w:tc>
+        <w:tc>
+          <w:tcPr>
+            <w:tcW w:type="dxa" w:w="4706"/>
+          </w:tcPr>
+          <w:p>
+            <w:r>
+              <w:rPr>
+                <w:b w:val="0"/>
+                <w:i w:val="0"/>
+                <w:sz w:val="17"/>
+              </w:rPr>
+              <w:t>Prière de renseigner la bonne adresse.Attention! Veillez bien renseigner le deuxième numero du chef de ménage(0.12b).</w:t>
+            </w:r>
+          </w:p>
+        </w:tc>
+      </w:tr>
+      <w:tr>
+        <w:tc>
+          <w:tcPr>
+            <w:tcW w:type="dxa" w:w="964"/>
+          </w:tcPr>
+          <w:p>
+            <w:r>
+              <w:rPr>
+                <w:b/>
+                <w:i w:val="0"/>
+                <w:color w:val="EA580C"/>
+                <w:sz w:val="16"/>
+              </w:rPr>
+              <w:t>Moyenne</w:t>
+            </w:r>
+          </w:p>
+        </w:tc>
+        <w:tc>
+          <w:tcPr>
+            <w:tcW w:type="dxa" w:w="1247"/>
+          </w:tcPr>
+          <w:p>
+            <w:r>
+              <w:rPr>
+                <w:b/>
+                <w:i w:val="0"/>
+                <w:sz w:val="16"/>
+              </w:rPr>
+              <w:t>S01</w:t>
+              <w:br/>
+            </w:r>
+            <w:r>
+              <w:rPr>
+                <w:b w:val="0"/>
+                <w:i w:val="0"/>
+                <w:color w:val="64748B"/>
+                <w:sz w:val="14"/>
+              </w:rPr>
+              <w:t>Démographie</w:t>
+            </w:r>
+          </w:p>
+        </w:tc>
+        <w:tc>
+          <w:tcPr>
+            <w:tcW w:type="dxa" w:w="1531"/>
+          </w:tcPr>
+          <w:p>
+            <w:r>
+              <w:rPr>
+                <w:b/>
+                <w:i w:val="0"/>
+                <w:color w:val="16A34A"/>
+                <w:sz w:val="16"/>
+              </w:rPr>
+              <w:t>s01q00</w:t>
+            </w:r>
+          </w:p>
+        </w:tc>
+        <w:tc>
+          <w:tcPr>
+            <w:tcW w:type="dxa" w:w="1191"/>
+          </w:tcPr>
+          <w:p>
+            <w:r>
+              <w:rPr>
+                <w:b w:val="0"/>
+                <w:i w:val="0"/>
+                <w:color w:val="64748B"/>
+                <w:sz w:val="16"/>
+              </w:rPr>
+              <w:t>GT-CQ</w:t>
+            </w:r>
+          </w:p>
+        </w:tc>
+        <w:tc>
+          <w:tcPr>
+            <w:tcW w:type="dxa" w:w="4706"/>
+          </w:tcPr>
+          <w:p>
+            <w:r>
+              <w:rPr>
+                <w:b w:val="0"/>
+                <w:i w:val="0"/>
+                <w:sz w:val="17"/>
+              </w:rPr>
+              <w:t>Attention ! Vous avez déclaré en s01q00 que le répondant est la personne elle-même, or Farmata yalamata kaba est trop jeune (1 ans) pour fournir des informations correctes.</w:t>
+            </w:r>
+          </w:p>
+        </w:tc>
+      </w:tr>
+      <w:tr>
+        <w:tc>
+          <w:tcPr>
+            <w:tcW w:type="dxa" w:w="964"/>
+          </w:tcPr>
+          <w:p>
+            <w:r>
+              <w:rPr>
+                <w:b/>
+                <w:i w:val="0"/>
+                <w:color w:val="EA580C"/>
+                <w:sz w:val="16"/>
+              </w:rPr>
+              <w:t>Moyenne</w:t>
+            </w:r>
+          </w:p>
+        </w:tc>
+        <w:tc>
+          <w:tcPr>
+            <w:tcW w:type="dxa" w:w="1247"/>
+          </w:tcPr>
+          <w:p>
+            <w:r>
+              <w:rPr>
+                <w:b/>
+                <w:i w:val="0"/>
+                <w:sz w:val="16"/>
+              </w:rPr>
+              <w:t>S01</w:t>
+              <w:br/>
+            </w:r>
+            <w:r>
+              <w:rPr>
+                <w:b w:val="0"/>
+                <w:i w:val="0"/>
+                <w:color w:val="64748B"/>
+                <w:sz w:val="14"/>
+              </w:rPr>
+              <w:t>Démographie</w:t>
+            </w:r>
+          </w:p>
+        </w:tc>
+        <w:tc>
+          <w:tcPr>
+            <w:tcW w:type="dxa" w:w="1531"/>
+          </w:tcPr>
+          <w:p>
+            <w:r>
+              <w:rPr>
+                <w:b/>
+                <w:i w:val="0"/>
+                <w:color w:val="16A34A"/>
+                <w:sz w:val="16"/>
+              </w:rPr>
+              <w:t>—</w:t>
+            </w:r>
+          </w:p>
+        </w:tc>
+        <w:tc>
+          <w:tcPr>
+            <w:tcW w:type="dxa" w:w="1191"/>
+          </w:tcPr>
+          <w:p>
+            <w:r>
+              <w:rPr>
+                <w:b w:val="0"/>
+                <w:i w:val="0"/>
+                <w:color w:val="64748B"/>
+                <w:sz w:val="16"/>
+              </w:rPr>
+              <w:t>GT-CQ</w:t>
+            </w:r>
+          </w:p>
+        </w:tc>
+        <w:tc>
+          <w:tcPr>
+            <w:tcW w:type="dxa" w:w="4706"/>
+          </w:tcPr>
+          <w:p>
+            <w:r>
+              <w:rPr>
+                <w:b w:val="0"/>
+                <w:i w:val="0"/>
+                <w:sz w:val="17"/>
+              </w:rPr>
+              <w:t>Prière de refaire la section 1 pour Farmata yalamata kaba en demandant à un adulte de répondre aux questions à sa place.</w:t>
+            </w:r>
+          </w:p>
+        </w:tc>
+      </w:tr>
+      <w:tr>
+        <w:tc>
+          <w:tcPr>
+            <w:tcW w:type="dxa" w:w="964"/>
+          </w:tcPr>
+          <w:p>
+            <w:r>
+              <w:rPr>
+                <w:b/>
+                <w:i w:val="0"/>
+                <w:color w:val="EA580C"/>
+                <w:sz w:val="16"/>
+              </w:rPr>
+              <w:t>Moyenne</w:t>
+            </w:r>
+          </w:p>
+        </w:tc>
+        <w:tc>
+          <w:tcPr>
+            <w:tcW w:type="dxa" w:w="1247"/>
+          </w:tcPr>
+          <w:p>
+            <w:r>
+              <w:rPr>
+                <w:b/>
+                <w:i w:val="0"/>
+                <w:sz w:val="16"/>
+              </w:rPr>
+              <w:t>S01</w:t>
+              <w:br/>
+            </w:r>
+            <w:r>
+              <w:rPr>
+                <w:b w:val="0"/>
+                <w:i w:val="0"/>
+                <w:color w:val="64748B"/>
+                <w:sz w:val="14"/>
+              </w:rPr>
+              <w:t>Démographie</w:t>
+            </w:r>
+          </w:p>
+        </w:tc>
+        <w:tc>
+          <w:tcPr>
+            <w:tcW w:type="dxa" w:w="1531"/>
+          </w:tcPr>
+          <w:p>
+            <w:r>
+              <w:rPr>
+                <w:b/>
+                <w:i w:val="0"/>
+                <w:color w:val="16A34A"/>
+                <w:sz w:val="16"/>
+              </w:rPr>
+              <w:t>s01q00</w:t>
+            </w:r>
+          </w:p>
+        </w:tc>
+        <w:tc>
+          <w:tcPr>
+            <w:tcW w:type="dxa" w:w="1191"/>
+          </w:tcPr>
+          <w:p>
+            <w:r>
+              <w:rPr>
+                <w:b w:val="0"/>
+                <w:i w:val="0"/>
+                <w:color w:val="64748B"/>
+                <w:sz w:val="16"/>
+              </w:rPr>
+              <w:t>GT-CQ</w:t>
+            </w:r>
+          </w:p>
+        </w:tc>
+        <w:tc>
+          <w:tcPr>
+            <w:tcW w:type="dxa" w:w="4706"/>
+          </w:tcPr>
+          <w:p>
+            <w:r>
+              <w:rPr>
+                <w:b w:val="0"/>
+                <w:i w:val="0"/>
+                <w:sz w:val="17"/>
+              </w:rPr>
+              <w:t>Attention ! Vous avez déclaré en s01q00 que le répondant est la personne elle-même, or cheikh abdoulaye kaba est trop jeune (3 ans) pour fournir des informations correctes.</w:t>
+            </w:r>
+          </w:p>
+        </w:tc>
+      </w:tr>
+      <w:tr>
+        <w:tc>
+          <w:tcPr>
+            <w:tcW w:type="dxa" w:w="964"/>
+          </w:tcPr>
+          <w:p>
+            <w:r>
+              <w:rPr>
+                <w:b/>
+                <w:i w:val="0"/>
+                <w:color w:val="EA580C"/>
+                <w:sz w:val="16"/>
+              </w:rPr>
+              <w:t>Moyenne</w:t>
+            </w:r>
+          </w:p>
+        </w:tc>
+        <w:tc>
+          <w:tcPr>
+            <w:tcW w:type="dxa" w:w="1247"/>
+          </w:tcPr>
+          <w:p>
+            <w:r>
+              <w:rPr>
+                <w:b/>
+                <w:i w:val="0"/>
+                <w:sz w:val="16"/>
+              </w:rPr>
+              <w:t>S01</w:t>
+              <w:br/>
+            </w:r>
+            <w:r>
+              <w:rPr>
+                <w:b w:val="0"/>
+                <w:i w:val="0"/>
+                <w:color w:val="64748B"/>
+                <w:sz w:val="14"/>
+              </w:rPr>
+              <w:t>Démographie</w:t>
+            </w:r>
+          </w:p>
+        </w:tc>
+        <w:tc>
+          <w:tcPr>
+            <w:tcW w:type="dxa" w:w="1531"/>
+          </w:tcPr>
+          <w:p>
+            <w:r>
+              <w:rPr>
+                <w:b/>
+                <w:i w:val="0"/>
+                <w:color w:val="16A34A"/>
+                <w:sz w:val="16"/>
+              </w:rPr>
+              <w:t>—</w:t>
+            </w:r>
+          </w:p>
+        </w:tc>
+        <w:tc>
+          <w:tcPr>
+            <w:tcW w:type="dxa" w:w="1191"/>
+          </w:tcPr>
+          <w:p>
+            <w:r>
+              <w:rPr>
+                <w:b w:val="0"/>
+                <w:i w:val="0"/>
+                <w:color w:val="64748B"/>
+                <w:sz w:val="16"/>
+              </w:rPr>
+              <w:t>GT-CQ</w:t>
+            </w:r>
+          </w:p>
+        </w:tc>
+        <w:tc>
+          <w:tcPr>
+            <w:tcW w:type="dxa" w:w="4706"/>
+          </w:tcPr>
+          <w:p>
+            <w:r>
+              <w:rPr>
+                <w:b w:val="0"/>
+                <w:i w:val="0"/>
+                <w:sz w:val="17"/>
+              </w:rPr>
+              <w:t>Prière de refaire la section 1 pour cheikh abdoulaye kaba en demandant à un adulte de répondre aux questions à sa place.</w:t>
+            </w:r>
+          </w:p>
+        </w:tc>
+      </w:tr>
+      <w:tr>
+        <w:tc>
+          <w:tcPr>
+            <w:tcW w:type="dxa" w:w="964"/>
+          </w:tcPr>
+          <w:p>
+            <w:r>
+              <w:rPr>
+                <w:b/>
+                <w:i w:val="0"/>
+                <w:color w:val="EA580C"/>
+                <w:sz w:val="16"/>
+              </w:rPr>
+              <w:t>Moyenne</w:t>
+            </w:r>
+          </w:p>
+        </w:tc>
+        <w:tc>
+          <w:tcPr>
+            <w:tcW w:type="dxa" w:w="1247"/>
+          </w:tcPr>
+          <w:p>
+            <w:r>
+              <w:rPr>
+                <w:b/>
+                <w:i w:val="0"/>
+                <w:sz w:val="16"/>
+              </w:rPr>
+              <w:t>S01</w:t>
+              <w:br/>
+            </w:r>
+            <w:r>
+              <w:rPr>
+                <w:b w:val="0"/>
+                <w:i w:val="0"/>
+                <w:color w:val="64748B"/>
+                <w:sz w:val="14"/>
+              </w:rPr>
+              <w:t>Démographie</w:t>
+            </w:r>
+          </w:p>
+        </w:tc>
+        <w:tc>
+          <w:tcPr>
+            <w:tcW w:type="dxa" w:w="1531"/>
+          </w:tcPr>
+          <w:p>
+            <w:r>
+              <w:rPr>
+                <w:b/>
+                <w:i w:val="0"/>
+                <w:color w:val="16A34A"/>
+                <w:sz w:val="16"/>
+              </w:rPr>
+              <w:t>s00q28, s01q28, s01q29, s01q30, s01q00b</w:t>
+            </w:r>
+          </w:p>
+        </w:tc>
+        <w:tc>
+          <w:tcPr>
+            <w:tcW w:type="dxa" w:w="1191"/>
+          </w:tcPr>
+          <w:p>
+            <w:r>
+              <w:rPr>
+                <w:b w:val="0"/>
+                <w:i w:val="0"/>
+                <w:color w:val="64748B"/>
+                <w:sz w:val="16"/>
+              </w:rPr>
+              <w:t>GT-CQ</w:t>
+            </w:r>
+          </w:p>
+        </w:tc>
+        <w:tc>
+          <w:tcPr>
+            <w:tcW w:type="dxa" w:w="4706"/>
+          </w:tcPr>
+          <w:p>
+            <w:r>
+              <w:rPr>
+                <w:b w:val="0"/>
+                <w:i w:val="0"/>
+                <w:sz w:val="17"/>
+              </w:rPr>
+              <w:t>Les catégories socioprofessionnelles du père biologique de  Fode Kaba  ne sont pas coherentes, prière de corriger.</w:t>
+            </w:r>
+          </w:p>
+        </w:tc>
+      </w:tr>
+      <w:tr>
+        <w:tc>
+          <w:tcPr>
+            <w:tcW w:type="dxa" w:w="964"/>
+          </w:tcPr>
+          <w:p>
+            <w:r>
+              <w:rPr>
+                <w:b/>
+                <w:i w:val="0"/>
+                <w:color w:val="EA580C"/>
+                <w:sz w:val="16"/>
+              </w:rPr>
+              <w:t>Moyenne</w:t>
+            </w:r>
+          </w:p>
+        </w:tc>
+        <w:tc>
+          <w:tcPr>
+            <w:tcW w:type="dxa" w:w="1247"/>
+          </w:tcPr>
+          <w:p>
+            <w:r>
+              <w:rPr>
+                <w:b/>
+                <w:i w:val="0"/>
+                <w:sz w:val="16"/>
+              </w:rPr>
+              <w:t>S01</w:t>
+              <w:br/>
+            </w:r>
+            <w:r>
+              <w:rPr>
+                <w:b w:val="0"/>
+                <w:i w:val="0"/>
+                <w:color w:val="64748B"/>
+                <w:sz w:val="14"/>
+              </w:rPr>
+              <w:t>Démographie</w:t>
+            </w:r>
+          </w:p>
+        </w:tc>
+        <w:tc>
+          <w:tcPr>
+            <w:tcW w:type="dxa" w:w="1531"/>
+          </w:tcPr>
+          <w:p>
+            <w:r>
+              <w:rPr>
+                <w:b/>
+                <w:i w:val="0"/>
+                <w:color w:val="16A34A"/>
+                <w:sz w:val="16"/>
+              </w:rPr>
+              <w:t>s01q10_1</w:t>
+            </w:r>
+          </w:p>
+        </w:tc>
+        <w:tc>
+          <w:tcPr>
+            <w:tcW w:type="dxa" w:w="1191"/>
+          </w:tcPr>
+          <w:p>
+            <w:r>
+              <w:rPr>
+                <w:b w:val="0"/>
+                <w:i w:val="0"/>
+                <w:color w:val="64748B"/>
+                <w:sz w:val="16"/>
+              </w:rPr>
+              <w:t>GT-CQ</w:t>
+            </w:r>
+          </w:p>
+        </w:tc>
+        <w:tc>
+          <w:tcPr>
+            <w:tcW w:type="dxa" w:w="4706"/>
+          </w:tcPr>
+          <w:p>
+            <w:r>
+              <w:rPr>
+                <w:b w:val="0"/>
+                <w:i w:val="0"/>
+                <w:sz w:val="17"/>
+              </w:rPr>
+              <w:t>La taille du ménage lors de l'enquête principale (12) de ce ménage est inférieur à la taille du denombrement (20), prière de fournir des explications concrètes ou aller revisiter le ménage.</w:t>
+            </w:r>
+          </w:p>
+        </w:tc>
+      </w:tr>
+      <w:tr>
+        <w:tc>
+          <w:tcPr>
+            <w:tcW w:type="dxa" w:w="964"/>
+          </w:tcPr>
+          <w:p>
+            <w:r>
+              <w:rPr>
+                <w:b/>
+                <w:i w:val="0"/>
+                <w:color w:val="EA580C"/>
+                <w:sz w:val="16"/>
+              </w:rPr>
+              <w:t>Moyenne</w:t>
+            </w:r>
+          </w:p>
+        </w:tc>
+        <w:tc>
+          <w:tcPr>
+            <w:tcW w:type="dxa" w:w="1247"/>
+          </w:tcPr>
+          <w:p>
+            <w:r>
+              <w:rPr>
+                <w:b/>
+                <w:i w:val="0"/>
+                <w:sz w:val="16"/>
+              </w:rPr>
               <w:t>S02</w:t>
               <w:br/>
             </w:r>
@@ -634,7 +2164,7 @@
                 <w:color w:val="16A34A"/>
                 <w:sz w:val="16"/>
               </w:rPr>
-              <w:t>—</w:t>
+              <w:t>s01q63, s00q04, s02q25, s01q00b, s02q17_2, s02q15_2</w:t>
             </w:r>
           </w:p>
         </w:tc>
@@ -665,7 +2195,7 @@
                 <w:i w:val="0"/>
                 <w:sz w:val="17"/>
               </w:rPr>
-              <w:t>Incohérent!! Le niveau d'instruction déclaré par l'un des enfants (Primaire) au niveau de la section 1 de Fode Kaba diffère de celui donné par Fode Kaba lui-même qui affirme ne pas avoir frequenté l'école formelle.</w:t>
+              <w:t>Dans les milieux urbains c'est peu probable de voir une école dont les élèves ou étudiants ne dépensent pas en frais d'uniformes, prière de verifier pour Ramata kaba qui fréquente 1ére année de Post-secondaire  non supérieur (préparation diplômes niveau Terminale+1ou +2 ou +3) et corriger ou confirmer avec le QG.</w:t>
             </w:r>
           </w:p>
         </w:tc>
@@ -680,10 +2210,190 @@
               <w:rPr>
                 <w:b/>
                 <w:i w:val="0"/>
-                <w:color w:val="DC2626"/>
+                <w:color w:val="EA580C"/>
                 <w:sz w:val="16"/>
               </w:rPr>
-              <w:t>Haute</w:t>
+              <w:t>Moyenne</w:t>
+            </w:r>
+          </w:p>
+        </w:tc>
+        <w:tc>
+          <w:tcPr>
+            <w:tcW w:type="dxa" w:w="1247"/>
+          </w:tcPr>
+          <w:p>
+            <w:r>
+              <w:rPr>
+                <w:b/>
+                <w:i w:val="0"/>
+                <w:sz w:val="16"/>
+              </w:rPr>
+              <w:t>S02</w:t>
+              <w:br/>
+            </w:r>
+            <w:r>
+              <w:rPr>
+                <w:b w:val="0"/>
+                <w:i w:val="0"/>
+                <w:color w:val="64748B"/>
+                <w:sz w:val="14"/>
+              </w:rPr>
+              <w:t>Éducation</w:t>
+            </w:r>
+          </w:p>
+        </w:tc>
+        <w:tc>
+          <w:tcPr>
+            <w:tcW w:type="dxa" w:w="1531"/>
+          </w:tcPr>
+          <w:p>
+            <w:r>
+              <w:rPr>
+                <w:b/>
+                <w:i w:val="0"/>
+                <w:color w:val="16A34A"/>
+                <w:sz w:val="16"/>
+              </w:rPr>
+              <w:t>—</w:t>
+            </w:r>
+          </w:p>
+        </w:tc>
+        <w:tc>
+          <w:tcPr>
+            <w:tcW w:type="dxa" w:w="1191"/>
+          </w:tcPr>
+          <w:p>
+            <w:r>
+              <w:rPr>
+                <w:b w:val="0"/>
+                <w:i w:val="0"/>
+                <w:color w:val="64748B"/>
+                <w:sz w:val="16"/>
+              </w:rPr>
+              <w:t>GT-CQ</w:t>
+            </w:r>
+          </w:p>
+        </w:tc>
+        <w:tc>
+          <w:tcPr>
+            <w:tcW w:type="dxa" w:w="4706"/>
+          </w:tcPr>
+          <w:p>
+            <w:r>
+              <w:rPr>
+                <w:b w:val="0"/>
+                <w:i w:val="0"/>
+                <w:sz w:val="17"/>
+              </w:rPr>
+              <w:t>Merci de bien vouloir changé 2.04 en OUI et renseigné toutes les autres informations qui concerne Fode Kaba .</w:t>
+            </w:r>
+          </w:p>
+        </w:tc>
+      </w:tr>
+      <w:tr>
+        <w:tc>
+          <w:tcPr>
+            <w:tcW w:type="dxa" w:w="964"/>
+          </w:tcPr>
+          <w:p>
+            <w:r>
+              <w:rPr>
+                <w:b/>
+                <w:i w:val="0"/>
+                <w:color w:val="EA580C"/>
+                <w:sz w:val="16"/>
+              </w:rPr>
+              <w:t>Moyenne</w:t>
+            </w:r>
+          </w:p>
+        </w:tc>
+        <w:tc>
+          <w:tcPr>
+            <w:tcW w:type="dxa" w:w="1247"/>
+          </w:tcPr>
+          <w:p>
+            <w:r>
+              <w:rPr>
+                <w:b/>
+                <w:i w:val="0"/>
+                <w:sz w:val="16"/>
+              </w:rPr>
+              <w:t>S03</w:t>
+              <w:br/>
+            </w:r>
+            <w:r>
+              <w:rPr>
+                <w:b w:val="0"/>
+                <w:i w:val="0"/>
+                <w:color w:val="64748B"/>
+                <w:sz w:val="14"/>
+              </w:rPr>
+              <w:t>Santé</w:t>
+            </w:r>
+          </w:p>
+        </w:tc>
+        <w:tc>
+          <w:tcPr>
+            <w:tcW w:type="dxa" w:w="1531"/>
+          </w:tcPr>
+          <w:p>
+            <w:r>
+              <w:rPr>
+                <w:b/>
+                <w:i w:val="0"/>
+                <w:color w:val="16A34A"/>
+                <w:sz w:val="16"/>
+              </w:rPr>
+              <w:t>s01q02, s01q12, s01q13, s02q03__2, s03q01, s01q00b</w:t>
+            </w:r>
+          </w:p>
+        </w:tc>
+        <w:tc>
+          <w:tcPr>
+            <w:tcW w:type="dxa" w:w="1191"/>
+          </w:tcPr>
+          <w:p>
+            <w:r>
+              <w:rPr>
+                <w:b w:val="0"/>
+                <w:i w:val="0"/>
+                <w:color w:val="64748B"/>
+                <w:sz w:val="16"/>
+              </w:rPr>
+              <w:t>GT-CQ</w:t>
+            </w:r>
+          </w:p>
+        </w:tc>
+        <w:tc>
+          <w:tcPr>
+            <w:tcW w:type="dxa" w:w="4706"/>
+          </w:tcPr>
+          <w:p>
+            <w:r>
+              <w:rPr>
+                <w:b w:val="0"/>
+                <w:i w:val="0"/>
+                <w:sz w:val="17"/>
+              </w:rPr>
+              <w:t>La section n'est pas renseignée pour Yaya Kaba, prière de la renseigner.</w:t>
+            </w:r>
+          </w:p>
+        </w:tc>
+      </w:tr>
+      <w:tr>
+        <w:tc>
+          <w:tcPr>
+            <w:tcW w:type="dxa" w:w="964"/>
+          </w:tcPr>
+          <w:p>
+            <w:r>
+              <w:rPr>
+                <w:b/>
+                <w:i w:val="0"/>
+                <w:color w:val="EA580C"/>
+                <w:sz w:val="16"/>
+              </w:rPr>
+              <w:t>Moyenne</w:t>
             </w:r>
           </w:p>
         </w:tc>
@@ -724,7 +2434,7 @@
                 <w:color w:val="16A34A"/>
                 <w:sz w:val="16"/>
               </w:rPr>
-              <w:t>s04q46</w:t>
+              <w:t>—</w:t>
             </w:r>
           </w:p>
         </w:tc>
@@ -755,7 +2465,7 @@
                 <w:i w:val="0"/>
                 <w:sz w:val="17"/>
               </w:rPr>
-              <w:t>Incohérence! Diagry Aly kaba  evolue dans l'agriculture mais est  considéré comme salarié ou stagiaire/apprenti non renuméré, prière de revoir la question s04q46 et corriger.</w:t>
+              <w:t>Attention ! Le nombre de jours (4 jours) que Diagry Aly kaba a travaillés par mois semble être inférieur à 15.</w:t>
             </w:r>
           </w:p>
         </w:tc>
@@ -770,10 +2480,10 @@
               <w:rPr>
                 <w:b/>
                 <w:i w:val="0"/>
-                <w:color w:val="DC2626"/>
+                <w:color w:val="EA580C"/>
                 <w:sz w:val="16"/>
               </w:rPr>
-              <w:t>Haute</w:t>
+              <w:t>Moyenne</w:t>
             </w:r>
           </w:p>
         </w:tc>
@@ -814,7 +2524,7 @@
                 <w:color w:val="16A34A"/>
                 <w:sz w:val="16"/>
               </w:rPr>
-              <w:t>s04q46</w:t>
+              <w:t>—</w:t>
             </w:r>
           </w:p>
         </w:tc>
@@ -845,7 +2555,7 @@
                 <w:i w:val="0"/>
                 <w:sz w:val="17"/>
               </w:rPr>
-              <w:t>Incohérence! lassana kaba  evolue dans l'agriculture mais est  considéré comme salarié ou stagiaire/apprenti non renuméré, prière de revoir la question s04q46 et corriger.</w:t>
+              <w:t>Veuillez, s'il vous plaît, confirmer cette information.</w:t>
             </w:r>
           </w:p>
         </w:tc>
@@ -860,10 +2570,2350 @@
               <w:rPr>
                 <w:b/>
                 <w:i w:val="0"/>
-                <w:color w:val="DC2626"/>
+                <w:color w:val="EA580C"/>
                 <w:sz w:val="16"/>
               </w:rPr>
-              <w:t>Haute</w:t>
+              <w:t>Moyenne</w:t>
+            </w:r>
+          </w:p>
+        </w:tc>
+        <w:tc>
+          <w:tcPr>
+            <w:tcW w:type="dxa" w:w="1247"/>
+          </w:tcPr>
+          <w:p>
+            <w:r>
+              <w:rPr>
+                <w:b/>
+                <w:i w:val="0"/>
+                <w:sz w:val="16"/>
+              </w:rPr>
+              <w:t>S04</w:t>
+              <w:br/>
+            </w:r>
+            <w:r>
+              <w:rPr>
+                <w:b w:val="0"/>
+                <w:i w:val="0"/>
+                <w:color w:val="64748B"/>
+                <w:sz w:val="14"/>
+              </w:rPr>
+              <w:t>Emploi</w:t>
+            </w:r>
+          </w:p>
+        </w:tc>
+        <w:tc>
+          <w:tcPr>
+            <w:tcW w:type="dxa" w:w="1531"/>
+          </w:tcPr>
+          <w:p>
+            <w:r>
+              <w:rPr>
+                <w:b/>
+                <w:i w:val="0"/>
+                <w:color w:val="16A34A"/>
+                <w:sz w:val="16"/>
+              </w:rPr>
+              <w:t>—</w:t>
+            </w:r>
+          </w:p>
+        </w:tc>
+        <w:tc>
+          <w:tcPr>
+            <w:tcW w:type="dxa" w:w="1191"/>
+          </w:tcPr>
+          <w:p>
+            <w:r>
+              <w:rPr>
+                <w:b w:val="0"/>
+                <w:i w:val="0"/>
+                <w:color w:val="64748B"/>
+                <w:sz w:val="16"/>
+              </w:rPr>
+              <w:t>GT-CQ</w:t>
+            </w:r>
+          </w:p>
+        </w:tc>
+        <w:tc>
+          <w:tcPr>
+            <w:tcW w:type="dxa" w:w="4706"/>
+          </w:tcPr>
+          <w:p>
+            <w:r>
+              <w:rPr>
+                <w:b w:val="0"/>
+                <w:i w:val="0"/>
+                <w:sz w:val="17"/>
+              </w:rPr>
+              <w:t>Attention ! Le nombre de jours (4 jours) que lassana kaba a travaillés par mois semble être inférieur à 15.</w:t>
+            </w:r>
+          </w:p>
+        </w:tc>
+      </w:tr>
+      <w:tr>
+        <w:tc>
+          <w:tcPr>
+            <w:tcW w:type="dxa" w:w="964"/>
+          </w:tcPr>
+          <w:p>
+            <w:r>
+              <w:rPr>
+                <w:b/>
+                <w:i w:val="0"/>
+                <w:color w:val="EA580C"/>
+                <w:sz w:val="16"/>
+              </w:rPr>
+              <w:t>Moyenne</w:t>
+            </w:r>
+          </w:p>
+        </w:tc>
+        <w:tc>
+          <w:tcPr>
+            <w:tcW w:type="dxa" w:w="1247"/>
+          </w:tcPr>
+          <w:p>
+            <w:r>
+              <w:rPr>
+                <w:b/>
+                <w:i w:val="0"/>
+                <w:sz w:val="16"/>
+              </w:rPr>
+              <w:t>S04</w:t>
+              <w:br/>
+            </w:r>
+            <w:r>
+              <w:rPr>
+                <w:b w:val="0"/>
+                <w:i w:val="0"/>
+                <w:color w:val="64748B"/>
+                <w:sz w:val="14"/>
+              </w:rPr>
+              <w:t>Emploi</w:t>
+            </w:r>
+          </w:p>
+        </w:tc>
+        <w:tc>
+          <w:tcPr>
+            <w:tcW w:type="dxa" w:w="1531"/>
+          </w:tcPr>
+          <w:p>
+            <w:r>
+              <w:rPr>
+                <w:b/>
+                <w:i w:val="0"/>
+                <w:color w:val="16A34A"/>
+                <w:sz w:val="16"/>
+              </w:rPr>
+              <w:t>s00q07a, s00q08, s00q10, s00q13_0, s00q15_0, s00q17_0, s00q23a, s00q23b</w:t>
+            </w:r>
+          </w:p>
+        </w:tc>
+        <w:tc>
+          <w:tcPr>
+            <w:tcW w:type="dxa" w:w="1191"/>
+          </w:tcPr>
+          <w:p>
+            <w:r>
+              <w:rPr>
+                <w:b w:val="0"/>
+                <w:i w:val="0"/>
+                <w:color w:val="64748B"/>
+                <w:sz w:val="16"/>
+              </w:rPr>
+              <w:t>GT-CQ</w:t>
+            </w:r>
+          </w:p>
+        </w:tc>
+        <w:tc>
+          <w:tcPr>
+            <w:tcW w:type="dxa" w:w="4706"/>
+          </w:tcPr>
+          <w:p>
+            <w:r>
+              <w:rPr>
+                <w:b w:val="0"/>
+                <w:i w:val="0"/>
+                <w:sz w:val="17"/>
+              </w:rPr>
+              <w:t>Prière de changer la branche d'activité Fode Kaba, les cultivateurs dont leurs cultures est principalement destiné à la consommation du ménage sont des (Agriculteurs, subsistances) et ceux qui le font avec l'élevage sont des (Agriculteurs et eleveurs, subsistances).</w:t>
+            </w:r>
+          </w:p>
+        </w:tc>
+      </w:tr>
+      <w:tr>
+        <w:tc>
+          <w:tcPr>
+            <w:tcW w:type="dxa" w:w="964"/>
+          </w:tcPr>
+          <w:p>
+            <w:r>
+              <w:rPr>
+                <w:b/>
+                <w:i w:val="0"/>
+                <w:color w:val="EA580C"/>
+                <w:sz w:val="16"/>
+              </w:rPr>
+              <w:t>Moyenne</w:t>
+            </w:r>
+          </w:p>
+        </w:tc>
+        <w:tc>
+          <w:tcPr>
+            <w:tcW w:type="dxa" w:w="1247"/>
+          </w:tcPr>
+          <w:p>
+            <w:r>
+              <w:rPr>
+                <w:b/>
+                <w:i w:val="0"/>
+                <w:sz w:val="16"/>
+              </w:rPr>
+              <w:t>S04</w:t>
+              <w:br/>
+            </w:r>
+            <w:r>
+              <w:rPr>
+                <w:b w:val="0"/>
+                <w:i w:val="0"/>
+                <w:color w:val="64748B"/>
+                <w:sz w:val="14"/>
+              </w:rPr>
+              <w:t>Emploi</w:t>
+            </w:r>
+          </w:p>
+        </w:tc>
+        <w:tc>
+          <w:tcPr>
+            <w:tcW w:type="dxa" w:w="1531"/>
+          </w:tcPr>
+          <w:p>
+            <w:r>
+              <w:rPr>
+                <w:b/>
+                <w:i w:val="0"/>
+                <w:color w:val="16A34A"/>
+                <w:sz w:val="16"/>
+              </w:rPr>
+              <w:t>—</w:t>
+            </w:r>
+          </w:p>
+        </w:tc>
+        <w:tc>
+          <w:tcPr>
+            <w:tcW w:type="dxa" w:w="1191"/>
+          </w:tcPr>
+          <w:p>
+            <w:r>
+              <w:rPr>
+                <w:b w:val="0"/>
+                <w:i w:val="0"/>
+                <w:color w:val="64748B"/>
+                <w:sz w:val="16"/>
+              </w:rPr>
+              <w:t>GT-CQ</w:t>
+            </w:r>
+          </w:p>
+        </w:tc>
+        <w:tc>
+          <w:tcPr>
+            <w:tcW w:type="dxa" w:w="4706"/>
+          </w:tcPr>
+          <w:p>
+            <w:r>
+              <w:rPr>
+                <w:b w:val="0"/>
+                <w:i w:val="0"/>
+                <w:sz w:val="17"/>
+              </w:rPr>
+              <w:t>Attention ! Le nombre de jours (12 jours) que Fode Kaba a travaillés par mois semble être inférieur à 15.</w:t>
+            </w:r>
+          </w:p>
+        </w:tc>
+      </w:tr>
+      <w:tr>
+        <w:tc>
+          <w:tcPr>
+            <w:tcW w:type="dxa" w:w="964"/>
+          </w:tcPr>
+          <w:p>
+            <w:r>
+              <w:rPr>
+                <w:b/>
+                <w:i w:val="0"/>
+                <w:color w:val="EA580C"/>
+                <w:sz w:val="16"/>
+              </w:rPr>
+              <w:t>Moyenne</w:t>
+            </w:r>
+          </w:p>
+        </w:tc>
+        <w:tc>
+          <w:tcPr>
+            <w:tcW w:type="dxa" w:w="1247"/>
+          </w:tcPr>
+          <w:p>
+            <w:r>
+              <w:rPr>
+                <w:b/>
+                <w:i w:val="0"/>
+                <w:sz w:val="16"/>
+              </w:rPr>
+              <w:t>S07</w:t>
+              <w:br/>
+            </w:r>
+            <w:r>
+              <w:rPr>
+                <w:b w:val="0"/>
+                <w:i w:val="0"/>
+                <w:color w:val="64748B"/>
+                <w:sz w:val="14"/>
+              </w:rPr>
+              <w:t>Consommation alimentaire</w:t>
+            </w:r>
+          </w:p>
+        </w:tc>
+        <w:tc>
+          <w:tcPr>
+            <w:tcW w:type="dxa" w:w="1531"/>
+          </w:tcPr>
+          <w:p>
+            <w:r>
+              <w:rPr>
+                <w:b/>
+                <w:i w:val="0"/>
+                <w:color w:val="16A34A"/>
+                <w:sz w:val="16"/>
+              </w:rPr>
+              <w:t>—</w:t>
+            </w:r>
+          </w:p>
+        </w:tc>
+        <w:tc>
+          <w:tcPr>
+            <w:tcW w:type="dxa" w:w="1191"/>
+          </w:tcPr>
+          <w:p>
+            <w:r>
+              <w:rPr>
+                <w:b w:val="0"/>
+                <w:i w:val="0"/>
+                <w:color w:val="64748B"/>
+                <w:sz w:val="16"/>
+              </w:rPr>
+              <w:t>GT-CQ</w:t>
+            </w:r>
+          </w:p>
+        </w:tc>
+        <w:tc>
+          <w:tcPr>
+            <w:tcW w:type="dxa" w:w="4706"/>
+          </w:tcPr>
+          <w:p>
+            <w:r>
+              <w:rPr>
+                <w:b w:val="0"/>
+                <w:i w:val="0"/>
+                <w:sz w:val="17"/>
+              </w:rPr>
+              <w:t>Attention ! Le prix unitaire d'achat (100 Fcfa) de Piment frais en Pièce (Petit) est relativement élevé par rapport aux autres prix observés dans cette zone.</w:t>
+            </w:r>
+          </w:p>
+        </w:tc>
+      </w:tr>
+      <w:tr>
+        <w:tc>
+          <w:tcPr>
+            <w:tcW w:type="dxa" w:w="964"/>
+          </w:tcPr>
+          <w:p>
+            <w:r>
+              <w:rPr>
+                <w:b/>
+                <w:i w:val="0"/>
+                <w:color w:val="EA580C"/>
+                <w:sz w:val="16"/>
+              </w:rPr>
+              <w:t>Moyenne</w:t>
+            </w:r>
+          </w:p>
+        </w:tc>
+        <w:tc>
+          <w:tcPr>
+            <w:tcW w:type="dxa" w:w="1247"/>
+          </w:tcPr>
+          <w:p>
+            <w:r>
+              <w:rPr>
+                <w:b/>
+                <w:i w:val="0"/>
+                <w:sz w:val="16"/>
+              </w:rPr>
+              <w:t>S07</w:t>
+              <w:br/>
+            </w:r>
+            <w:r>
+              <w:rPr>
+                <w:b w:val="0"/>
+                <w:i w:val="0"/>
+                <w:color w:val="64748B"/>
+                <w:sz w:val="14"/>
+              </w:rPr>
+              <w:t>Consommation alimentaire</w:t>
+            </w:r>
+          </w:p>
+        </w:tc>
+        <w:tc>
+          <w:tcPr>
+            <w:tcW w:type="dxa" w:w="1531"/>
+          </w:tcPr>
+          <w:p>
+            <w:r>
+              <w:rPr>
+                <w:b/>
+                <w:i w:val="0"/>
+                <w:color w:val="16A34A"/>
+                <w:sz w:val="16"/>
+              </w:rPr>
+              <w:t>—</w:t>
+            </w:r>
+          </w:p>
+        </w:tc>
+        <w:tc>
+          <w:tcPr>
+            <w:tcW w:type="dxa" w:w="1191"/>
+          </w:tcPr>
+          <w:p>
+            <w:r>
+              <w:rPr>
+                <w:b w:val="0"/>
+                <w:i w:val="0"/>
+                <w:color w:val="64748B"/>
+                <w:sz w:val="16"/>
+              </w:rPr>
+              <w:t>GT-CQ</w:t>
+            </w:r>
+          </w:p>
+        </w:tc>
+        <w:tc>
+          <w:tcPr>
+            <w:tcW w:type="dxa" w:w="4706"/>
+          </w:tcPr>
+          <w:p>
+            <w:r>
+              <w:rPr>
+                <w:b w:val="0"/>
+                <w:i w:val="0"/>
+                <w:sz w:val="17"/>
+              </w:rPr>
+              <w:t>Prière de corriger ou de confirmer avec le QG.</w:t>
+            </w:r>
+          </w:p>
+        </w:tc>
+      </w:tr>
+      <w:tr>
+        <w:tc>
+          <w:tcPr>
+            <w:tcW w:type="dxa" w:w="964"/>
+          </w:tcPr>
+          <w:p>
+            <w:r>
+              <w:rPr>
+                <w:b/>
+                <w:i w:val="0"/>
+                <w:color w:val="EA580C"/>
+                <w:sz w:val="16"/>
+              </w:rPr>
+              <w:t>Moyenne</w:t>
+            </w:r>
+          </w:p>
+        </w:tc>
+        <w:tc>
+          <w:tcPr>
+            <w:tcW w:type="dxa" w:w="1247"/>
+          </w:tcPr>
+          <w:p>
+            <w:r>
+              <w:rPr>
+                <w:b/>
+                <w:i w:val="0"/>
+                <w:sz w:val="16"/>
+              </w:rPr>
+              <w:t>S07</w:t>
+              <w:br/>
+            </w:r>
+            <w:r>
+              <w:rPr>
+                <w:b w:val="0"/>
+                <w:i w:val="0"/>
+                <w:color w:val="64748B"/>
+                <w:sz w:val="14"/>
+              </w:rPr>
+              <w:t>Consommation alimentaire</w:t>
+            </w:r>
+          </w:p>
+        </w:tc>
+        <w:tc>
+          <w:tcPr>
+            <w:tcW w:type="dxa" w:w="1531"/>
+          </w:tcPr>
+          <w:p>
+            <w:r>
+              <w:rPr>
+                <w:b/>
+                <w:i w:val="0"/>
+                <w:color w:val="16A34A"/>
+                <w:sz w:val="16"/>
+              </w:rPr>
+              <w:t>—</w:t>
+            </w:r>
+          </w:p>
+        </w:tc>
+        <w:tc>
+          <w:tcPr>
+            <w:tcW w:type="dxa" w:w="1191"/>
+          </w:tcPr>
+          <w:p>
+            <w:r>
+              <w:rPr>
+                <w:b w:val="0"/>
+                <w:i w:val="0"/>
+                <w:color w:val="64748B"/>
+                <w:sz w:val="16"/>
+              </w:rPr>
+              <w:t>GT-CQ</w:t>
+            </w:r>
+          </w:p>
+        </w:tc>
+        <w:tc>
+          <w:tcPr>
+            <w:tcW w:type="dxa" w:w="4706"/>
+          </w:tcPr>
+          <w:p>
+            <w:r>
+              <w:rPr>
+                <w:b w:val="0"/>
+                <w:i w:val="0"/>
+                <w:sz w:val="17"/>
+              </w:rPr>
+              <w:t>Attention ! Le prix unitaire d'achat (600 Fcfa) de Sucre en poudre en Sachets (Petit) est relativement élevé par rapport aux autres prix observés dans cette zone.</w:t>
+            </w:r>
+          </w:p>
+        </w:tc>
+      </w:tr>
+      <w:tr>
+        <w:tc>
+          <w:tcPr>
+            <w:tcW w:type="dxa" w:w="964"/>
+          </w:tcPr>
+          <w:p>
+            <w:r>
+              <w:rPr>
+                <w:b/>
+                <w:i w:val="0"/>
+                <w:color w:val="EA580C"/>
+                <w:sz w:val="16"/>
+              </w:rPr>
+              <w:t>Moyenne</w:t>
+            </w:r>
+          </w:p>
+        </w:tc>
+        <w:tc>
+          <w:tcPr>
+            <w:tcW w:type="dxa" w:w="1247"/>
+          </w:tcPr>
+          <w:p>
+            <w:r>
+              <w:rPr>
+                <w:b/>
+                <w:i w:val="0"/>
+                <w:sz w:val="16"/>
+              </w:rPr>
+              <w:t>S07</w:t>
+              <w:br/>
+            </w:r>
+            <w:r>
+              <w:rPr>
+                <w:b w:val="0"/>
+                <w:i w:val="0"/>
+                <w:color w:val="64748B"/>
+                <w:sz w:val="14"/>
+              </w:rPr>
+              <w:t>Consommation alimentaire</w:t>
+            </w:r>
+          </w:p>
+        </w:tc>
+        <w:tc>
+          <w:tcPr>
+            <w:tcW w:type="dxa" w:w="1531"/>
+          </w:tcPr>
+          <w:p>
+            <w:r>
+              <w:rPr>
+                <w:b/>
+                <w:i w:val="0"/>
+                <w:color w:val="16A34A"/>
+                <w:sz w:val="16"/>
+              </w:rPr>
+              <w:t>s02q10, s06q13, s06q14, s06q15a, s07bq01, s07bq03b, s07bq03b1, s07bq03c1</w:t>
+            </w:r>
+          </w:p>
+        </w:tc>
+        <w:tc>
+          <w:tcPr>
+            <w:tcW w:type="dxa" w:w="1191"/>
+          </w:tcPr>
+          <w:p>
+            <w:r>
+              <w:rPr>
+                <w:b w:val="0"/>
+                <w:i w:val="0"/>
+                <w:color w:val="64748B"/>
+                <w:sz w:val="16"/>
+              </w:rPr>
+              <w:t>GT-CQ</w:t>
+            </w:r>
+          </w:p>
+        </w:tc>
+        <w:tc>
+          <w:tcPr>
+            <w:tcW w:type="dxa" w:w="4706"/>
+          </w:tcPr>
+          <w:p>
+            <w:r>
+              <w:rPr>
+                <w:b w:val="0"/>
+                <w:i w:val="0"/>
+                <w:sz w:val="17"/>
+              </w:rPr>
+              <w:t>Difficile de consommer le Sel en Sac (5 Kg) taille unique prière de verifier.</w:t>
+            </w:r>
+          </w:p>
+        </w:tc>
+      </w:tr>
+      <w:tr>
+        <w:tc>
+          <w:tcPr>
+            <w:tcW w:type="dxa" w:w="964"/>
+          </w:tcPr>
+          <w:p>
+            <w:r>
+              <w:rPr>
+                <w:b/>
+                <w:i w:val="0"/>
+                <w:color w:val="EA580C"/>
+                <w:sz w:val="16"/>
+              </w:rPr>
+              <w:t>Moyenne</w:t>
+            </w:r>
+          </w:p>
+        </w:tc>
+        <w:tc>
+          <w:tcPr>
+            <w:tcW w:type="dxa" w:w="1247"/>
+          </w:tcPr>
+          <w:p>
+            <w:r>
+              <w:rPr>
+                <w:b/>
+                <w:i w:val="0"/>
+                <w:sz w:val="16"/>
+              </w:rPr>
+              <w:t>S07</w:t>
+              <w:br/>
+            </w:r>
+            <w:r>
+              <w:rPr>
+                <w:b w:val="0"/>
+                <w:i w:val="0"/>
+                <w:color w:val="64748B"/>
+                <w:sz w:val="14"/>
+              </w:rPr>
+              <w:t>Consommation alimentaire</w:t>
+            </w:r>
+          </w:p>
+        </w:tc>
+        <w:tc>
+          <w:tcPr>
+            <w:tcW w:type="dxa" w:w="1531"/>
+          </w:tcPr>
+          <w:p>
+            <w:r>
+              <w:rPr>
+                <w:b/>
+                <w:i w:val="0"/>
+                <w:color w:val="16A34A"/>
+                <w:sz w:val="16"/>
+              </w:rPr>
+              <w:t>—</w:t>
+            </w:r>
+          </w:p>
+        </w:tc>
+        <w:tc>
+          <w:tcPr>
+            <w:tcW w:type="dxa" w:w="1191"/>
+          </w:tcPr>
+          <w:p>
+            <w:r>
+              <w:rPr>
+                <w:b w:val="0"/>
+                <w:i w:val="0"/>
+                <w:color w:val="64748B"/>
+                <w:sz w:val="16"/>
+              </w:rPr>
+              <w:t>GT-CQ</w:t>
+            </w:r>
+          </w:p>
+        </w:tc>
+        <w:tc>
+          <w:tcPr>
+            <w:tcW w:type="dxa" w:w="4706"/>
+          </w:tcPr>
+          <w:p>
+            <w:r>
+              <w:rPr>
+                <w:b w:val="0"/>
+                <w:i w:val="0"/>
+                <w:sz w:val="17"/>
+              </w:rPr>
+              <w:t>Peu plausible!! Ce ménage à consommer du sel en unité Sac (5 Kg) .</w:t>
+            </w:r>
+          </w:p>
+        </w:tc>
+      </w:tr>
+      <w:tr>
+        <w:tc>
+          <w:tcPr>
+            <w:tcW w:type="dxa" w:w="964"/>
+          </w:tcPr>
+          <w:p>
+            <w:r>
+              <w:rPr>
+                <w:b/>
+                <w:i w:val="0"/>
+                <w:color w:val="EA580C"/>
+                <w:sz w:val="16"/>
+              </w:rPr>
+              <w:t>Moyenne</w:t>
+            </w:r>
+          </w:p>
+        </w:tc>
+        <w:tc>
+          <w:tcPr>
+            <w:tcW w:type="dxa" w:w="1247"/>
+          </w:tcPr>
+          <w:p>
+            <w:r>
+              <w:rPr>
+                <w:b/>
+                <w:i w:val="0"/>
+                <w:sz w:val="16"/>
+              </w:rPr>
+              <w:t>S07</w:t>
+              <w:br/>
+            </w:r>
+            <w:r>
+              <w:rPr>
+                <w:b w:val="0"/>
+                <w:i w:val="0"/>
+                <w:color w:val="64748B"/>
+                <w:sz w:val="14"/>
+              </w:rPr>
+              <w:t>Consommation alimentaire</w:t>
+            </w:r>
+          </w:p>
+        </w:tc>
+        <w:tc>
+          <w:tcPr>
+            <w:tcW w:type="dxa" w:w="1531"/>
+          </w:tcPr>
+          <w:p>
+            <w:r>
+              <w:rPr>
+                <w:b/>
+                <w:i w:val="0"/>
+                <w:color w:val="16A34A"/>
+                <w:sz w:val="16"/>
+              </w:rPr>
+              <w:t>—</w:t>
+            </w:r>
+          </w:p>
+        </w:tc>
+        <w:tc>
+          <w:tcPr>
+            <w:tcW w:type="dxa" w:w="1191"/>
+          </w:tcPr>
+          <w:p>
+            <w:r>
+              <w:rPr>
+                <w:b w:val="0"/>
+                <w:i w:val="0"/>
+                <w:color w:val="64748B"/>
+                <w:sz w:val="16"/>
+              </w:rPr>
+              <w:t>GT-CQ</w:t>
+            </w:r>
+          </w:p>
+        </w:tc>
+        <w:tc>
+          <w:tcPr>
+            <w:tcW w:type="dxa" w:w="4706"/>
+          </w:tcPr>
+          <w:p>
+            <w:r>
+              <w:rPr>
+                <w:b w:val="0"/>
+                <w:i w:val="0"/>
+                <w:sz w:val="17"/>
+              </w:rPr>
+              <w:t>Veuillez selectionner la bonne unité de consommation ou confirmez l'unité choisie avec le QG.</w:t>
+            </w:r>
+          </w:p>
+        </w:tc>
+      </w:tr>
+      <w:tr>
+        <w:tc>
+          <w:tcPr>
+            <w:tcW w:type="dxa" w:w="964"/>
+          </w:tcPr>
+          <w:p>
+            <w:r>
+              <w:rPr>
+                <w:b/>
+                <w:i w:val="0"/>
+                <w:color w:val="EA580C"/>
+                <w:sz w:val="16"/>
+              </w:rPr>
+              <w:t>Moyenne</w:t>
+            </w:r>
+          </w:p>
+        </w:tc>
+        <w:tc>
+          <w:tcPr>
+            <w:tcW w:type="dxa" w:w="1247"/>
+          </w:tcPr>
+          <w:p>
+            <w:r>
+              <w:rPr>
+                <w:b/>
+                <w:i w:val="0"/>
+                <w:sz w:val="16"/>
+              </w:rPr>
+              <w:t>S07</w:t>
+              <w:br/>
+            </w:r>
+            <w:r>
+              <w:rPr>
+                <w:b w:val="0"/>
+                <w:i w:val="0"/>
+                <w:color w:val="64748B"/>
+                <w:sz w:val="14"/>
+              </w:rPr>
+              <w:t>Consommation alimentaire</w:t>
+            </w:r>
+          </w:p>
+        </w:tc>
+        <w:tc>
+          <w:tcPr>
+            <w:tcW w:type="dxa" w:w="1531"/>
+          </w:tcPr>
+          <w:p>
+            <w:r>
+              <w:rPr>
+                <w:b/>
+                <w:i w:val="0"/>
+                <w:color w:val="16A34A"/>
+                <w:sz w:val="16"/>
+              </w:rPr>
+              <w:t>s02q16, s03q05, s03q08, s03q15, s06q18, s07bq01, s07bq04, s07bq03b1</w:t>
+            </w:r>
+          </w:p>
+        </w:tc>
+        <w:tc>
+          <w:tcPr>
+            <w:tcW w:type="dxa" w:w="1191"/>
+          </w:tcPr>
+          <w:p>
+            <w:r>
+              <w:rPr>
+                <w:b w:val="0"/>
+                <w:i w:val="0"/>
+                <w:color w:val="64748B"/>
+                <w:sz w:val="16"/>
+              </w:rPr>
+              <w:t>GT-CQ</w:t>
+            </w:r>
+          </w:p>
+        </w:tc>
+        <w:tc>
+          <w:tcPr>
+            <w:tcW w:type="dxa" w:w="4706"/>
+          </w:tcPr>
+          <w:p>
+            <w:r>
+              <w:rPr>
+                <w:b w:val="0"/>
+                <w:i w:val="0"/>
+                <w:sz w:val="17"/>
+              </w:rPr>
+              <w:t>La consommation de 5 Pièce en Moyen de Citron provient de la propre production du ménage mais le ménage n'est pas agriculteur, prière de reprendre la section agriculture ou verifier cette quantité s'elle ne provient pas d'autre source.</w:t>
+            </w:r>
+          </w:p>
+        </w:tc>
+      </w:tr>
+      <w:tr>
+        <w:tc>
+          <w:tcPr>
+            <w:tcW w:type="dxa" w:w="964"/>
+          </w:tcPr>
+          <w:p>
+            <w:r>
+              <w:rPr>
+                <w:b/>
+                <w:i w:val="0"/>
+                <w:color w:val="EA580C"/>
+                <w:sz w:val="16"/>
+              </w:rPr>
+              <w:t>Moyenne</w:t>
+            </w:r>
+          </w:p>
+        </w:tc>
+        <w:tc>
+          <w:tcPr>
+            <w:tcW w:type="dxa" w:w="1247"/>
+          </w:tcPr>
+          <w:p>
+            <w:r>
+              <w:rPr>
+                <w:b/>
+                <w:i w:val="0"/>
+                <w:sz w:val="16"/>
+              </w:rPr>
+              <w:t>S07</w:t>
+              <w:br/>
+            </w:r>
+            <w:r>
+              <w:rPr>
+                <w:b w:val="0"/>
+                <w:i w:val="0"/>
+                <w:color w:val="64748B"/>
+                <w:sz w:val="14"/>
+              </w:rPr>
+              <w:t>Consommation alimentaire</w:t>
+            </w:r>
+          </w:p>
+        </w:tc>
+        <w:tc>
+          <w:tcPr>
+            <w:tcW w:type="dxa" w:w="1531"/>
+          </w:tcPr>
+          <w:p>
+            <w:r>
+              <w:rPr>
+                <w:b/>
+                <w:i w:val="0"/>
+                <w:color w:val="16A34A"/>
+                <w:sz w:val="16"/>
+              </w:rPr>
+              <w:t>s02q16, s03q05, s03q08, s03q15, s06q18, s07bq01, s07bq04, s07bq03b1</w:t>
+            </w:r>
+          </w:p>
+        </w:tc>
+        <w:tc>
+          <w:tcPr>
+            <w:tcW w:type="dxa" w:w="1191"/>
+          </w:tcPr>
+          <w:p>
+            <w:r>
+              <w:rPr>
+                <w:b w:val="0"/>
+                <w:i w:val="0"/>
+                <w:color w:val="64748B"/>
+                <w:sz w:val="16"/>
+              </w:rPr>
+              <w:t>GT-CQ</w:t>
+            </w:r>
+          </w:p>
+        </w:tc>
+        <w:tc>
+          <w:tcPr>
+            <w:tcW w:type="dxa" w:w="4706"/>
+          </w:tcPr>
+          <w:p>
+            <w:r>
+              <w:rPr>
+                <w:b w:val="0"/>
+                <w:i w:val="0"/>
+                <w:sz w:val="17"/>
+              </w:rPr>
+              <w:t>La consommation de 5 Pièce en Moyen de Mangue provient de la propre production du ménage mais le ménage n'est pas agriculteur, prière de reprendre la section agriculture ou verifier cette quantité s'elle ne provient pas d'autre source.</w:t>
+            </w:r>
+          </w:p>
+        </w:tc>
+      </w:tr>
+      <w:tr>
+        <w:tc>
+          <w:tcPr>
+            <w:tcW w:type="dxa" w:w="964"/>
+          </w:tcPr>
+          <w:p>
+            <w:r>
+              <w:rPr>
+                <w:b/>
+                <w:i w:val="0"/>
+                <w:color w:val="EA580C"/>
+                <w:sz w:val="16"/>
+              </w:rPr>
+              <w:t>Moyenne</w:t>
+            </w:r>
+          </w:p>
+        </w:tc>
+        <w:tc>
+          <w:tcPr>
+            <w:tcW w:type="dxa" w:w="1247"/>
+          </w:tcPr>
+          <w:p>
+            <w:r>
+              <w:rPr>
+                <w:b/>
+                <w:i w:val="0"/>
+                <w:sz w:val="16"/>
+              </w:rPr>
+              <w:t>S09</w:t>
+              <w:br/>
+            </w:r>
+            <w:r>
+              <w:rPr>
+                <w:b w:val="0"/>
+                <w:i w:val="0"/>
+                <w:color w:val="64748B"/>
+                <w:sz w:val="14"/>
+              </w:rPr>
+              <w:t>Dépenses non alimentaires</w:t>
+            </w:r>
+          </w:p>
+        </w:tc>
+        <w:tc>
+          <w:tcPr>
+            <w:tcW w:type="dxa" w:w="1531"/>
+          </w:tcPr>
+          <w:p>
+            <w:r>
+              <w:rPr>
+                <w:b/>
+                <w:i w:val="0"/>
+                <w:color w:val="16A34A"/>
+                <w:sz w:val="16"/>
+              </w:rPr>
+              <w:t>—</w:t>
+            </w:r>
+          </w:p>
+        </w:tc>
+        <w:tc>
+          <w:tcPr>
+            <w:tcW w:type="dxa" w:w="1191"/>
+          </w:tcPr>
+          <w:p>
+            <w:r>
+              <w:rPr>
+                <w:b w:val="0"/>
+                <w:i w:val="0"/>
+                <w:color w:val="64748B"/>
+                <w:sz w:val="16"/>
+              </w:rPr>
+              <w:t>GT-CQ</w:t>
+            </w:r>
+          </w:p>
+        </w:tc>
+        <w:tc>
+          <w:tcPr>
+            <w:tcW w:type="dxa" w:w="4706"/>
+          </w:tcPr>
+          <w:p>
+            <w:r>
+              <w:rPr>
+                <w:b w:val="0"/>
+                <w:i w:val="0"/>
+                <w:sz w:val="17"/>
+              </w:rPr>
+              <w:t>Attention ! La dépense totale du ménage de FODE KABA (12500 Fcfa) de la fête de Fête des autres Religions /traditions est relativement élevé.</w:t>
+            </w:r>
+          </w:p>
+        </w:tc>
+      </w:tr>
+      <w:tr>
+        <w:tc>
+          <w:tcPr>
+            <w:tcW w:type="dxa" w:w="964"/>
+          </w:tcPr>
+          <w:p>
+            <w:r>
+              <w:rPr>
+                <w:b/>
+                <w:i w:val="0"/>
+                <w:color w:val="EA580C"/>
+                <w:sz w:val="16"/>
+              </w:rPr>
+              <w:t>Moyenne</w:t>
+            </w:r>
+          </w:p>
+        </w:tc>
+        <w:tc>
+          <w:tcPr>
+            <w:tcW w:type="dxa" w:w="1247"/>
+          </w:tcPr>
+          <w:p>
+            <w:r>
+              <w:rPr>
+                <w:b/>
+                <w:i w:val="0"/>
+                <w:sz w:val="16"/>
+              </w:rPr>
+              <w:t>S09</w:t>
+              <w:br/>
+            </w:r>
+            <w:r>
+              <w:rPr>
+                <w:b w:val="0"/>
+                <w:i w:val="0"/>
+                <w:color w:val="64748B"/>
+                <w:sz w:val="14"/>
+              </w:rPr>
+              <w:t>Dépenses non alimentaires</w:t>
+            </w:r>
+          </w:p>
+        </w:tc>
+        <w:tc>
+          <w:tcPr>
+            <w:tcW w:type="dxa" w:w="1531"/>
+          </w:tcPr>
+          <w:p>
+            <w:r>
+              <w:rPr>
+                <w:b/>
+                <w:i w:val="0"/>
+                <w:color w:val="16A34A"/>
+                <w:sz w:val="16"/>
+              </w:rPr>
+              <w:t>—</w:t>
+            </w:r>
+          </w:p>
+        </w:tc>
+        <w:tc>
+          <w:tcPr>
+            <w:tcW w:type="dxa" w:w="1191"/>
+          </w:tcPr>
+          <w:p>
+            <w:r>
+              <w:rPr>
+                <w:b w:val="0"/>
+                <w:i w:val="0"/>
+                <w:color w:val="64748B"/>
+                <w:sz w:val="16"/>
+              </w:rPr>
+              <w:t>GT-CQ</w:t>
+            </w:r>
+          </w:p>
+        </w:tc>
+        <w:tc>
+          <w:tcPr>
+            <w:tcW w:type="dxa" w:w="4706"/>
+          </w:tcPr>
+          <w:p>
+            <w:r>
+              <w:rPr>
+                <w:b w:val="0"/>
+                <w:i w:val="0"/>
+                <w:sz w:val="17"/>
+              </w:rPr>
+              <w:t>Prière de corriger ou de confirmer avec le QG.</w:t>
+            </w:r>
+          </w:p>
+        </w:tc>
+      </w:tr>
+      <w:tr>
+        <w:tc>
+          <w:tcPr>
+            <w:tcW w:type="dxa" w:w="964"/>
+          </w:tcPr>
+          <w:p>
+            <w:r>
+              <w:rPr>
+                <w:b/>
+                <w:i w:val="0"/>
+                <w:color w:val="EA580C"/>
+                <w:sz w:val="16"/>
+              </w:rPr>
+              <w:t>Moyenne</w:t>
+            </w:r>
+          </w:p>
+        </w:tc>
+        <w:tc>
+          <w:tcPr>
+            <w:tcW w:type="dxa" w:w="1247"/>
+          </w:tcPr>
+          <w:p>
+            <w:r>
+              <w:rPr>
+                <w:b/>
+                <w:i w:val="0"/>
+                <w:sz w:val="16"/>
+              </w:rPr>
+              <w:t>S09</w:t>
+              <w:br/>
+            </w:r>
+            <w:r>
+              <w:rPr>
+                <w:b w:val="0"/>
+                <w:i w:val="0"/>
+                <w:color w:val="64748B"/>
+                <w:sz w:val="14"/>
+              </w:rPr>
+              <w:t>Dépenses non alimentaires</w:t>
+            </w:r>
+          </w:p>
+        </w:tc>
+        <w:tc>
+          <w:tcPr>
+            <w:tcW w:type="dxa" w:w="1531"/>
+          </w:tcPr>
+          <w:p>
+            <w:r>
+              <w:rPr>
+                <w:b/>
+                <w:i w:val="0"/>
+                <w:color w:val="16A34A"/>
+                <w:sz w:val="16"/>
+              </w:rPr>
+              <w:t>—</w:t>
+            </w:r>
+          </w:p>
+        </w:tc>
+        <w:tc>
+          <w:tcPr>
+            <w:tcW w:type="dxa" w:w="1191"/>
+          </w:tcPr>
+          <w:p>
+            <w:r>
+              <w:rPr>
+                <w:b w:val="0"/>
+                <w:i w:val="0"/>
+                <w:color w:val="64748B"/>
+                <w:sz w:val="16"/>
+              </w:rPr>
+              <w:t>GT-CQ</w:t>
+            </w:r>
+          </w:p>
+        </w:tc>
+        <w:tc>
+          <w:tcPr>
+            <w:tcW w:type="dxa" w:w="4706"/>
+          </w:tcPr>
+          <w:p>
+            <w:r>
+              <w:rPr>
+                <w:b w:val="0"/>
+                <w:i w:val="0"/>
+                <w:sz w:val="17"/>
+              </w:rPr>
+              <w:t>Attention ! La dépense du ménage de FODE KABA (2000 Fcfa) au cours de 7 derniers jours de Cigarettes, Tabac est relativement élevé.</w:t>
+            </w:r>
+          </w:p>
+        </w:tc>
+      </w:tr>
+      <w:tr>
+        <w:tc>
+          <w:tcPr>
+            <w:tcW w:type="dxa" w:w="964"/>
+          </w:tcPr>
+          <w:p>
+            <w:r>
+              <w:rPr>
+                <w:b/>
+                <w:i w:val="0"/>
+                <w:color w:val="EA580C"/>
+                <w:sz w:val="16"/>
+              </w:rPr>
+              <w:t>Moyenne</w:t>
+            </w:r>
+          </w:p>
+        </w:tc>
+        <w:tc>
+          <w:tcPr>
+            <w:tcW w:type="dxa" w:w="1247"/>
+          </w:tcPr>
+          <w:p>
+            <w:r>
+              <w:rPr>
+                <w:b/>
+                <w:i w:val="0"/>
+                <w:sz w:val="16"/>
+              </w:rPr>
+              <w:t>S09</w:t>
+              <w:br/>
+            </w:r>
+            <w:r>
+              <w:rPr>
+                <w:b w:val="0"/>
+                <w:i w:val="0"/>
+                <w:color w:val="64748B"/>
+                <w:sz w:val="14"/>
+              </w:rPr>
+              <w:t>Dépenses non alimentaires</w:t>
+            </w:r>
+          </w:p>
+        </w:tc>
+        <w:tc>
+          <w:tcPr>
+            <w:tcW w:type="dxa" w:w="1531"/>
+          </w:tcPr>
+          <w:p>
+            <w:r>
+              <w:rPr>
+                <w:b/>
+                <w:i w:val="0"/>
+                <w:color w:val="16A34A"/>
+                <w:sz w:val="16"/>
+              </w:rPr>
+              <w:t>—</w:t>
+            </w:r>
+          </w:p>
+        </w:tc>
+        <w:tc>
+          <w:tcPr>
+            <w:tcW w:type="dxa" w:w="1191"/>
+          </w:tcPr>
+          <w:p>
+            <w:r>
+              <w:rPr>
+                <w:b w:val="0"/>
+                <w:i w:val="0"/>
+                <w:color w:val="64748B"/>
+                <w:sz w:val="16"/>
+              </w:rPr>
+              <w:t>GT-CQ</w:t>
+            </w:r>
+          </w:p>
+        </w:tc>
+        <w:tc>
+          <w:tcPr>
+            <w:tcW w:type="dxa" w:w="4706"/>
+          </w:tcPr>
+          <w:p>
+            <w:r>
+              <w:rPr>
+                <w:b w:val="0"/>
+                <w:i w:val="0"/>
+                <w:sz w:val="17"/>
+              </w:rPr>
+              <w:t>Prière de corriger ou de confirmer avec le QG.</w:t>
+            </w:r>
+          </w:p>
+        </w:tc>
+      </w:tr>
+      <w:tr>
+        <w:tc>
+          <w:tcPr>
+            <w:tcW w:type="dxa" w:w="964"/>
+          </w:tcPr>
+          <w:p>
+            <w:r>
+              <w:rPr>
+                <w:b/>
+                <w:i w:val="0"/>
+                <w:color w:val="EA580C"/>
+                <w:sz w:val="16"/>
+              </w:rPr>
+              <w:t>Moyenne</w:t>
+            </w:r>
+          </w:p>
+        </w:tc>
+        <w:tc>
+          <w:tcPr>
+            <w:tcW w:type="dxa" w:w="1247"/>
+          </w:tcPr>
+          <w:p>
+            <w:r>
+              <w:rPr>
+                <w:b/>
+                <w:i w:val="0"/>
+                <w:sz w:val="16"/>
+              </w:rPr>
+              <w:t>S09</w:t>
+              <w:br/>
+            </w:r>
+            <w:r>
+              <w:rPr>
+                <w:b w:val="0"/>
+                <w:i w:val="0"/>
+                <w:color w:val="64748B"/>
+                <w:sz w:val="14"/>
+              </w:rPr>
+              <w:t>Dépenses non alimentaires</w:t>
+            </w:r>
+          </w:p>
+        </w:tc>
+        <w:tc>
+          <w:tcPr>
+            <w:tcW w:type="dxa" w:w="1531"/>
+          </w:tcPr>
+          <w:p>
+            <w:r>
+              <w:rPr>
+                <w:b/>
+                <w:i w:val="0"/>
+                <w:color w:val="16A34A"/>
+                <w:sz w:val="16"/>
+              </w:rPr>
+              <w:t>—</w:t>
+            </w:r>
+          </w:p>
+        </w:tc>
+        <w:tc>
+          <w:tcPr>
+            <w:tcW w:type="dxa" w:w="1191"/>
+          </w:tcPr>
+          <w:p>
+            <w:r>
+              <w:rPr>
+                <w:b w:val="0"/>
+                <w:i w:val="0"/>
+                <w:color w:val="64748B"/>
+                <w:sz w:val="16"/>
+              </w:rPr>
+              <w:t>GT-CQ</w:t>
+            </w:r>
+          </w:p>
+        </w:tc>
+        <w:tc>
+          <w:tcPr>
+            <w:tcW w:type="dxa" w:w="4706"/>
+          </w:tcPr>
+          <w:p>
+            <w:r>
+              <w:rPr>
+                <w:b w:val="0"/>
+                <w:i w:val="0"/>
+                <w:sz w:val="17"/>
+              </w:rPr>
+              <w:t>Attention ! La dépense du ménage de FODE KABA (3500 Fcfa) au cours de 3 derniers mois de Frais de livraison d'un achat, non inclus dans le prix d'acquisition est relativement élevé.</w:t>
+            </w:r>
+          </w:p>
+        </w:tc>
+      </w:tr>
+      <w:tr>
+        <w:tc>
+          <w:tcPr>
+            <w:tcW w:type="dxa" w:w="964"/>
+          </w:tcPr>
+          <w:p>
+            <w:r>
+              <w:rPr>
+                <w:b/>
+                <w:i w:val="0"/>
+                <w:color w:val="EA580C"/>
+                <w:sz w:val="16"/>
+              </w:rPr>
+              <w:t>Moyenne</w:t>
+            </w:r>
+          </w:p>
+        </w:tc>
+        <w:tc>
+          <w:tcPr>
+            <w:tcW w:type="dxa" w:w="1247"/>
+          </w:tcPr>
+          <w:p>
+            <w:r>
+              <w:rPr>
+                <w:b/>
+                <w:i w:val="0"/>
+                <w:sz w:val="16"/>
+              </w:rPr>
+              <w:t>S09</w:t>
+              <w:br/>
+            </w:r>
+            <w:r>
+              <w:rPr>
+                <w:b w:val="0"/>
+                <w:i w:val="0"/>
+                <w:color w:val="64748B"/>
+                <w:sz w:val="14"/>
+              </w:rPr>
+              <w:t>Dépenses non alimentaires</w:t>
+            </w:r>
+          </w:p>
+        </w:tc>
+        <w:tc>
+          <w:tcPr>
+            <w:tcW w:type="dxa" w:w="1531"/>
+          </w:tcPr>
+          <w:p>
+            <w:r>
+              <w:rPr>
+                <w:b/>
+                <w:i w:val="0"/>
+                <w:color w:val="16A34A"/>
+                <w:sz w:val="16"/>
+              </w:rPr>
+              <w:t>—</w:t>
+            </w:r>
+          </w:p>
+        </w:tc>
+        <w:tc>
+          <w:tcPr>
+            <w:tcW w:type="dxa" w:w="1191"/>
+          </w:tcPr>
+          <w:p>
+            <w:r>
+              <w:rPr>
+                <w:b w:val="0"/>
+                <w:i w:val="0"/>
+                <w:color w:val="64748B"/>
+                <w:sz w:val="16"/>
+              </w:rPr>
+              <w:t>GT-CQ</w:t>
+            </w:r>
+          </w:p>
+        </w:tc>
+        <w:tc>
+          <w:tcPr>
+            <w:tcW w:type="dxa" w:w="4706"/>
+          </w:tcPr>
+          <w:p>
+            <w:r>
+              <w:rPr>
+                <w:b w:val="0"/>
+                <w:i w:val="0"/>
+                <w:sz w:val="17"/>
+              </w:rPr>
+              <w:t>Prière de corriger ou de confirmer avec le QG.</w:t>
+            </w:r>
+          </w:p>
+        </w:tc>
+      </w:tr>
+      <w:tr>
+        <w:tc>
+          <w:tcPr>
+            <w:tcW w:type="dxa" w:w="964"/>
+          </w:tcPr>
+          <w:p>
+            <w:r>
+              <w:rPr>
+                <w:b/>
+                <w:i w:val="0"/>
+                <w:color w:val="EA580C"/>
+                <w:sz w:val="16"/>
+              </w:rPr>
+              <w:t>Moyenne</w:t>
+            </w:r>
+          </w:p>
+        </w:tc>
+        <w:tc>
+          <w:tcPr>
+            <w:tcW w:type="dxa" w:w="1247"/>
+          </w:tcPr>
+          <w:p>
+            <w:r>
+              <w:rPr>
+                <w:b/>
+                <w:i w:val="0"/>
+                <w:sz w:val="16"/>
+              </w:rPr>
+              <w:t>S09</w:t>
+              <w:br/>
+            </w:r>
+            <w:r>
+              <w:rPr>
+                <w:b w:val="0"/>
+                <w:i w:val="0"/>
+                <w:color w:val="64748B"/>
+                <w:sz w:val="14"/>
+              </w:rPr>
+              <w:t>Dépenses non alimentaires</w:t>
+            </w:r>
+          </w:p>
+        </w:tc>
+        <w:tc>
+          <w:tcPr>
+            <w:tcW w:type="dxa" w:w="1531"/>
+          </w:tcPr>
+          <w:p>
+            <w:r>
+              <w:rPr>
+                <w:b/>
+                <w:i w:val="0"/>
+                <w:color w:val="16A34A"/>
+                <w:sz w:val="16"/>
+              </w:rPr>
+              <w:t>—</w:t>
+            </w:r>
+          </w:p>
+        </w:tc>
+        <w:tc>
+          <w:tcPr>
+            <w:tcW w:type="dxa" w:w="1191"/>
+          </w:tcPr>
+          <w:p>
+            <w:r>
+              <w:rPr>
+                <w:b w:val="0"/>
+                <w:i w:val="0"/>
+                <w:color w:val="64748B"/>
+                <w:sz w:val="16"/>
+              </w:rPr>
+              <w:t>GT-CQ</w:t>
+            </w:r>
+          </w:p>
+        </w:tc>
+        <w:tc>
+          <w:tcPr>
+            <w:tcW w:type="dxa" w:w="4706"/>
+          </w:tcPr>
+          <w:p>
+            <w:r>
+              <w:rPr>
+                <w:b w:val="0"/>
+                <w:i w:val="0"/>
+                <w:sz w:val="17"/>
+              </w:rPr>
+              <w:t>Peu plausible! le montant de la dépense (300 Fcfa) pour Frais de confection et de réparation de vêtements homme: ensemble, pantalon, chemise, réparation, location vêtement, etc. semble faible.</w:t>
+            </w:r>
+          </w:p>
+        </w:tc>
+      </w:tr>
+      <w:tr>
+        <w:tc>
+          <w:tcPr>
+            <w:tcW w:type="dxa" w:w="964"/>
+          </w:tcPr>
+          <w:p>
+            <w:r>
+              <w:rPr>
+                <w:b/>
+                <w:i w:val="0"/>
+                <w:color w:val="EA580C"/>
+                <w:sz w:val="16"/>
+              </w:rPr>
+              <w:t>Moyenne</w:t>
+            </w:r>
+          </w:p>
+        </w:tc>
+        <w:tc>
+          <w:tcPr>
+            <w:tcW w:type="dxa" w:w="1247"/>
+          </w:tcPr>
+          <w:p>
+            <w:r>
+              <w:rPr>
+                <w:b/>
+                <w:i w:val="0"/>
+                <w:sz w:val="16"/>
+              </w:rPr>
+              <w:t>S09</w:t>
+              <w:br/>
+            </w:r>
+            <w:r>
+              <w:rPr>
+                <w:b w:val="0"/>
+                <w:i w:val="0"/>
+                <w:color w:val="64748B"/>
+                <w:sz w:val="14"/>
+              </w:rPr>
+              <w:t>Dépenses non alimentaires</w:t>
+            </w:r>
+          </w:p>
+        </w:tc>
+        <w:tc>
+          <w:tcPr>
+            <w:tcW w:type="dxa" w:w="1531"/>
+          </w:tcPr>
+          <w:p>
+            <w:r>
+              <w:rPr>
+                <w:b/>
+                <w:i w:val="0"/>
+                <w:color w:val="16A34A"/>
+                <w:sz w:val="16"/>
+              </w:rPr>
+              <w:t>—</w:t>
+            </w:r>
+          </w:p>
+        </w:tc>
+        <w:tc>
+          <w:tcPr>
+            <w:tcW w:type="dxa" w:w="1191"/>
+          </w:tcPr>
+          <w:p>
+            <w:r>
+              <w:rPr>
+                <w:b w:val="0"/>
+                <w:i w:val="0"/>
+                <w:color w:val="64748B"/>
+                <w:sz w:val="16"/>
+              </w:rPr>
+              <w:t>GT-CQ</w:t>
+            </w:r>
+          </w:p>
+        </w:tc>
+        <w:tc>
+          <w:tcPr>
+            <w:tcW w:type="dxa" w:w="4706"/>
+          </w:tcPr>
+          <w:p>
+            <w:r>
+              <w:rPr>
+                <w:b w:val="0"/>
+                <w:i w:val="0"/>
+                <w:sz w:val="17"/>
+              </w:rPr>
+              <w:t>Veuillez, s'il vous plaît, confirmer cette information avec le QG ou la corriger.</w:t>
+            </w:r>
+          </w:p>
+        </w:tc>
+      </w:tr>
+      <w:tr>
+        <w:tc>
+          <w:tcPr>
+            <w:tcW w:type="dxa" w:w="964"/>
+          </w:tcPr>
+          <w:p>
+            <w:r>
+              <w:rPr>
+                <w:b/>
+                <w:i w:val="0"/>
+                <w:color w:val="EA580C"/>
+                <w:sz w:val="16"/>
+              </w:rPr>
+              <w:t>Moyenne</w:t>
+            </w:r>
+          </w:p>
+        </w:tc>
+        <w:tc>
+          <w:tcPr>
+            <w:tcW w:type="dxa" w:w="1247"/>
+          </w:tcPr>
+          <w:p>
+            <w:r>
+              <w:rPr>
+                <w:b/>
+                <w:i w:val="0"/>
+                <w:sz w:val="16"/>
+              </w:rPr>
+              <w:t>S09</w:t>
+              <w:br/>
+            </w:r>
+            <w:r>
+              <w:rPr>
+                <w:b w:val="0"/>
+                <w:i w:val="0"/>
+                <w:color w:val="64748B"/>
+                <w:sz w:val="14"/>
+              </w:rPr>
+              <w:t>Dépenses non alimentaires</w:t>
+            </w:r>
+          </w:p>
+        </w:tc>
+        <w:tc>
+          <w:tcPr>
+            <w:tcW w:type="dxa" w:w="1531"/>
+          </w:tcPr>
+          <w:p>
+            <w:r>
+              <w:rPr>
+                <w:b/>
+                <w:i w:val="0"/>
+                <w:color w:val="16A34A"/>
+                <w:sz w:val="16"/>
+              </w:rPr>
+              <w:t>—</w:t>
+            </w:r>
+          </w:p>
+        </w:tc>
+        <w:tc>
+          <w:tcPr>
+            <w:tcW w:type="dxa" w:w="1191"/>
+          </w:tcPr>
+          <w:p>
+            <w:r>
+              <w:rPr>
+                <w:b w:val="0"/>
+                <w:i w:val="0"/>
+                <w:color w:val="64748B"/>
+                <w:sz w:val="16"/>
+              </w:rPr>
+              <w:t>GT-CQ</w:t>
+            </w:r>
+          </w:p>
+        </w:tc>
+        <w:tc>
+          <w:tcPr>
+            <w:tcW w:type="dxa" w:w="4706"/>
+          </w:tcPr>
+          <w:p>
+            <w:r>
+              <w:rPr>
+                <w:b w:val="0"/>
+                <w:i w:val="0"/>
+                <w:sz w:val="17"/>
+              </w:rPr>
+              <w:t>Attention ! La dépense du ménage de FODE KABA (300 Fcfa) au cours de 6 derniers mois de Frais de confection et de réparation de vêtements homme: ensemble, pantalon, chemise, réparation, location vêtement, etc.</w:t>
+            </w:r>
+          </w:p>
+        </w:tc>
+      </w:tr>
+      <w:tr>
+        <w:tc>
+          <w:tcPr>
+            <w:tcW w:type="dxa" w:w="964"/>
+          </w:tcPr>
+          <w:p>
+            <w:r>
+              <w:rPr>
+                <w:b/>
+                <w:i w:val="0"/>
+                <w:color w:val="EA580C"/>
+                <w:sz w:val="16"/>
+              </w:rPr>
+              <w:t>Moyenne</w:t>
+            </w:r>
+          </w:p>
+        </w:tc>
+        <w:tc>
+          <w:tcPr>
+            <w:tcW w:type="dxa" w:w="1247"/>
+          </w:tcPr>
+          <w:p>
+            <w:r>
+              <w:rPr>
+                <w:b/>
+                <w:i w:val="0"/>
+                <w:sz w:val="16"/>
+              </w:rPr>
+              <w:t>S09</w:t>
+              <w:br/>
+            </w:r>
+            <w:r>
+              <w:rPr>
+                <w:b w:val="0"/>
+                <w:i w:val="0"/>
+                <w:color w:val="64748B"/>
+                <w:sz w:val="14"/>
+              </w:rPr>
+              <w:t>Dépenses non alimentaires</w:t>
+            </w:r>
+          </w:p>
+        </w:tc>
+        <w:tc>
+          <w:tcPr>
+            <w:tcW w:type="dxa" w:w="1531"/>
+          </w:tcPr>
+          <w:p>
+            <w:r>
+              <w:rPr>
+                <w:b/>
+                <w:i w:val="0"/>
+                <w:color w:val="16A34A"/>
+                <w:sz w:val="16"/>
+              </w:rPr>
+              <w:t>—</w:t>
+            </w:r>
+          </w:p>
+        </w:tc>
+        <w:tc>
+          <w:tcPr>
+            <w:tcW w:type="dxa" w:w="1191"/>
+          </w:tcPr>
+          <w:p>
+            <w:r>
+              <w:rPr>
+                <w:b w:val="0"/>
+                <w:i w:val="0"/>
+                <w:color w:val="64748B"/>
+                <w:sz w:val="16"/>
+              </w:rPr>
+              <w:t>GT-CQ</w:t>
+            </w:r>
+          </w:p>
+        </w:tc>
+        <w:tc>
+          <w:tcPr>
+            <w:tcW w:type="dxa" w:w="4706"/>
+          </w:tcPr>
+          <w:p>
+            <w:r>
+              <w:rPr>
+                <w:b w:val="0"/>
+                <w:i w:val="0"/>
+                <w:sz w:val="17"/>
+              </w:rPr>
+              <w:t>est relativement élevé.</w:t>
+            </w:r>
+          </w:p>
+        </w:tc>
+      </w:tr>
+      <w:tr>
+        <w:tc>
+          <w:tcPr>
+            <w:tcW w:type="dxa" w:w="964"/>
+          </w:tcPr>
+          <w:p>
+            <w:r>
+              <w:rPr>
+                <w:b/>
+                <w:i w:val="0"/>
+                <w:color w:val="EA580C"/>
+                <w:sz w:val="16"/>
+              </w:rPr>
+              <w:t>Moyenne</w:t>
+            </w:r>
+          </w:p>
+        </w:tc>
+        <w:tc>
+          <w:tcPr>
+            <w:tcW w:type="dxa" w:w="1247"/>
+          </w:tcPr>
+          <w:p>
+            <w:r>
+              <w:rPr>
+                <w:b/>
+                <w:i w:val="0"/>
+                <w:sz w:val="16"/>
+              </w:rPr>
+              <w:t>S09</w:t>
+              <w:br/>
+            </w:r>
+            <w:r>
+              <w:rPr>
+                <w:b w:val="0"/>
+                <w:i w:val="0"/>
+                <w:color w:val="64748B"/>
+                <w:sz w:val="14"/>
+              </w:rPr>
+              <w:t>Dépenses non alimentaires</w:t>
+            </w:r>
+          </w:p>
+        </w:tc>
+        <w:tc>
+          <w:tcPr>
+            <w:tcW w:type="dxa" w:w="1531"/>
+          </w:tcPr>
+          <w:p>
+            <w:r>
+              <w:rPr>
+                <w:b/>
+                <w:i w:val="0"/>
+                <w:color w:val="16A34A"/>
+                <w:sz w:val="16"/>
+              </w:rPr>
+              <w:t>—</w:t>
+            </w:r>
+          </w:p>
+        </w:tc>
+        <w:tc>
+          <w:tcPr>
+            <w:tcW w:type="dxa" w:w="1191"/>
+          </w:tcPr>
+          <w:p>
+            <w:r>
+              <w:rPr>
+                <w:b w:val="0"/>
+                <w:i w:val="0"/>
+                <w:color w:val="64748B"/>
+                <w:sz w:val="16"/>
+              </w:rPr>
+              <w:t>GT-CQ</w:t>
+            </w:r>
+          </w:p>
+        </w:tc>
+        <w:tc>
+          <w:tcPr>
+            <w:tcW w:type="dxa" w:w="4706"/>
+          </w:tcPr>
+          <w:p>
+            <w:r>
+              <w:rPr>
+                <w:b w:val="0"/>
+                <w:i w:val="0"/>
+                <w:sz w:val="17"/>
+              </w:rPr>
+              <w:t>Prière de corriger ou de confirmer avec le QG.</w:t>
+            </w:r>
+          </w:p>
+        </w:tc>
+      </w:tr>
+      <w:tr>
+        <w:tc>
+          <w:tcPr>
+            <w:tcW w:type="dxa" w:w="964"/>
+          </w:tcPr>
+          <w:p>
+            <w:r>
+              <w:rPr>
+                <w:b/>
+                <w:i w:val="0"/>
+                <w:color w:val="EA580C"/>
+                <w:sz w:val="16"/>
+              </w:rPr>
+              <w:t>Moyenne</w:t>
+            </w:r>
+          </w:p>
+        </w:tc>
+        <w:tc>
+          <w:tcPr>
+            <w:tcW w:type="dxa" w:w="1247"/>
+          </w:tcPr>
+          <w:p>
+            <w:r>
+              <w:rPr>
+                <w:b/>
+                <w:i w:val="0"/>
+                <w:sz w:val="16"/>
+              </w:rPr>
+              <w:t>S09</w:t>
+              <w:br/>
+            </w:r>
+            <w:r>
+              <w:rPr>
+                <w:b w:val="0"/>
+                <w:i w:val="0"/>
+                <w:color w:val="64748B"/>
+                <w:sz w:val="14"/>
+              </w:rPr>
+              <w:t>Dépenses non alimentaires</w:t>
+            </w:r>
+          </w:p>
+        </w:tc>
+        <w:tc>
+          <w:tcPr>
+            <w:tcW w:type="dxa" w:w="1531"/>
+          </w:tcPr>
+          <w:p>
+            <w:r>
+              <w:rPr>
+                <w:b/>
+                <w:i w:val="0"/>
+                <w:color w:val="16A34A"/>
+                <w:sz w:val="16"/>
+              </w:rPr>
+              <w:t>—</w:t>
+            </w:r>
+          </w:p>
+        </w:tc>
+        <w:tc>
+          <w:tcPr>
+            <w:tcW w:type="dxa" w:w="1191"/>
+          </w:tcPr>
+          <w:p>
+            <w:r>
+              <w:rPr>
+                <w:b w:val="0"/>
+                <w:i w:val="0"/>
+                <w:color w:val="64748B"/>
+                <w:sz w:val="16"/>
+              </w:rPr>
+              <w:t>GT-CQ</w:t>
+            </w:r>
+          </w:p>
+        </w:tc>
+        <w:tc>
+          <w:tcPr>
+            <w:tcW w:type="dxa" w:w="4706"/>
+          </w:tcPr>
+          <w:p>
+            <w:r>
+              <w:rPr>
+                <w:b w:val="0"/>
+                <w:i w:val="0"/>
+                <w:sz w:val="17"/>
+              </w:rPr>
+              <w:t>Attention ! La dépense du ménage de FODE KABA (22000 Fcfa) au cours de 12 derniers mois de Main-d'oeuvre et services d'entretien et de réparation courante du logement  (vidange fosse septique,main d'œuvre pour l'entretien du logement, etc.</w:t>
+            </w:r>
+          </w:p>
+        </w:tc>
+      </w:tr>
+      <w:tr>
+        <w:tc>
+          <w:tcPr>
+            <w:tcW w:type="dxa" w:w="964"/>
+          </w:tcPr>
+          <w:p>
+            <w:r>
+              <w:rPr>
+                <w:b/>
+                <w:i w:val="0"/>
+                <w:color w:val="EA580C"/>
+                <w:sz w:val="16"/>
+              </w:rPr>
+              <w:t>Moyenne</w:t>
+            </w:r>
+          </w:p>
+        </w:tc>
+        <w:tc>
+          <w:tcPr>
+            <w:tcW w:type="dxa" w:w="1247"/>
+          </w:tcPr>
+          <w:p>
+            <w:r>
+              <w:rPr>
+                <w:b/>
+                <w:i w:val="0"/>
+                <w:sz w:val="16"/>
+              </w:rPr>
+              <w:t>S09</w:t>
+              <w:br/>
+            </w:r>
+            <w:r>
+              <w:rPr>
+                <w:b w:val="0"/>
+                <w:i w:val="0"/>
+                <w:color w:val="64748B"/>
+                <w:sz w:val="14"/>
+              </w:rPr>
+              <w:t>Dépenses non alimentaires</w:t>
+            </w:r>
+          </w:p>
+        </w:tc>
+        <w:tc>
+          <w:tcPr>
+            <w:tcW w:type="dxa" w:w="1531"/>
+          </w:tcPr>
+          <w:p>
+            <w:r>
+              <w:rPr>
+                <w:b/>
+                <w:i w:val="0"/>
+                <w:color w:val="16A34A"/>
+                <w:sz w:val="16"/>
+              </w:rPr>
+              <w:t>—</w:t>
+            </w:r>
+          </w:p>
+        </w:tc>
+        <w:tc>
+          <w:tcPr>
+            <w:tcW w:type="dxa" w:w="1191"/>
+          </w:tcPr>
+          <w:p>
+            <w:r>
+              <w:rPr>
+                <w:b w:val="0"/>
+                <w:i w:val="0"/>
+                <w:color w:val="64748B"/>
+                <w:sz w:val="16"/>
+              </w:rPr>
+              <w:t>GT-CQ</w:t>
+            </w:r>
+          </w:p>
+        </w:tc>
+        <w:tc>
+          <w:tcPr>
+            <w:tcW w:type="dxa" w:w="4706"/>
+          </w:tcPr>
+          <w:p>
+            <w:r>
+              <w:rPr>
+                <w:b w:val="0"/>
+                <w:i w:val="0"/>
+                <w:sz w:val="17"/>
+              </w:rPr>
+              <w:t>) est relativement élevé.</w:t>
+            </w:r>
+          </w:p>
+        </w:tc>
+      </w:tr>
+      <w:tr>
+        <w:tc>
+          <w:tcPr>
+            <w:tcW w:type="dxa" w:w="964"/>
+          </w:tcPr>
+          <w:p>
+            <w:r>
+              <w:rPr>
+                <w:b/>
+                <w:i w:val="0"/>
+                <w:color w:val="EA580C"/>
+                <w:sz w:val="16"/>
+              </w:rPr>
+              <w:t>Moyenne</w:t>
+            </w:r>
+          </w:p>
+        </w:tc>
+        <w:tc>
+          <w:tcPr>
+            <w:tcW w:type="dxa" w:w="1247"/>
+          </w:tcPr>
+          <w:p>
+            <w:r>
+              <w:rPr>
+                <w:b/>
+                <w:i w:val="0"/>
+                <w:sz w:val="16"/>
+              </w:rPr>
+              <w:t>S09</w:t>
+              <w:br/>
+            </w:r>
+            <w:r>
+              <w:rPr>
+                <w:b w:val="0"/>
+                <w:i w:val="0"/>
+                <w:color w:val="64748B"/>
+                <w:sz w:val="14"/>
+              </w:rPr>
+              <w:t>Dépenses non alimentaires</w:t>
+            </w:r>
+          </w:p>
+        </w:tc>
+        <w:tc>
+          <w:tcPr>
+            <w:tcW w:type="dxa" w:w="1531"/>
+          </w:tcPr>
+          <w:p>
+            <w:r>
+              <w:rPr>
+                <w:b/>
+                <w:i w:val="0"/>
+                <w:color w:val="16A34A"/>
+                <w:sz w:val="16"/>
+              </w:rPr>
+              <w:t>—</w:t>
+            </w:r>
+          </w:p>
+        </w:tc>
+        <w:tc>
+          <w:tcPr>
+            <w:tcW w:type="dxa" w:w="1191"/>
+          </w:tcPr>
+          <w:p>
+            <w:r>
+              <w:rPr>
+                <w:b w:val="0"/>
+                <w:i w:val="0"/>
+                <w:color w:val="64748B"/>
+                <w:sz w:val="16"/>
+              </w:rPr>
+              <w:t>GT-CQ</w:t>
+            </w:r>
+          </w:p>
+        </w:tc>
+        <w:tc>
+          <w:tcPr>
+            <w:tcW w:type="dxa" w:w="4706"/>
+          </w:tcPr>
+          <w:p>
+            <w:r>
+              <w:rPr>
+                <w:b w:val="0"/>
+                <w:i w:val="0"/>
+                <w:sz w:val="17"/>
+              </w:rPr>
+              <w:t>Prière de corriger ou de confirmer avec le QG.</w:t>
+            </w:r>
+          </w:p>
+        </w:tc>
+      </w:tr>
+      <w:tr>
+        <w:tc>
+          <w:tcPr>
+            <w:tcW w:type="dxa" w:w="964"/>
+          </w:tcPr>
+          <w:p>
+            <w:r>
+              <w:rPr>
+                <w:b/>
+                <w:i w:val="0"/>
+                <w:color w:val="EA580C"/>
+                <w:sz w:val="16"/>
+              </w:rPr>
+              <w:t>Moyenne</w:t>
+            </w:r>
+          </w:p>
+        </w:tc>
+        <w:tc>
+          <w:tcPr>
+            <w:tcW w:type="dxa" w:w="1247"/>
+          </w:tcPr>
+          <w:p>
+            <w:r>
+              <w:rPr>
+                <w:b/>
+                <w:i w:val="0"/>
+                <w:sz w:val="16"/>
+              </w:rPr>
+              <w:t>S09</w:t>
+              <w:br/>
+            </w:r>
+            <w:r>
+              <w:rPr>
+                <w:b w:val="0"/>
+                <w:i w:val="0"/>
+                <w:color w:val="64748B"/>
+                <w:sz w:val="14"/>
+              </w:rPr>
+              <w:t>Dépenses non alimentaires</w:t>
+            </w:r>
+          </w:p>
+        </w:tc>
+        <w:tc>
+          <w:tcPr>
+            <w:tcW w:type="dxa" w:w="1531"/>
+          </w:tcPr>
+          <w:p>
+            <w:r>
+              <w:rPr>
+                <w:b/>
+                <w:i w:val="0"/>
+                <w:color w:val="16A34A"/>
+                <w:sz w:val="16"/>
+              </w:rPr>
+              <w:t>—</w:t>
+            </w:r>
+          </w:p>
+        </w:tc>
+        <w:tc>
+          <w:tcPr>
+            <w:tcW w:type="dxa" w:w="1191"/>
+          </w:tcPr>
+          <w:p>
+            <w:r>
+              <w:rPr>
+                <w:b w:val="0"/>
+                <w:i w:val="0"/>
+                <w:color w:val="64748B"/>
+                <w:sz w:val="16"/>
+              </w:rPr>
+              <w:t>GT-CQ</w:t>
+            </w:r>
+          </w:p>
+        </w:tc>
+        <w:tc>
+          <w:tcPr>
+            <w:tcW w:type="dxa" w:w="4706"/>
+          </w:tcPr>
+          <w:p>
+            <w:r>
+              <w:rPr>
+                <w:b w:val="0"/>
+                <w:i w:val="0"/>
+                <w:sz w:val="17"/>
+              </w:rPr>
+              <w:t>Attention ! La dépense du ménage de FODE KABA (7000 Fcfa) au cours de 12 derniers mois de Produits pour le jardinage (plantes et fleurs ornementales), pas pour l'agriculture est relativement élevé.</w:t>
+            </w:r>
+          </w:p>
+        </w:tc>
+      </w:tr>
+      <w:tr>
+        <w:tc>
+          <w:tcPr>
+            <w:tcW w:type="dxa" w:w="964"/>
+          </w:tcPr>
+          <w:p>
+            <w:r>
+              <w:rPr>
+                <w:b/>
+                <w:i w:val="0"/>
+                <w:color w:val="EA580C"/>
+                <w:sz w:val="16"/>
+              </w:rPr>
+              <w:t>Moyenne</w:t>
             </w:r>
           </w:p>
         </w:tc>
@@ -935,7 +4985,7 @@
                 <w:i w:val="0"/>
                 <w:sz w:val="17"/>
               </w:rPr>
-              <w:t>Incoherence! Dans le ménage de FODE KABA il y a un membre qui detient l'entreprise cultiver des fruits et legumes qui semble être de l'agriculture ou de l'élévage, prière de bien classer la nomenclature de l'entreprise s'il ne s'agit pas de l'agriculture ou de l'élévage.</w:t>
+              <w:t>S'il s'agit de l'agriculture ou l'élévage prière d'enlever cette entreprise (cultiver des fruits et legumes) dans la section 10 et ajouter soit dans la section agriculture ou l'élévage pour éviter le double compte ou incomprehension.</w:t>
             </w:r>
           </w:p>
         </w:tc>
@@ -950,10 +5000,190 @@
               <w:rPr>
                 <w:b/>
                 <w:i w:val="0"/>
-                <w:color w:val="DC2626"/>
+                <w:color w:val="EA580C"/>
                 <w:sz w:val="16"/>
               </w:rPr>
-              <w:t>Haute</w:t>
+              <w:t>Moyenne</w:t>
+            </w:r>
+          </w:p>
+        </w:tc>
+        <w:tc>
+          <w:tcPr>
+            <w:tcW w:type="dxa" w:w="1247"/>
+          </w:tcPr>
+          <w:p>
+            <w:r>
+              <w:rPr>
+                <w:b/>
+                <w:i w:val="0"/>
+                <w:sz w:val="16"/>
+              </w:rPr>
+              <w:t>S10</w:t>
+              <w:br/>
+            </w:r>
+            <w:r>
+              <w:rPr>
+                <w:b w:val="0"/>
+                <w:i w:val="0"/>
+                <w:color w:val="64748B"/>
+                <w:sz w:val="14"/>
+              </w:rPr>
+              <w:t>Logement</w:t>
+            </w:r>
+          </w:p>
+        </w:tc>
+        <w:tc>
+          <w:tcPr>
+            <w:tcW w:type="dxa" w:w="1531"/>
+          </w:tcPr>
+          <w:p>
+            <w:r>
+              <w:rPr>
+                <w:b/>
+                <w:i w:val="0"/>
+                <w:color w:val="16A34A"/>
+                <w:sz w:val="16"/>
+              </w:rPr>
+              <w:t>—</w:t>
+            </w:r>
+          </w:p>
+        </w:tc>
+        <w:tc>
+          <w:tcPr>
+            <w:tcW w:type="dxa" w:w="1191"/>
+          </w:tcPr>
+          <w:p>
+            <w:r>
+              <w:rPr>
+                <w:b w:val="0"/>
+                <w:i w:val="0"/>
+                <w:color w:val="64748B"/>
+                <w:sz w:val="16"/>
+              </w:rPr>
+              <w:t>GT-CQ</w:t>
+            </w:r>
+          </w:p>
+        </w:tc>
+        <w:tc>
+          <w:tcPr>
+            <w:tcW w:type="dxa" w:w="4706"/>
+          </w:tcPr>
+          <w:p>
+            <w:r>
+              <w:rPr>
+                <w:b w:val="0"/>
+                <w:i w:val="0"/>
+                <w:sz w:val="17"/>
+              </w:rPr>
+              <w:t>L'entreprise cultiver des fruits et legumes n'est pas une entreprise de fabrication et pourtant vous avez renseigné soit renseigner la question 10.48 ou 10.49, si vous pensez qu'elle est une entreprise de fabrication prière de reprendre le classement de la nomenclature en 10.17a ou s'elle ne fait de fabrication merci de mettre 0 en 10.48 et 10.49.</w:t>
+            </w:r>
+          </w:p>
+        </w:tc>
+      </w:tr>
+      <w:tr>
+        <w:tc>
+          <w:tcPr>
+            <w:tcW w:type="dxa" w:w="964"/>
+          </w:tcPr>
+          <w:p>
+            <w:r>
+              <w:rPr>
+                <w:b/>
+                <w:i w:val="0"/>
+                <w:color w:val="EA580C"/>
+                <w:sz w:val="16"/>
+              </w:rPr>
+              <w:t>Moyenne</w:t>
+            </w:r>
+          </w:p>
+        </w:tc>
+        <w:tc>
+          <w:tcPr>
+            <w:tcW w:type="dxa" w:w="1247"/>
+          </w:tcPr>
+          <w:p>
+            <w:r>
+              <w:rPr>
+                <w:b/>
+                <w:i w:val="0"/>
+                <w:sz w:val="16"/>
+              </w:rPr>
+              <w:t>S10</w:t>
+              <w:br/>
+            </w:r>
+            <w:r>
+              <w:rPr>
+                <w:b w:val="0"/>
+                <w:i w:val="0"/>
+                <w:color w:val="64748B"/>
+                <w:sz w:val="14"/>
+              </w:rPr>
+              <w:t>Logement</w:t>
+            </w:r>
+          </w:p>
+        </w:tc>
+        <w:tc>
+          <w:tcPr>
+            <w:tcW w:type="dxa" w:w="1531"/>
+          </w:tcPr>
+          <w:p>
+            <w:r>
+              <w:rPr>
+                <w:b/>
+                <w:i w:val="0"/>
+                <w:color w:val="16A34A"/>
+                <w:sz w:val="16"/>
+              </w:rPr>
+              <w:t>—</w:t>
+            </w:r>
+          </w:p>
+        </w:tc>
+        <w:tc>
+          <w:tcPr>
+            <w:tcW w:type="dxa" w:w="1191"/>
+          </w:tcPr>
+          <w:p>
+            <w:r>
+              <w:rPr>
+                <w:b w:val="0"/>
+                <w:i w:val="0"/>
+                <w:color w:val="64748B"/>
+                <w:sz w:val="16"/>
+              </w:rPr>
+              <w:t>GT-CQ</w:t>
+            </w:r>
+          </w:p>
+        </w:tc>
+        <w:tc>
+          <w:tcPr>
+            <w:tcW w:type="dxa" w:w="4706"/>
+          </w:tcPr>
+          <w:p>
+            <w:r>
+              <w:rPr>
+                <w:b w:val="0"/>
+                <w:i w:val="0"/>
+                <w:sz w:val="17"/>
+              </w:rPr>
+              <w:t>Mettre soit le montant en 10.46 et 10.47 s'elle fait de commerce ou mettre en 10.50 s'elle rend service.</w:t>
+            </w:r>
+          </w:p>
+        </w:tc>
+      </w:tr>
+      <w:tr>
+        <w:tc>
+          <w:tcPr>
+            <w:tcW w:type="dxa" w:w="964"/>
+          </w:tcPr>
+          <w:p>
+            <w:r>
+              <w:rPr>
+                <w:b/>
+                <w:i w:val="0"/>
+                <w:color w:val="EA580C"/>
+                <w:sz w:val="16"/>
+              </w:rPr>
+              <w:t>Moyenne</w:t>
             </w:r>
           </w:p>
         </w:tc>
@@ -994,7 +5224,7 @@
                 <w:color w:val="16A34A"/>
                 <w:sz w:val="16"/>
               </w:rPr>
-              <w:t>s01q36, s01q38, s04q24, s02q13, s11q35a, s11q35b_code</w:t>
+              <w:t>—</w:t>
             </w:r>
           </w:p>
         </w:tc>
@@ -1025,7 +5255,7 @@
                 <w:i w:val="0"/>
                 <w:sz w:val="17"/>
               </w:rPr>
-              <w:t>Le montant de la dernière facture d'électricité est de 45000 FCFA Tous les 2 mois qui semble incohérent, Prière de vérifier les questions 11.35a et 11.35b auprès du ménage ou confirmer.</w:t>
+              <w:t>Attention!!! Les ménages vivants dans un(e) Maison Basse à TAMBACOUNDA Urbain ont généralement comme principal matériau du toit le/la Tôles, mais celui du ménage de FODE KABA (Dalle en ciment) diffère de celui-ci.</w:t>
             </w:r>
           </w:p>
         </w:tc>
@@ -1040,10 +5270,10 @@
               <w:rPr>
                 <w:b/>
                 <w:i w:val="0"/>
-                <w:color w:val="DC2626"/>
+                <w:color w:val="EA580C"/>
                 <w:sz w:val="16"/>
               </w:rPr>
-              <w:t>Haute</w:t>
+              <w:t>Moyenne</w:t>
             </w:r>
           </w:p>
         </w:tc>
@@ -1058,7 +5288,7 @@
                 <w:i w:val="0"/>
                 <w:sz w:val="16"/>
               </w:rPr>
-              <w:t>S16</w:t>
+              <w:t>S11</w:t>
               <w:br/>
             </w:r>
             <w:r>
@@ -1068,7 +5298,7 @@
                 <w:color w:val="64748B"/>
                 <w:sz w:val="14"/>
               </w:rPr>
-              <w:t>Agriculture</w:t>
+              <w:t>Logement / cadre de vie</w:t>
             </w:r>
           </w:p>
         </w:tc>
@@ -1084,7 +5314,7 @@
                 <w:color w:val="16A34A"/>
                 <w:sz w:val="16"/>
               </w:rPr>
-              <w:t>s16aq00, s01q00b, s04q35e_code</w:t>
+              <w:t>—</w:t>
             </w:r>
           </w:p>
         </w:tc>
@@ -1115,7 +5345,7 @@
                 <w:i w:val="0"/>
                 <w:sz w:val="17"/>
               </w:rPr>
-              <w:t>Incoherent!!! Diagry Aly kaba est un Agriculteurs et ouvriers qualifiés, cultures de plein champ mais ne pratique de l'agriculture, prière de reprendre la section 16a ou fournir des explications concrètes.</w:t>
+              <w:t>Prière de vérifier pour être sûr que vous avez choisi les bonnes modalités des questions 11.01 et 11.19.</w:t>
             </w:r>
           </w:p>
         </w:tc>
@@ -1130,10 +5360,10 @@
               <w:rPr>
                 <w:b/>
                 <w:i w:val="0"/>
-                <w:color w:val="DC2626"/>
+                <w:color w:val="EA580C"/>
                 <w:sz w:val="16"/>
               </w:rPr>
-              <w:t>Haute</w:t>
+              <w:t>Moyenne</w:t>
             </w:r>
           </w:p>
         </w:tc>
@@ -1148,7 +5378,7 @@
                 <w:i w:val="0"/>
                 <w:sz w:val="16"/>
               </w:rPr>
-              <w:t>S16</w:t>
+              <w:t>S11</w:t>
               <w:br/>
             </w:r>
             <w:r>
@@ -1158,7 +5388,7 @@
                 <w:color w:val="64748B"/>
                 <w:sz w:val="14"/>
               </w:rPr>
-              <w:t>Agriculture</w:t>
+              <w:t>Logement / cadre de vie</w:t>
             </w:r>
           </w:p>
         </w:tc>
@@ -1174,7 +5404,7 @@
                 <w:color w:val="16A34A"/>
                 <w:sz w:val="16"/>
               </w:rPr>
-              <w:t>s16aq00, s01q00b, s04q35e_code</w:t>
+              <w:t>—</w:t>
             </w:r>
           </w:p>
         </w:tc>
@@ -1205,7 +5435,7 @@
                 <w:i w:val="0"/>
                 <w:sz w:val="17"/>
               </w:rPr>
-              <w:t>Incoherent!!! Fode Kaba est un Agriculteurs et ouvriers qualifiés, cultures de plein champ mais ne pratique de l'agriculture, prière de reprendre la section 16a ou fournir des explications concrètes.</w:t>
+              <w:t>Merci de ne pas corriger si vous êtes sûr de celui donné par le ménage et observé par vous.</w:t>
             </w:r>
           </w:p>
         </w:tc>
@@ -1220,10 +5450,10 @@
               <w:rPr>
                 <w:b/>
                 <w:i w:val="0"/>
-                <w:color w:val="DC2626"/>
+                <w:color w:val="EA580C"/>
                 <w:sz w:val="16"/>
               </w:rPr>
-              <w:t>Haute</w:t>
+              <w:t>Moyenne</w:t>
             </w:r>
           </w:p>
         </w:tc>
@@ -1238,7 +5468,7 @@
                 <w:i w:val="0"/>
                 <w:sz w:val="16"/>
               </w:rPr>
-              <w:t>S16</w:t>
+              <w:t>S11</w:t>
               <w:br/>
             </w:r>
             <w:r>
@@ -1248,7 +5478,7 @@
                 <w:color w:val="64748B"/>
                 <w:sz w:val="14"/>
               </w:rPr>
-              <w:t>Agriculture</w:t>
+              <w:t>Logement / cadre de vie</w:t>
             </w:r>
           </w:p>
         </w:tc>
@@ -1264,7 +5494,7 @@
                 <w:color w:val="16A34A"/>
                 <w:sz w:val="16"/>
               </w:rPr>
-              <w:t>s16aq00, s01q00b, s04q35e_code</w:t>
+              <w:t>—</w:t>
             </w:r>
           </w:p>
         </w:tc>
@@ -1295,4507 +5525,7 @@
                 <w:i w:val="0"/>
                 <w:sz w:val="17"/>
               </w:rPr>
-              <w:t>Incoherent!!! lassana kaba est un Agriculteurs et ouvriers qualifiés, cultures de plein champ mais ne pratique de l'agriculture, prière de reprendre la section 16a ou fournir des explications concrètes.</w:t>
-            </w:r>
-          </w:p>
-        </w:tc>
-      </w:tr>
-      <w:tr>
-        <w:tc>
-          <w:tcPr>
-            <w:tcW w:type="dxa" w:w="964"/>
-          </w:tcPr>
-          <w:p>
-            <w:r>
-              <w:rPr>
-                <w:b/>
-                <w:i w:val="0"/>
-                <w:color w:val="DC2626"/>
-                <w:sz w:val="16"/>
-              </w:rPr>
-              <w:t>Haute</w:t>
-            </w:r>
-          </w:p>
-        </w:tc>
-        <w:tc>
-          <w:tcPr>
-            <w:tcW w:type="dxa" w:w="1247"/>
-          </w:tcPr>
-          <w:p>
-            <w:r>
-              <w:rPr>
-                <w:b/>
-                <w:i w:val="0"/>
-                <w:sz w:val="16"/>
-              </w:rPr>
-              <w:t>S20</w:t>
-              <w:br/>
-            </w:r>
-            <w:r>
-              <w:rPr>
-                <w:b w:val="0"/>
-                <w:i w:val="0"/>
-                <w:color w:val="64748B"/>
-                <w:sz w:val="14"/>
-              </w:rPr>
-              <w:t>Gouvernance / autres</w:t>
-            </w:r>
-          </w:p>
-        </w:tc>
-        <w:tc>
-          <w:tcPr>
-            <w:tcW w:type="dxa" w:w="1531"/>
-          </w:tcPr>
-          <w:p>
-            <w:r>
-              <w:rPr>
-                <w:b/>
-                <w:i w:val="0"/>
-                <w:color w:val="16A34A"/>
-                <w:sz w:val="16"/>
-              </w:rPr>
-              <w:t>—</w:t>
-            </w:r>
-          </w:p>
-        </w:tc>
-        <w:tc>
-          <w:tcPr>
-            <w:tcW w:type="dxa" w:w="1191"/>
-          </w:tcPr>
-          <w:p>
-            <w:r>
-              <w:rPr>
-                <w:b w:val="0"/>
-                <w:i w:val="0"/>
-                <w:color w:val="64748B"/>
-                <w:sz w:val="16"/>
-              </w:rPr>
-              <w:t>GT-CQ</w:t>
-            </w:r>
-          </w:p>
-        </w:tc>
-        <w:tc>
-          <w:tcPr>
-            <w:tcW w:type="dxa" w:w="4706"/>
-          </w:tcPr>
-          <w:p>
-            <w:r>
-              <w:rPr>
-                <w:b w:val="0"/>
-                <w:i w:val="0"/>
-                <w:sz w:val="17"/>
-              </w:rPr>
-              <w:t>Incohérence détectée ! Le ménage a précédemment déclaré vivre « Bien » ou « Assez bien » selon son revenu en 20A.02.</w:t>
-            </w:r>
-          </w:p>
-        </w:tc>
-      </w:tr>
-      <w:tr>
-        <w:tc>
-          <w:tcPr>
-            <w:tcW w:type="dxa" w:w="964"/>
-          </w:tcPr>
-          <w:p>
-            <w:r>
-              <w:rPr>
-                <w:b/>
-                <w:i w:val="0"/>
-                <w:color w:val="EA580C"/>
-                <w:sz w:val="16"/>
-              </w:rPr>
-              <w:t>Moyenne</w:t>
-            </w:r>
-          </w:p>
-        </w:tc>
-        <w:tc>
-          <w:tcPr>
-            <w:tcW w:type="dxa" w:w="1247"/>
-          </w:tcPr>
-          <w:p>
-            <w:r>
-              <w:rPr>
-                <w:b/>
-                <w:i w:val="0"/>
-                <w:sz w:val="16"/>
-              </w:rPr>
-              <w:t>S00</w:t>
-              <w:br/>
-            </w:r>
-            <w:r>
-              <w:rPr>
-                <w:b w:val="0"/>
-                <w:i w:val="0"/>
-                <w:color w:val="64748B"/>
-                <w:sz w:val="14"/>
-              </w:rPr>
-              <w:t>Identification</w:t>
-            </w:r>
-          </w:p>
-        </w:tc>
-        <w:tc>
-          <w:tcPr>
-            <w:tcW w:type="dxa" w:w="1531"/>
-          </w:tcPr>
-          <w:p>
-            <w:r>
-              <w:rPr>
-                <w:b/>
-                <w:i w:val="0"/>
-                <w:color w:val="16A34A"/>
-                <w:sz w:val="16"/>
-              </w:rPr>
-              <w:t>s00q27</w:t>
-            </w:r>
-          </w:p>
-        </w:tc>
-        <w:tc>
-          <w:tcPr>
-            <w:tcW w:type="dxa" w:w="1191"/>
-          </w:tcPr>
-          <w:p>
-            <w:r>
-              <w:rPr>
-                <w:b w:val="0"/>
-                <w:i w:val="0"/>
-                <w:color w:val="64748B"/>
-                <w:sz w:val="16"/>
-              </w:rPr>
-              <w:t>GT-CQ</w:t>
-            </w:r>
-          </w:p>
-        </w:tc>
-        <w:tc>
-          <w:tcPr>
-            <w:tcW w:type="dxa" w:w="4706"/>
-          </w:tcPr>
-          <w:p>
-            <w:r>
-              <w:rPr>
-                <w:b w:val="0"/>
-                <w:i w:val="0"/>
-                <w:sz w:val="17"/>
-              </w:rPr>
-              <w:t>Le questionnaire semble ne pas être complètement fini mais le questionnaire est en statut complet, prière de compléter le questionnaire.</w:t>
-            </w:r>
-          </w:p>
-        </w:tc>
-      </w:tr>
-      <w:tr>
-        <w:tc>
-          <w:tcPr>
-            <w:tcW w:type="dxa" w:w="964"/>
-          </w:tcPr>
-          <w:p>
-            <w:r>
-              <w:rPr>
-                <w:b/>
-                <w:i w:val="0"/>
-                <w:color w:val="EA580C"/>
-                <w:sz w:val="16"/>
-              </w:rPr>
-              <w:t>Moyenne</w:t>
-            </w:r>
-          </w:p>
-        </w:tc>
-        <w:tc>
-          <w:tcPr>
-            <w:tcW w:type="dxa" w:w="1247"/>
-          </w:tcPr>
-          <w:p>
-            <w:r>
-              <w:rPr>
-                <w:b/>
-                <w:i w:val="0"/>
-                <w:sz w:val="16"/>
-              </w:rPr>
-              <w:t>S00</w:t>
-              <w:br/>
-            </w:r>
-            <w:r>
-              <w:rPr>
-                <w:b w:val="0"/>
-                <w:i w:val="0"/>
-                <w:color w:val="64748B"/>
-                <w:sz w:val="14"/>
-              </w:rPr>
-              <w:t>Identification</w:t>
-            </w:r>
-          </w:p>
-        </w:tc>
-        <w:tc>
-          <w:tcPr>
-            <w:tcW w:type="dxa" w:w="1531"/>
-          </w:tcPr>
-          <w:p>
-            <w:r>
-              <w:rPr>
-                <w:b/>
-                <w:i w:val="0"/>
-                <w:color w:val="16A34A"/>
-                <w:sz w:val="16"/>
-              </w:rPr>
-              <w:t>—</w:t>
-            </w:r>
-          </w:p>
-        </w:tc>
-        <w:tc>
-          <w:tcPr>
-            <w:tcW w:type="dxa" w:w="1191"/>
-          </w:tcPr>
-          <w:p>
-            <w:r>
-              <w:rPr>
-                <w:b w:val="0"/>
-                <w:i w:val="0"/>
-                <w:color w:val="64748B"/>
-                <w:sz w:val="16"/>
-              </w:rPr>
-              <w:t>GT-CQ</w:t>
-            </w:r>
-          </w:p>
-        </w:tc>
-        <w:tc>
-          <w:tcPr>
-            <w:tcW w:type="dxa" w:w="4706"/>
-          </w:tcPr>
-          <w:p>
-            <w:r>
-              <w:rPr>
-                <w:b w:val="0"/>
-                <w:i w:val="0"/>
-                <w:sz w:val="17"/>
-              </w:rPr>
-              <w:t>L'adresse ou la localisation du ménage doit être bien renseignée, ne doit pas contenir des numéros de téléphone et elle semble courte pour être une adresse.</w:t>
-            </w:r>
-          </w:p>
-        </w:tc>
-      </w:tr>
-      <w:tr>
-        <w:tc>
-          <w:tcPr>
-            <w:tcW w:type="dxa" w:w="964"/>
-          </w:tcPr>
-          <w:p>
-            <w:r>
-              <w:rPr>
-                <w:b/>
-                <w:i w:val="0"/>
-                <w:color w:val="EA580C"/>
-                <w:sz w:val="16"/>
-              </w:rPr>
-              <w:t>Moyenne</w:t>
-            </w:r>
-          </w:p>
-        </w:tc>
-        <w:tc>
-          <w:tcPr>
-            <w:tcW w:type="dxa" w:w="1247"/>
-          </w:tcPr>
-          <w:p>
-            <w:r>
-              <w:rPr>
-                <w:b/>
-                <w:i w:val="0"/>
-                <w:sz w:val="16"/>
-              </w:rPr>
-              <w:t>S00</w:t>
-              <w:br/>
-            </w:r>
-            <w:r>
-              <w:rPr>
-                <w:b w:val="0"/>
-                <w:i w:val="0"/>
-                <w:color w:val="64748B"/>
-                <w:sz w:val="14"/>
-              </w:rPr>
-              <w:t>Identification</w:t>
-            </w:r>
-          </w:p>
-        </w:tc>
-        <w:tc>
-          <w:tcPr>
-            <w:tcW w:type="dxa" w:w="1531"/>
-          </w:tcPr>
-          <w:p>
-            <w:r>
-              <w:rPr>
-                <w:b/>
-                <w:i w:val="0"/>
-                <w:color w:val="16A34A"/>
-                <w:sz w:val="16"/>
-              </w:rPr>
-              <w:t>s00q12a, s00q12b</w:t>
-            </w:r>
-          </w:p>
-        </w:tc>
-        <w:tc>
-          <w:tcPr>
-            <w:tcW w:type="dxa" w:w="1191"/>
-          </w:tcPr>
-          <w:p>
-            <w:r>
-              <w:rPr>
-                <w:b w:val="0"/>
-                <w:i w:val="0"/>
-                <w:color w:val="64748B"/>
-                <w:sz w:val="16"/>
-              </w:rPr>
-              <w:t>GT-CQ</w:t>
-            </w:r>
-          </w:p>
-        </w:tc>
-        <w:tc>
-          <w:tcPr>
-            <w:tcW w:type="dxa" w:w="4706"/>
-          </w:tcPr>
-          <w:p>
-            <w:r>
-              <w:rPr>
-                <w:b w:val="0"/>
-                <w:i w:val="0"/>
-                <w:sz w:val="17"/>
-              </w:rPr>
-              <w:t>Prière de renseigner la bonne adresse.Attention! Veillez bien renseigner le deuxième numero du chef de ménage(0.12b).</w:t>
-            </w:r>
-          </w:p>
-        </w:tc>
-      </w:tr>
-      <w:tr>
-        <w:tc>
-          <w:tcPr>
-            <w:tcW w:type="dxa" w:w="964"/>
-          </w:tcPr>
-          <w:p>
-            <w:r>
-              <w:rPr>
-                <w:b/>
-                <w:i w:val="0"/>
-                <w:color w:val="EA580C"/>
-                <w:sz w:val="16"/>
-              </w:rPr>
-              <w:t>Moyenne</w:t>
-            </w:r>
-          </w:p>
-        </w:tc>
-        <w:tc>
-          <w:tcPr>
-            <w:tcW w:type="dxa" w:w="1247"/>
-          </w:tcPr>
-          <w:p>
-            <w:r>
-              <w:rPr>
-                <w:b/>
-                <w:i w:val="0"/>
-                <w:sz w:val="16"/>
-              </w:rPr>
-              <w:t>S01</w:t>
-              <w:br/>
-            </w:r>
-            <w:r>
-              <w:rPr>
-                <w:b w:val="0"/>
-                <w:i w:val="0"/>
-                <w:color w:val="64748B"/>
-                <w:sz w:val="14"/>
-              </w:rPr>
-              <w:t>Démographie</w:t>
-            </w:r>
-          </w:p>
-        </w:tc>
-        <w:tc>
-          <w:tcPr>
-            <w:tcW w:type="dxa" w:w="1531"/>
-          </w:tcPr>
-          <w:p>
-            <w:r>
-              <w:rPr>
-                <w:b/>
-                <w:i w:val="0"/>
-                <w:color w:val="16A34A"/>
-                <w:sz w:val="16"/>
-              </w:rPr>
-              <w:t>s01q00</w:t>
-            </w:r>
-          </w:p>
-        </w:tc>
-        <w:tc>
-          <w:tcPr>
-            <w:tcW w:type="dxa" w:w="1191"/>
-          </w:tcPr>
-          <w:p>
-            <w:r>
-              <w:rPr>
-                <w:b w:val="0"/>
-                <w:i w:val="0"/>
-                <w:color w:val="64748B"/>
-                <w:sz w:val="16"/>
-              </w:rPr>
-              <w:t>GT-CQ</w:t>
-            </w:r>
-          </w:p>
-        </w:tc>
-        <w:tc>
-          <w:tcPr>
-            <w:tcW w:type="dxa" w:w="4706"/>
-          </w:tcPr>
-          <w:p>
-            <w:r>
-              <w:rPr>
-                <w:b w:val="0"/>
-                <w:i w:val="0"/>
-                <w:sz w:val="17"/>
-              </w:rPr>
-              <w:t>Attention ! Vous avez déclaré en s01q00 que le répondant est la personne elle-même, or Farmata yalamata kaba est trop jeune (1 ans) pour fournir des informations correctes.</w:t>
-            </w:r>
-          </w:p>
-        </w:tc>
-      </w:tr>
-      <w:tr>
-        <w:tc>
-          <w:tcPr>
-            <w:tcW w:type="dxa" w:w="964"/>
-          </w:tcPr>
-          <w:p>
-            <w:r>
-              <w:rPr>
-                <w:b/>
-                <w:i w:val="0"/>
-                <w:color w:val="EA580C"/>
-                <w:sz w:val="16"/>
-              </w:rPr>
-              <w:t>Moyenne</w:t>
-            </w:r>
-          </w:p>
-        </w:tc>
-        <w:tc>
-          <w:tcPr>
-            <w:tcW w:type="dxa" w:w="1247"/>
-          </w:tcPr>
-          <w:p>
-            <w:r>
-              <w:rPr>
-                <w:b/>
-                <w:i w:val="0"/>
-                <w:sz w:val="16"/>
-              </w:rPr>
-              <w:t>S01</w:t>
-              <w:br/>
-            </w:r>
-            <w:r>
-              <w:rPr>
-                <w:b w:val="0"/>
-                <w:i w:val="0"/>
-                <w:color w:val="64748B"/>
-                <w:sz w:val="14"/>
-              </w:rPr>
-              <w:t>Démographie</w:t>
-            </w:r>
-          </w:p>
-        </w:tc>
-        <w:tc>
-          <w:tcPr>
-            <w:tcW w:type="dxa" w:w="1531"/>
-          </w:tcPr>
-          <w:p>
-            <w:r>
-              <w:rPr>
-                <w:b/>
-                <w:i w:val="0"/>
-                <w:color w:val="16A34A"/>
-                <w:sz w:val="16"/>
-              </w:rPr>
-              <w:t>—</w:t>
-            </w:r>
-          </w:p>
-        </w:tc>
-        <w:tc>
-          <w:tcPr>
-            <w:tcW w:type="dxa" w:w="1191"/>
-          </w:tcPr>
-          <w:p>
-            <w:r>
-              <w:rPr>
-                <w:b w:val="0"/>
-                <w:i w:val="0"/>
-                <w:color w:val="64748B"/>
-                <w:sz w:val="16"/>
-              </w:rPr>
-              <w:t>GT-CQ</w:t>
-            </w:r>
-          </w:p>
-        </w:tc>
-        <w:tc>
-          <w:tcPr>
-            <w:tcW w:type="dxa" w:w="4706"/>
-          </w:tcPr>
-          <w:p>
-            <w:r>
-              <w:rPr>
-                <w:b w:val="0"/>
-                <w:i w:val="0"/>
-                <w:sz w:val="17"/>
-              </w:rPr>
-              <w:t>Prière de refaire la section 1 pour Farmata yalamata kaba en demandant à un adulte de répondre aux questions à sa place.</w:t>
-            </w:r>
-          </w:p>
-        </w:tc>
-      </w:tr>
-      <w:tr>
-        <w:tc>
-          <w:tcPr>
-            <w:tcW w:type="dxa" w:w="964"/>
-          </w:tcPr>
-          <w:p>
-            <w:r>
-              <w:rPr>
-                <w:b/>
-                <w:i w:val="0"/>
-                <w:color w:val="EA580C"/>
-                <w:sz w:val="16"/>
-              </w:rPr>
-              <w:t>Moyenne</w:t>
-            </w:r>
-          </w:p>
-        </w:tc>
-        <w:tc>
-          <w:tcPr>
-            <w:tcW w:type="dxa" w:w="1247"/>
-          </w:tcPr>
-          <w:p>
-            <w:r>
-              <w:rPr>
-                <w:b/>
-                <w:i w:val="0"/>
-                <w:sz w:val="16"/>
-              </w:rPr>
-              <w:t>S01</w:t>
-              <w:br/>
-            </w:r>
-            <w:r>
-              <w:rPr>
-                <w:b w:val="0"/>
-                <w:i w:val="0"/>
-                <w:color w:val="64748B"/>
-                <w:sz w:val="14"/>
-              </w:rPr>
-              <w:t>Démographie</w:t>
-            </w:r>
-          </w:p>
-        </w:tc>
-        <w:tc>
-          <w:tcPr>
-            <w:tcW w:type="dxa" w:w="1531"/>
-          </w:tcPr>
-          <w:p>
-            <w:r>
-              <w:rPr>
-                <w:b/>
-                <w:i w:val="0"/>
-                <w:color w:val="16A34A"/>
-                <w:sz w:val="16"/>
-              </w:rPr>
-              <w:t>s01q00</w:t>
-            </w:r>
-          </w:p>
-        </w:tc>
-        <w:tc>
-          <w:tcPr>
-            <w:tcW w:type="dxa" w:w="1191"/>
-          </w:tcPr>
-          <w:p>
-            <w:r>
-              <w:rPr>
-                <w:b w:val="0"/>
-                <w:i w:val="0"/>
-                <w:color w:val="64748B"/>
-                <w:sz w:val="16"/>
-              </w:rPr>
-              <w:t>GT-CQ</w:t>
-            </w:r>
-          </w:p>
-        </w:tc>
-        <w:tc>
-          <w:tcPr>
-            <w:tcW w:type="dxa" w:w="4706"/>
-          </w:tcPr>
-          <w:p>
-            <w:r>
-              <w:rPr>
-                <w:b w:val="0"/>
-                <w:i w:val="0"/>
-                <w:sz w:val="17"/>
-              </w:rPr>
-              <w:t>Attention ! Vous avez déclaré en s01q00 que le répondant est la personne elle-même, or cheikh abdoulaye kaba est trop jeune (3 ans) pour fournir des informations correctes.</w:t>
-            </w:r>
-          </w:p>
-        </w:tc>
-      </w:tr>
-      <w:tr>
-        <w:tc>
-          <w:tcPr>
-            <w:tcW w:type="dxa" w:w="964"/>
-          </w:tcPr>
-          <w:p>
-            <w:r>
-              <w:rPr>
-                <w:b/>
-                <w:i w:val="0"/>
-                <w:color w:val="EA580C"/>
-                <w:sz w:val="16"/>
-              </w:rPr>
-              <w:t>Moyenne</w:t>
-            </w:r>
-          </w:p>
-        </w:tc>
-        <w:tc>
-          <w:tcPr>
-            <w:tcW w:type="dxa" w:w="1247"/>
-          </w:tcPr>
-          <w:p>
-            <w:r>
-              <w:rPr>
-                <w:b/>
-                <w:i w:val="0"/>
-                <w:sz w:val="16"/>
-              </w:rPr>
-              <w:t>S01</w:t>
-              <w:br/>
-            </w:r>
-            <w:r>
-              <w:rPr>
-                <w:b w:val="0"/>
-                <w:i w:val="0"/>
-                <w:color w:val="64748B"/>
-                <w:sz w:val="14"/>
-              </w:rPr>
-              <w:t>Démographie</w:t>
-            </w:r>
-          </w:p>
-        </w:tc>
-        <w:tc>
-          <w:tcPr>
-            <w:tcW w:type="dxa" w:w="1531"/>
-          </w:tcPr>
-          <w:p>
-            <w:r>
-              <w:rPr>
-                <w:b/>
-                <w:i w:val="0"/>
-                <w:color w:val="16A34A"/>
-                <w:sz w:val="16"/>
-              </w:rPr>
-              <w:t>—</w:t>
-            </w:r>
-          </w:p>
-        </w:tc>
-        <w:tc>
-          <w:tcPr>
-            <w:tcW w:type="dxa" w:w="1191"/>
-          </w:tcPr>
-          <w:p>
-            <w:r>
-              <w:rPr>
-                <w:b w:val="0"/>
-                <w:i w:val="0"/>
-                <w:color w:val="64748B"/>
-                <w:sz w:val="16"/>
-              </w:rPr>
-              <w:t>GT-CQ</w:t>
-            </w:r>
-          </w:p>
-        </w:tc>
-        <w:tc>
-          <w:tcPr>
-            <w:tcW w:type="dxa" w:w="4706"/>
-          </w:tcPr>
-          <w:p>
-            <w:r>
-              <w:rPr>
-                <w:b w:val="0"/>
-                <w:i w:val="0"/>
-                <w:sz w:val="17"/>
-              </w:rPr>
-              <w:t>Prière de refaire la section 1 pour cheikh abdoulaye kaba en demandant à un adulte de répondre aux questions à sa place.</w:t>
-            </w:r>
-          </w:p>
-        </w:tc>
-      </w:tr>
-      <w:tr>
-        <w:tc>
-          <w:tcPr>
-            <w:tcW w:type="dxa" w:w="964"/>
-          </w:tcPr>
-          <w:p>
-            <w:r>
-              <w:rPr>
-                <w:b/>
-                <w:i w:val="0"/>
-                <w:color w:val="EA580C"/>
-                <w:sz w:val="16"/>
-              </w:rPr>
-              <w:t>Moyenne</w:t>
-            </w:r>
-          </w:p>
-        </w:tc>
-        <w:tc>
-          <w:tcPr>
-            <w:tcW w:type="dxa" w:w="1247"/>
-          </w:tcPr>
-          <w:p>
-            <w:r>
-              <w:rPr>
-                <w:b/>
-                <w:i w:val="0"/>
-                <w:sz w:val="16"/>
-              </w:rPr>
-              <w:t>S01</w:t>
-              <w:br/>
-            </w:r>
-            <w:r>
-              <w:rPr>
-                <w:b w:val="0"/>
-                <w:i w:val="0"/>
-                <w:color w:val="64748B"/>
-                <w:sz w:val="14"/>
-              </w:rPr>
-              <w:t>Démographie</w:t>
-            </w:r>
-          </w:p>
-        </w:tc>
-        <w:tc>
-          <w:tcPr>
-            <w:tcW w:type="dxa" w:w="1531"/>
-          </w:tcPr>
-          <w:p>
-            <w:r>
-              <w:rPr>
-                <w:b/>
-                <w:i w:val="0"/>
-                <w:color w:val="16A34A"/>
-                <w:sz w:val="16"/>
-              </w:rPr>
-              <w:t>s00q28, s01q28, s01q29, s01q30, s01q00b</w:t>
-            </w:r>
-          </w:p>
-        </w:tc>
-        <w:tc>
-          <w:tcPr>
-            <w:tcW w:type="dxa" w:w="1191"/>
-          </w:tcPr>
-          <w:p>
-            <w:r>
-              <w:rPr>
-                <w:b w:val="0"/>
-                <w:i w:val="0"/>
-                <w:color w:val="64748B"/>
-                <w:sz w:val="16"/>
-              </w:rPr>
-              <w:t>GT-CQ</w:t>
-            </w:r>
-          </w:p>
-        </w:tc>
-        <w:tc>
-          <w:tcPr>
-            <w:tcW w:type="dxa" w:w="4706"/>
-          </w:tcPr>
-          <w:p>
-            <w:r>
-              <w:rPr>
-                <w:b w:val="0"/>
-                <w:i w:val="0"/>
-                <w:sz w:val="17"/>
-              </w:rPr>
-              <w:t>Les catégories socioprofessionnelles du père biologique de  Fode Kaba  ne sont pas coherentes, prière de corriger.</w:t>
-            </w:r>
-          </w:p>
-        </w:tc>
-      </w:tr>
-      <w:tr>
-        <w:tc>
-          <w:tcPr>
-            <w:tcW w:type="dxa" w:w="964"/>
-          </w:tcPr>
-          <w:p>
-            <w:r>
-              <w:rPr>
-                <w:b/>
-                <w:i w:val="0"/>
-                <w:color w:val="EA580C"/>
-                <w:sz w:val="16"/>
-              </w:rPr>
-              <w:t>Moyenne</w:t>
-            </w:r>
-          </w:p>
-        </w:tc>
-        <w:tc>
-          <w:tcPr>
-            <w:tcW w:type="dxa" w:w="1247"/>
-          </w:tcPr>
-          <w:p>
-            <w:r>
-              <w:rPr>
-                <w:b/>
-                <w:i w:val="0"/>
-                <w:sz w:val="16"/>
-              </w:rPr>
-              <w:t>S01</w:t>
-              <w:br/>
-            </w:r>
-            <w:r>
-              <w:rPr>
-                <w:b w:val="0"/>
-                <w:i w:val="0"/>
-                <w:color w:val="64748B"/>
-                <w:sz w:val="14"/>
-              </w:rPr>
-              <w:t>Démographie</w:t>
-            </w:r>
-          </w:p>
-        </w:tc>
-        <w:tc>
-          <w:tcPr>
-            <w:tcW w:type="dxa" w:w="1531"/>
-          </w:tcPr>
-          <w:p>
-            <w:r>
-              <w:rPr>
-                <w:b/>
-                <w:i w:val="0"/>
-                <w:color w:val="16A34A"/>
-                <w:sz w:val="16"/>
-              </w:rPr>
-              <w:t>s01q10_1</w:t>
-            </w:r>
-          </w:p>
-        </w:tc>
-        <w:tc>
-          <w:tcPr>
-            <w:tcW w:type="dxa" w:w="1191"/>
-          </w:tcPr>
-          <w:p>
-            <w:r>
-              <w:rPr>
-                <w:b w:val="0"/>
-                <w:i w:val="0"/>
-                <w:color w:val="64748B"/>
-                <w:sz w:val="16"/>
-              </w:rPr>
-              <w:t>GT-CQ</w:t>
-            </w:r>
-          </w:p>
-        </w:tc>
-        <w:tc>
-          <w:tcPr>
-            <w:tcW w:type="dxa" w:w="4706"/>
-          </w:tcPr>
-          <w:p>
-            <w:r>
-              <w:rPr>
-                <w:b w:val="0"/>
-                <w:i w:val="0"/>
-                <w:sz w:val="17"/>
-              </w:rPr>
-              <w:t>La taille du ménage lors de l'enquête principale (12) de ce ménage est inférieur à la taille du denombrement (20), prière de fournir des explications concrètes ou aller revisiter le ménage.</w:t>
-            </w:r>
-          </w:p>
-        </w:tc>
-      </w:tr>
-      <w:tr>
-        <w:tc>
-          <w:tcPr>
-            <w:tcW w:type="dxa" w:w="964"/>
-          </w:tcPr>
-          <w:p>
-            <w:r>
-              <w:rPr>
-                <w:b/>
-                <w:i w:val="0"/>
-                <w:color w:val="EA580C"/>
-                <w:sz w:val="16"/>
-              </w:rPr>
-              <w:t>Moyenne</w:t>
-            </w:r>
-          </w:p>
-        </w:tc>
-        <w:tc>
-          <w:tcPr>
-            <w:tcW w:type="dxa" w:w="1247"/>
-          </w:tcPr>
-          <w:p>
-            <w:r>
-              <w:rPr>
-                <w:b/>
-                <w:i w:val="0"/>
-                <w:sz w:val="16"/>
-              </w:rPr>
-              <w:t>S02</w:t>
-              <w:br/>
-            </w:r>
-            <w:r>
-              <w:rPr>
-                <w:b w:val="0"/>
-                <w:i w:val="0"/>
-                <w:color w:val="64748B"/>
-                <w:sz w:val="14"/>
-              </w:rPr>
-              <w:t>Éducation</w:t>
-            </w:r>
-          </w:p>
-        </w:tc>
-        <w:tc>
-          <w:tcPr>
-            <w:tcW w:type="dxa" w:w="1531"/>
-          </w:tcPr>
-          <w:p>
-            <w:r>
-              <w:rPr>
-                <w:b/>
-                <w:i w:val="0"/>
-                <w:color w:val="16A34A"/>
-                <w:sz w:val="16"/>
-              </w:rPr>
-              <w:t>—</w:t>
-            </w:r>
-          </w:p>
-        </w:tc>
-        <w:tc>
-          <w:tcPr>
-            <w:tcW w:type="dxa" w:w="1191"/>
-          </w:tcPr>
-          <w:p>
-            <w:r>
-              <w:rPr>
-                <w:b w:val="0"/>
-                <w:i w:val="0"/>
-                <w:color w:val="64748B"/>
-                <w:sz w:val="16"/>
-              </w:rPr>
-              <w:t>GT-CQ</w:t>
-            </w:r>
-          </w:p>
-        </w:tc>
-        <w:tc>
-          <w:tcPr>
-            <w:tcW w:type="dxa" w:w="4706"/>
-          </w:tcPr>
-          <w:p>
-            <w:r>
-              <w:rPr>
-                <w:b w:val="0"/>
-                <w:i w:val="0"/>
-                <w:sz w:val="17"/>
-              </w:rPr>
-              <w:t>veuillez, s'il vous plait, confirmer les frais de scolarité ( 25500 FCFA) payée de Ramata kaba avec le QG ou apporter les corrections nécessaires.</w:t>
-            </w:r>
-          </w:p>
-        </w:tc>
-      </w:tr>
-      <w:tr>
-        <w:tc>
-          <w:tcPr>
-            <w:tcW w:type="dxa" w:w="964"/>
-          </w:tcPr>
-          <w:p>
-            <w:r>
-              <w:rPr>
-                <w:b/>
-                <w:i w:val="0"/>
-                <w:color w:val="EA580C"/>
-                <w:sz w:val="16"/>
-              </w:rPr>
-              <w:t>Moyenne</w:t>
-            </w:r>
-          </w:p>
-        </w:tc>
-        <w:tc>
-          <w:tcPr>
-            <w:tcW w:type="dxa" w:w="1247"/>
-          </w:tcPr>
-          <w:p>
-            <w:r>
-              <w:rPr>
-                <w:b/>
-                <w:i w:val="0"/>
-                <w:sz w:val="16"/>
-              </w:rPr>
-              <w:t>S02</w:t>
-              <w:br/>
-            </w:r>
-            <w:r>
-              <w:rPr>
-                <w:b w:val="0"/>
-                <w:i w:val="0"/>
-                <w:color w:val="64748B"/>
-                <w:sz w:val="14"/>
-              </w:rPr>
-              <w:t>Éducation</w:t>
-            </w:r>
-          </w:p>
-        </w:tc>
-        <w:tc>
-          <w:tcPr>
-            <w:tcW w:type="dxa" w:w="1531"/>
-          </w:tcPr>
-          <w:p>
-            <w:r>
-              <w:rPr>
-                <w:b/>
-                <w:i w:val="0"/>
-                <w:color w:val="16A34A"/>
-                <w:sz w:val="16"/>
-              </w:rPr>
-              <w:t>s01q63, s00q04, s02q25, s01q00b, s02q17_2, s02q15_2</w:t>
-            </w:r>
-          </w:p>
-        </w:tc>
-        <w:tc>
-          <w:tcPr>
-            <w:tcW w:type="dxa" w:w="1191"/>
-          </w:tcPr>
-          <w:p>
-            <w:r>
-              <w:rPr>
-                <w:b w:val="0"/>
-                <w:i w:val="0"/>
-                <w:color w:val="64748B"/>
-                <w:sz w:val="16"/>
-              </w:rPr>
-              <w:t>GT-CQ</w:t>
-            </w:r>
-          </w:p>
-        </w:tc>
-        <w:tc>
-          <w:tcPr>
-            <w:tcW w:type="dxa" w:w="4706"/>
-          </w:tcPr>
-          <w:p>
-            <w:r>
-              <w:rPr>
-                <w:b w:val="0"/>
-                <w:i w:val="0"/>
-                <w:sz w:val="17"/>
-              </w:rPr>
-              <w:t>Dans les milieux urbains c'est peu probable de voir une école dont les élèves ou étudiants ne dépensent pas en frais d'uniformes, prière de verifier pour Ramata kaba qui fréquente 1ére année de Post-secondaire  non supérieur (préparation diplômes niveau Terminale+1ou +2 ou +3) et corriger ou confirmer avec le QG.</w:t>
-            </w:r>
-          </w:p>
-        </w:tc>
-      </w:tr>
-      <w:tr>
-        <w:tc>
-          <w:tcPr>
-            <w:tcW w:type="dxa" w:w="964"/>
-          </w:tcPr>
-          <w:p>
-            <w:r>
-              <w:rPr>
-                <w:b/>
-                <w:i w:val="0"/>
-                <w:color w:val="EA580C"/>
-                <w:sz w:val="16"/>
-              </w:rPr>
-              <w:t>Moyenne</w:t>
-            </w:r>
-          </w:p>
-        </w:tc>
-        <w:tc>
-          <w:tcPr>
-            <w:tcW w:type="dxa" w:w="1247"/>
-          </w:tcPr>
-          <w:p>
-            <w:r>
-              <w:rPr>
-                <w:b/>
-                <w:i w:val="0"/>
-                <w:sz w:val="16"/>
-              </w:rPr>
-              <w:t>S02</w:t>
-              <w:br/>
-            </w:r>
-            <w:r>
-              <w:rPr>
-                <w:b w:val="0"/>
-                <w:i w:val="0"/>
-                <w:color w:val="64748B"/>
-                <w:sz w:val="14"/>
-              </w:rPr>
-              <w:t>Éducation</w:t>
-            </w:r>
-          </w:p>
-        </w:tc>
-        <w:tc>
-          <w:tcPr>
-            <w:tcW w:type="dxa" w:w="1531"/>
-          </w:tcPr>
-          <w:p>
-            <w:r>
-              <w:rPr>
-                <w:b/>
-                <w:i w:val="0"/>
-                <w:color w:val="16A34A"/>
-                <w:sz w:val="16"/>
-              </w:rPr>
-              <w:t>—</w:t>
-            </w:r>
-          </w:p>
-        </w:tc>
-        <w:tc>
-          <w:tcPr>
-            <w:tcW w:type="dxa" w:w="1191"/>
-          </w:tcPr>
-          <w:p>
-            <w:r>
-              <w:rPr>
-                <w:b w:val="0"/>
-                <w:i w:val="0"/>
-                <w:color w:val="64748B"/>
-                <w:sz w:val="16"/>
-              </w:rPr>
-              <w:t>GT-CQ</w:t>
-            </w:r>
-          </w:p>
-        </w:tc>
-        <w:tc>
-          <w:tcPr>
-            <w:tcW w:type="dxa" w:w="4706"/>
-          </w:tcPr>
-          <w:p>
-            <w:r>
-              <w:rPr>
-                <w:b w:val="0"/>
-                <w:i w:val="0"/>
-                <w:sz w:val="17"/>
-              </w:rPr>
-              <w:t>Merci de bien vouloir changé 2.04 en OUI et renseigné toutes les autres informations qui concerne Fode Kaba .</w:t>
-            </w:r>
-          </w:p>
-        </w:tc>
-      </w:tr>
-      <w:tr>
-        <w:tc>
-          <w:tcPr>
-            <w:tcW w:type="dxa" w:w="964"/>
-          </w:tcPr>
-          <w:p>
-            <w:r>
-              <w:rPr>
-                <w:b/>
-                <w:i w:val="0"/>
-                <w:color w:val="EA580C"/>
-                <w:sz w:val="16"/>
-              </w:rPr>
-              <w:t>Moyenne</w:t>
-            </w:r>
-          </w:p>
-        </w:tc>
-        <w:tc>
-          <w:tcPr>
-            <w:tcW w:type="dxa" w:w="1247"/>
-          </w:tcPr>
-          <w:p>
-            <w:r>
-              <w:rPr>
-                <w:b/>
-                <w:i w:val="0"/>
-                <w:sz w:val="16"/>
-              </w:rPr>
-              <w:t>S03</w:t>
-              <w:br/>
-            </w:r>
-            <w:r>
-              <w:rPr>
-                <w:b w:val="0"/>
-                <w:i w:val="0"/>
-                <w:color w:val="64748B"/>
-                <w:sz w:val="14"/>
-              </w:rPr>
-              <w:t>Santé</w:t>
-            </w:r>
-          </w:p>
-        </w:tc>
-        <w:tc>
-          <w:tcPr>
-            <w:tcW w:type="dxa" w:w="1531"/>
-          </w:tcPr>
-          <w:p>
-            <w:r>
-              <w:rPr>
-                <w:b/>
-                <w:i w:val="0"/>
-                <w:color w:val="16A34A"/>
-                <w:sz w:val="16"/>
-              </w:rPr>
-              <w:t>s01q02, s01q12, s01q13, s02q03__2, s03q01, s01q00b</w:t>
-            </w:r>
-          </w:p>
-        </w:tc>
-        <w:tc>
-          <w:tcPr>
-            <w:tcW w:type="dxa" w:w="1191"/>
-          </w:tcPr>
-          <w:p>
-            <w:r>
-              <w:rPr>
-                <w:b w:val="0"/>
-                <w:i w:val="0"/>
-                <w:color w:val="64748B"/>
-                <w:sz w:val="16"/>
-              </w:rPr>
-              <w:t>GT-CQ</w:t>
-            </w:r>
-          </w:p>
-        </w:tc>
-        <w:tc>
-          <w:tcPr>
-            <w:tcW w:type="dxa" w:w="4706"/>
-          </w:tcPr>
-          <w:p>
-            <w:r>
-              <w:rPr>
-                <w:b w:val="0"/>
-                <w:i w:val="0"/>
-                <w:sz w:val="17"/>
-              </w:rPr>
-              <w:t>La section n'est pas renseignée pour Mouhamadou kaba, prière de la renseigner.</w:t>
-            </w:r>
-          </w:p>
-        </w:tc>
-      </w:tr>
-      <w:tr>
-        <w:tc>
-          <w:tcPr>
-            <w:tcW w:type="dxa" w:w="964"/>
-          </w:tcPr>
-          <w:p>
-            <w:r>
-              <w:rPr>
-                <w:b/>
-                <w:i w:val="0"/>
-                <w:color w:val="EA580C"/>
-                <w:sz w:val="16"/>
-              </w:rPr>
-              <w:t>Moyenne</w:t>
-            </w:r>
-          </w:p>
-        </w:tc>
-        <w:tc>
-          <w:tcPr>
-            <w:tcW w:type="dxa" w:w="1247"/>
-          </w:tcPr>
-          <w:p>
-            <w:r>
-              <w:rPr>
-                <w:b/>
-                <w:i w:val="0"/>
-                <w:sz w:val="16"/>
-              </w:rPr>
-              <w:t>S04</w:t>
-              <w:br/>
-            </w:r>
-            <w:r>
-              <w:rPr>
-                <w:b w:val="0"/>
-                <w:i w:val="0"/>
-                <w:color w:val="64748B"/>
-                <w:sz w:val="14"/>
-              </w:rPr>
-              <w:t>Emploi</w:t>
-            </w:r>
-          </w:p>
-        </w:tc>
-        <w:tc>
-          <w:tcPr>
-            <w:tcW w:type="dxa" w:w="1531"/>
-          </w:tcPr>
-          <w:p>
-            <w:r>
-              <w:rPr>
-                <w:b/>
-                <w:i w:val="0"/>
-                <w:color w:val="16A34A"/>
-                <w:sz w:val="16"/>
-              </w:rPr>
-              <w:t>—</w:t>
-            </w:r>
-          </w:p>
-        </w:tc>
-        <w:tc>
-          <w:tcPr>
-            <w:tcW w:type="dxa" w:w="1191"/>
-          </w:tcPr>
-          <w:p>
-            <w:r>
-              <w:rPr>
-                <w:b w:val="0"/>
-                <w:i w:val="0"/>
-                <w:color w:val="64748B"/>
-                <w:sz w:val="16"/>
-              </w:rPr>
-              <w:t>GT-CQ</w:t>
-            </w:r>
-          </w:p>
-        </w:tc>
-        <w:tc>
-          <w:tcPr>
-            <w:tcW w:type="dxa" w:w="4706"/>
-          </w:tcPr>
-          <w:p>
-            <w:r>
-              <w:rPr>
-                <w:b w:val="0"/>
-                <w:i w:val="0"/>
-                <w:sz w:val="17"/>
-              </w:rPr>
-              <w:t>Attention ! Le nombre de jours (4 jours) que Diagry Aly kaba a travaillés par mois semble être inférieur à 15.</w:t>
-            </w:r>
-          </w:p>
-        </w:tc>
-      </w:tr>
-      <w:tr>
-        <w:tc>
-          <w:tcPr>
-            <w:tcW w:type="dxa" w:w="964"/>
-          </w:tcPr>
-          <w:p>
-            <w:r>
-              <w:rPr>
-                <w:b/>
-                <w:i w:val="0"/>
-                <w:color w:val="EA580C"/>
-                <w:sz w:val="16"/>
-              </w:rPr>
-              <w:t>Moyenne</w:t>
-            </w:r>
-          </w:p>
-        </w:tc>
-        <w:tc>
-          <w:tcPr>
-            <w:tcW w:type="dxa" w:w="1247"/>
-          </w:tcPr>
-          <w:p>
-            <w:r>
-              <w:rPr>
-                <w:b/>
-                <w:i w:val="0"/>
-                <w:sz w:val="16"/>
-              </w:rPr>
-              <w:t>S04</w:t>
-              <w:br/>
-            </w:r>
-            <w:r>
-              <w:rPr>
-                <w:b w:val="0"/>
-                <w:i w:val="0"/>
-                <w:color w:val="64748B"/>
-                <w:sz w:val="14"/>
-              </w:rPr>
-              <w:t>Emploi</w:t>
-            </w:r>
-          </w:p>
-        </w:tc>
-        <w:tc>
-          <w:tcPr>
-            <w:tcW w:type="dxa" w:w="1531"/>
-          </w:tcPr>
-          <w:p>
-            <w:r>
-              <w:rPr>
-                <w:b/>
-                <w:i w:val="0"/>
-                <w:color w:val="16A34A"/>
-                <w:sz w:val="16"/>
-              </w:rPr>
-              <w:t>—</w:t>
-            </w:r>
-          </w:p>
-        </w:tc>
-        <w:tc>
-          <w:tcPr>
-            <w:tcW w:type="dxa" w:w="1191"/>
-          </w:tcPr>
-          <w:p>
-            <w:r>
-              <w:rPr>
-                <w:b w:val="0"/>
-                <w:i w:val="0"/>
-                <w:color w:val="64748B"/>
-                <w:sz w:val="16"/>
-              </w:rPr>
-              <w:t>GT-CQ</w:t>
-            </w:r>
-          </w:p>
-        </w:tc>
-        <w:tc>
-          <w:tcPr>
-            <w:tcW w:type="dxa" w:w="4706"/>
-          </w:tcPr>
-          <w:p>
-            <w:r>
-              <w:rPr>
-                <w:b w:val="0"/>
-                <w:i w:val="0"/>
-                <w:sz w:val="17"/>
-              </w:rPr>
-              <w:t>Veuillez, s'il vous plaît, confirmer cette information.</w:t>
-            </w:r>
-          </w:p>
-        </w:tc>
-      </w:tr>
-      <w:tr>
-        <w:tc>
-          <w:tcPr>
-            <w:tcW w:type="dxa" w:w="964"/>
-          </w:tcPr>
-          <w:p>
-            <w:r>
-              <w:rPr>
-                <w:b/>
-                <w:i w:val="0"/>
-                <w:color w:val="EA580C"/>
-                <w:sz w:val="16"/>
-              </w:rPr>
-              <w:t>Moyenne</w:t>
-            </w:r>
-          </w:p>
-        </w:tc>
-        <w:tc>
-          <w:tcPr>
-            <w:tcW w:type="dxa" w:w="1247"/>
-          </w:tcPr>
-          <w:p>
-            <w:r>
-              <w:rPr>
-                <w:b/>
-                <w:i w:val="0"/>
-                <w:sz w:val="16"/>
-              </w:rPr>
-              <w:t>S04</w:t>
-              <w:br/>
-            </w:r>
-            <w:r>
-              <w:rPr>
-                <w:b w:val="0"/>
-                <w:i w:val="0"/>
-                <w:color w:val="64748B"/>
-                <w:sz w:val="14"/>
-              </w:rPr>
-              <w:t>Emploi</w:t>
-            </w:r>
-          </w:p>
-        </w:tc>
-        <w:tc>
-          <w:tcPr>
-            <w:tcW w:type="dxa" w:w="1531"/>
-          </w:tcPr>
-          <w:p>
-            <w:r>
-              <w:rPr>
-                <w:b/>
-                <w:i w:val="0"/>
-                <w:color w:val="16A34A"/>
-                <w:sz w:val="16"/>
-              </w:rPr>
-              <w:t>—</w:t>
-            </w:r>
-          </w:p>
-        </w:tc>
-        <w:tc>
-          <w:tcPr>
-            <w:tcW w:type="dxa" w:w="1191"/>
-          </w:tcPr>
-          <w:p>
-            <w:r>
-              <w:rPr>
-                <w:b w:val="0"/>
-                <w:i w:val="0"/>
-                <w:color w:val="64748B"/>
-                <w:sz w:val="16"/>
-              </w:rPr>
-              <w:t>GT-CQ</w:t>
-            </w:r>
-          </w:p>
-        </w:tc>
-        <w:tc>
-          <w:tcPr>
-            <w:tcW w:type="dxa" w:w="4706"/>
-          </w:tcPr>
-          <w:p>
-            <w:r>
-              <w:rPr>
-                <w:b w:val="0"/>
-                <w:i w:val="0"/>
-                <w:sz w:val="17"/>
-              </w:rPr>
-              <w:t>Attention ! Le nombre de jours (4 jours) que lassana kaba a travaillés par mois semble être inférieur à 15.</w:t>
-            </w:r>
-          </w:p>
-        </w:tc>
-      </w:tr>
-      <w:tr>
-        <w:tc>
-          <w:tcPr>
-            <w:tcW w:type="dxa" w:w="964"/>
-          </w:tcPr>
-          <w:p>
-            <w:r>
-              <w:rPr>
-                <w:b/>
-                <w:i w:val="0"/>
-                <w:color w:val="EA580C"/>
-                <w:sz w:val="16"/>
-              </w:rPr>
-              <w:t>Moyenne</w:t>
-            </w:r>
-          </w:p>
-        </w:tc>
-        <w:tc>
-          <w:tcPr>
-            <w:tcW w:type="dxa" w:w="1247"/>
-          </w:tcPr>
-          <w:p>
-            <w:r>
-              <w:rPr>
-                <w:b/>
-                <w:i w:val="0"/>
-                <w:sz w:val="16"/>
-              </w:rPr>
-              <w:t>S04</w:t>
-              <w:br/>
-            </w:r>
-            <w:r>
-              <w:rPr>
-                <w:b w:val="0"/>
-                <w:i w:val="0"/>
-                <w:color w:val="64748B"/>
-                <w:sz w:val="14"/>
-              </w:rPr>
-              <w:t>Emploi</w:t>
-            </w:r>
-          </w:p>
-        </w:tc>
-        <w:tc>
-          <w:tcPr>
-            <w:tcW w:type="dxa" w:w="1531"/>
-          </w:tcPr>
-          <w:p>
-            <w:r>
-              <w:rPr>
-                <w:b/>
-                <w:i w:val="0"/>
-                <w:color w:val="16A34A"/>
-                <w:sz w:val="16"/>
-              </w:rPr>
-              <w:t>s00q07a, s00q08, s00q10, s00q13_0, s00q15_0, s00q17_0, s00q23a, s00q23b</w:t>
-            </w:r>
-          </w:p>
-        </w:tc>
-        <w:tc>
-          <w:tcPr>
-            <w:tcW w:type="dxa" w:w="1191"/>
-          </w:tcPr>
-          <w:p>
-            <w:r>
-              <w:rPr>
-                <w:b w:val="0"/>
-                <w:i w:val="0"/>
-                <w:color w:val="64748B"/>
-                <w:sz w:val="16"/>
-              </w:rPr>
-              <w:t>GT-CQ</w:t>
-            </w:r>
-          </w:p>
-        </w:tc>
-        <w:tc>
-          <w:tcPr>
-            <w:tcW w:type="dxa" w:w="4706"/>
-          </w:tcPr>
-          <w:p>
-            <w:r>
-              <w:rPr>
-                <w:b w:val="0"/>
-                <w:i w:val="0"/>
-                <w:sz w:val="17"/>
-              </w:rPr>
-              <w:t>Prière de changer la branche d'activité Fode Kaba, les cultivateurs dont leurs cultures est principalement destiné à la consommation du ménage sont des (Agriculteurs, subsistances) et ceux qui le font avec l'élevage sont des (Agriculteurs et eleveurs, subsistances).</w:t>
-            </w:r>
-          </w:p>
-        </w:tc>
-      </w:tr>
-      <w:tr>
-        <w:tc>
-          <w:tcPr>
-            <w:tcW w:type="dxa" w:w="964"/>
-          </w:tcPr>
-          <w:p>
-            <w:r>
-              <w:rPr>
-                <w:b/>
-                <w:i w:val="0"/>
-                <w:color w:val="EA580C"/>
-                <w:sz w:val="16"/>
-              </w:rPr>
-              <w:t>Moyenne</w:t>
-            </w:r>
-          </w:p>
-        </w:tc>
-        <w:tc>
-          <w:tcPr>
-            <w:tcW w:type="dxa" w:w="1247"/>
-          </w:tcPr>
-          <w:p>
-            <w:r>
-              <w:rPr>
-                <w:b/>
-                <w:i w:val="0"/>
-                <w:sz w:val="16"/>
-              </w:rPr>
-              <w:t>S04</w:t>
-              <w:br/>
-            </w:r>
-            <w:r>
-              <w:rPr>
-                <w:b w:val="0"/>
-                <w:i w:val="0"/>
-                <w:color w:val="64748B"/>
-                <w:sz w:val="14"/>
-              </w:rPr>
-              <w:t>Emploi</w:t>
-            </w:r>
-          </w:p>
-        </w:tc>
-        <w:tc>
-          <w:tcPr>
-            <w:tcW w:type="dxa" w:w="1531"/>
-          </w:tcPr>
-          <w:p>
-            <w:r>
-              <w:rPr>
-                <w:b/>
-                <w:i w:val="0"/>
-                <w:color w:val="16A34A"/>
-                <w:sz w:val="16"/>
-              </w:rPr>
-              <w:t>—</w:t>
-            </w:r>
-          </w:p>
-        </w:tc>
-        <w:tc>
-          <w:tcPr>
-            <w:tcW w:type="dxa" w:w="1191"/>
-          </w:tcPr>
-          <w:p>
-            <w:r>
-              <w:rPr>
-                <w:b w:val="0"/>
-                <w:i w:val="0"/>
-                <w:color w:val="64748B"/>
-                <w:sz w:val="16"/>
-              </w:rPr>
-              <w:t>GT-CQ</w:t>
-            </w:r>
-          </w:p>
-        </w:tc>
-        <w:tc>
-          <w:tcPr>
-            <w:tcW w:type="dxa" w:w="4706"/>
-          </w:tcPr>
-          <w:p>
-            <w:r>
-              <w:rPr>
-                <w:b w:val="0"/>
-                <w:i w:val="0"/>
-                <w:sz w:val="17"/>
-              </w:rPr>
-              <w:t>Attention ! Le nombre de jours (12 jours) que Fode Kaba a travaillés par mois semble être inférieur à 15.</w:t>
-            </w:r>
-          </w:p>
-        </w:tc>
-      </w:tr>
-      <w:tr>
-        <w:tc>
-          <w:tcPr>
-            <w:tcW w:type="dxa" w:w="964"/>
-          </w:tcPr>
-          <w:p>
-            <w:r>
-              <w:rPr>
-                <w:b/>
-                <w:i w:val="0"/>
-                <w:color w:val="EA580C"/>
-                <w:sz w:val="16"/>
-              </w:rPr>
-              <w:t>Moyenne</w:t>
-            </w:r>
-          </w:p>
-        </w:tc>
-        <w:tc>
-          <w:tcPr>
-            <w:tcW w:type="dxa" w:w="1247"/>
-          </w:tcPr>
-          <w:p>
-            <w:r>
-              <w:rPr>
-                <w:b/>
-                <w:i w:val="0"/>
-                <w:sz w:val="16"/>
-              </w:rPr>
-              <w:t>S07</w:t>
-              <w:br/>
-            </w:r>
-            <w:r>
-              <w:rPr>
-                <w:b w:val="0"/>
-                <w:i w:val="0"/>
-                <w:color w:val="64748B"/>
-                <w:sz w:val="14"/>
-              </w:rPr>
-              <w:t>Consommation alimentaire</w:t>
-            </w:r>
-          </w:p>
-        </w:tc>
-        <w:tc>
-          <w:tcPr>
-            <w:tcW w:type="dxa" w:w="1531"/>
-          </w:tcPr>
-          <w:p>
-            <w:r>
-              <w:rPr>
-                <w:b/>
-                <w:i w:val="0"/>
-                <w:color w:val="16A34A"/>
-                <w:sz w:val="16"/>
-              </w:rPr>
-              <w:t>—</w:t>
-            </w:r>
-          </w:p>
-        </w:tc>
-        <w:tc>
-          <w:tcPr>
-            <w:tcW w:type="dxa" w:w="1191"/>
-          </w:tcPr>
-          <w:p>
-            <w:r>
-              <w:rPr>
-                <w:b w:val="0"/>
-                <w:i w:val="0"/>
-                <w:color w:val="64748B"/>
-                <w:sz w:val="16"/>
-              </w:rPr>
-              <w:t>GT-CQ</w:t>
-            </w:r>
-          </w:p>
-        </w:tc>
-        <w:tc>
-          <w:tcPr>
-            <w:tcW w:type="dxa" w:w="4706"/>
-          </w:tcPr>
-          <w:p>
-            <w:r>
-              <w:rPr>
-                <w:b w:val="0"/>
-                <w:i w:val="0"/>
-                <w:sz w:val="17"/>
-              </w:rPr>
-              <w:t>Attention ! Le prix unitaire d'achat (100 Fcfa) de Piment frais en Pièce (Petit) est relativement élevé par rapport aux autres prix observés dans cette zone.</w:t>
-            </w:r>
-          </w:p>
-        </w:tc>
-      </w:tr>
-      <w:tr>
-        <w:tc>
-          <w:tcPr>
-            <w:tcW w:type="dxa" w:w="964"/>
-          </w:tcPr>
-          <w:p>
-            <w:r>
-              <w:rPr>
-                <w:b/>
-                <w:i w:val="0"/>
-                <w:color w:val="EA580C"/>
-                <w:sz w:val="16"/>
-              </w:rPr>
-              <w:t>Moyenne</w:t>
-            </w:r>
-          </w:p>
-        </w:tc>
-        <w:tc>
-          <w:tcPr>
-            <w:tcW w:type="dxa" w:w="1247"/>
-          </w:tcPr>
-          <w:p>
-            <w:r>
-              <w:rPr>
-                <w:b/>
-                <w:i w:val="0"/>
-                <w:sz w:val="16"/>
-              </w:rPr>
-              <w:t>S07</w:t>
-              <w:br/>
-            </w:r>
-            <w:r>
-              <w:rPr>
-                <w:b w:val="0"/>
-                <w:i w:val="0"/>
-                <w:color w:val="64748B"/>
-                <w:sz w:val="14"/>
-              </w:rPr>
-              <w:t>Consommation alimentaire</w:t>
-            </w:r>
-          </w:p>
-        </w:tc>
-        <w:tc>
-          <w:tcPr>
-            <w:tcW w:type="dxa" w:w="1531"/>
-          </w:tcPr>
-          <w:p>
-            <w:r>
-              <w:rPr>
-                <w:b/>
-                <w:i w:val="0"/>
-                <w:color w:val="16A34A"/>
-                <w:sz w:val="16"/>
-              </w:rPr>
-              <w:t>—</w:t>
-            </w:r>
-          </w:p>
-        </w:tc>
-        <w:tc>
-          <w:tcPr>
-            <w:tcW w:type="dxa" w:w="1191"/>
-          </w:tcPr>
-          <w:p>
-            <w:r>
-              <w:rPr>
-                <w:b w:val="0"/>
-                <w:i w:val="0"/>
-                <w:color w:val="64748B"/>
-                <w:sz w:val="16"/>
-              </w:rPr>
-              <w:t>GT-CQ</w:t>
-            </w:r>
-          </w:p>
-        </w:tc>
-        <w:tc>
-          <w:tcPr>
-            <w:tcW w:type="dxa" w:w="4706"/>
-          </w:tcPr>
-          <w:p>
-            <w:r>
-              <w:rPr>
-                <w:b w:val="0"/>
-                <w:i w:val="0"/>
-                <w:sz w:val="17"/>
-              </w:rPr>
-              <w:t>Prière de corriger ou de confirmer avec le QG.</w:t>
-            </w:r>
-          </w:p>
-        </w:tc>
-      </w:tr>
-      <w:tr>
-        <w:tc>
-          <w:tcPr>
-            <w:tcW w:type="dxa" w:w="964"/>
-          </w:tcPr>
-          <w:p>
-            <w:r>
-              <w:rPr>
-                <w:b/>
-                <w:i w:val="0"/>
-                <w:color w:val="EA580C"/>
-                <w:sz w:val="16"/>
-              </w:rPr>
-              <w:t>Moyenne</w:t>
-            </w:r>
-          </w:p>
-        </w:tc>
-        <w:tc>
-          <w:tcPr>
-            <w:tcW w:type="dxa" w:w="1247"/>
-          </w:tcPr>
-          <w:p>
-            <w:r>
-              <w:rPr>
-                <w:b/>
-                <w:i w:val="0"/>
-                <w:sz w:val="16"/>
-              </w:rPr>
-              <w:t>S07</w:t>
-              <w:br/>
-            </w:r>
-            <w:r>
-              <w:rPr>
-                <w:b w:val="0"/>
-                <w:i w:val="0"/>
-                <w:color w:val="64748B"/>
-                <w:sz w:val="14"/>
-              </w:rPr>
-              <w:t>Consommation alimentaire</w:t>
-            </w:r>
-          </w:p>
-        </w:tc>
-        <w:tc>
-          <w:tcPr>
-            <w:tcW w:type="dxa" w:w="1531"/>
-          </w:tcPr>
-          <w:p>
-            <w:r>
-              <w:rPr>
-                <w:b/>
-                <w:i w:val="0"/>
-                <w:color w:val="16A34A"/>
-                <w:sz w:val="16"/>
-              </w:rPr>
-              <w:t>—</w:t>
-            </w:r>
-          </w:p>
-        </w:tc>
-        <w:tc>
-          <w:tcPr>
-            <w:tcW w:type="dxa" w:w="1191"/>
-          </w:tcPr>
-          <w:p>
-            <w:r>
-              <w:rPr>
-                <w:b w:val="0"/>
-                <w:i w:val="0"/>
-                <w:color w:val="64748B"/>
-                <w:sz w:val="16"/>
-              </w:rPr>
-              <w:t>GT-CQ</w:t>
-            </w:r>
-          </w:p>
-        </w:tc>
-        <w:tc>
-          <w:tcPr>
-            <w:tcW w:type="dxa" w:w="4706"/>
-          </w:tcPr>
-          <w:p>
-            <w:r>
-              <w:rPr>
-                <w:b w:val="0"/>
-                <w:i w:val="0"/>
-                <w:sz w:val="17"/>
-              </w:rPr>
-              <w:t>Attention ! Le prix unitaire d'achat (600 Fcfa) de Sucre en poudre en Sachets (Petit) est relativement élevé par rapport aux autres prix observés dans cette zone.</w:t>
-            </w:r>
-          </w:p>
-        </w:tc>
-      </w:tr>
-      <w:tr>
-        <w:tc>
-          <w:tcPr>
-            <w:tcW w:type="dxa" w:w="964"/>
-          </w:tcPr>
-          <w:p>
-            <w:r>
-              <w:rPr>
-                <w:b/>
-                <w:i w:val="0"/>
-                <w:color w:val="EA580C"/>
-                <w:sz w:val="16"/>
-              </w:rPr>
-              <w:t>Moyenne</w:t>
-            </w:r>
-          </w:p>
-        </w:tc>
-        <w:tc>
-          <w:tcPr>
-            <w:tcW w:type="dxa" w:w="1247"/>
-          </w:tcPr>
-          <w:p>
-            <w:r>
-              <w:rPr>
-                <w:b/>
-                <w:i w:val="0"/>
-                <w:sz w:val="16"/>
-              </w:rPr>
-              <w:t>S07</w:t>
-              <w:br/>
-            </w:r>
-            <w:r>
-              <w:rPr>
-                <w:b w:val="0"/>
-                <w:i w:val="0"/>
-                <w:color w:val="64748B"/>
-                <w:sz w:val="14"/>
-              </w:rPr>
-              <w:t>Consommation alimentaire</w:t>
-            </w:r>
-          </w:p>
-        </w:tc>
-        <w:tc>
-          <w:tcPr>
-            <w:tcW w:type="dxa" w:w="1531"/>
-          </w:tcPr>
-          <w:p>
-            <w:r>
-              <w:rPr>
-                <w:b/>
-                <w:i w:val="0"/>
-                <w:color w:val="16A34A"/>
-                <w:sz w:val="16"/>
-              </w:rPr>
-              <w:t>s02q10, s06q13, s06q14, s06q15a, s07bq01, s07bq03b, s07bq03b1, s07bq03c1</w:t>
-            </w:r>
-          </w:p>
-        </w:tc>
-        <w:tc>
-          <w:tcPr>
-            <w:tcW w:type="dxa" w:w="1191"/>
-          </w:tcPr>
-          <w:p>
-            <w:r>
-              <w:rPr>
-                <w:b w:val="0"/>
-                <w:i w:val="0"/>
-                <w:color w:val="64748B"/>
-                <w:sz w:val="16"/>
-              </w:rPr>
-              <w:t>GT-CQ</w:t>
-            </w:r>
-          </w:p>
-        </w:tc>
-        <w:tc>
-          <w:tcPr>
-            <w:tcW w:type="dxa" w:w="4706"/>
-          </w:tcPr>
-          <w:p>
-            <w:r>
-              <w:rPr>
-                <w:b w:val="0"/>
-                <w:i w:val="0"/>
-                <w:sz w:val="17"/>
-              </w:rPr>
-              <w:t>Difficile de consommer le Sel en Sac (5 Kg) taille unique prière de verifier.</w:t>
-            </w:r>
-          </w:p>
-        </w:tc>
-      </w:tr>
-      <w:tr>
-        <w:tc>
-          <w:tcPr>
-            <w:tcW w:type="dxa" w:w="964"/>
-          </w:tcPr>
-          <w:p>
-            <w:r>
-              <w:rPr>
-                <w:b/>
-                <w:i w:val="0"/>
-                <w:color w:val="EA580C"/>
-                <w:sz w:val="16"/>
-              </w:rPr>
-              <w:t>Moyenne</w:t>
-            </w:r>
-          </w:p>
-        </w:tc>
-        <w:tc>
-          <w:tcPr>
-            <w:tcW w:type="dxa" w:w="1247"/>
-          </w:tcPr>
-          <w:p>
-            <w:r>
-              <w:rPr>
-                <w:b/>
-                <w:i w:val="0"/>
-                <w:sz w:val="16"/>
-              </w:rPr>
-              <w:t>S07</w:t>
-              <w:br/>
-            </w:r>
-            <w:r>
-              <w:rPr>
-                <w:b w:val="0"/>
-                <w:i w:val="0"/>
-                <w:color w:val="64748B"/>
-                <w:sz w:val="14"/>
-              </w:rPr>
-              <w:t>Consommation alimentaire</w:t>
-            </w:r>
-          </w:p>
-        </w:tc>
-        <w:tc>
-          <w:tcPr>
-            <w:tcW w:type="dxa" w:w="1531"/>
-          </w:tcPr>
-          <w:p>
-            <w:r>
-              <w:rPr>
-                <w:b/>
-                <w:i w:val="0"/>
-                <w:color w:val="16A34A"/>
-                <w:sz w:val="16"/>
-              </w:rPr>
-              <w:t>—</w:t>
-            </w:r>
-          </w:p>
-        </w:tc>
-        <w:tc>
-          <w:tcPr>
-            <w:tcW w:type="dxa" w:w="1191"/>
-          </w:tcPr>
-          <w:p>
-            <w:r>
-              <w:rPr>
-                <w:b w:val="0"/>
-                <w:i w:val="0"/>
-                <w:color w:val="64748B"/>
-                <w:sz w:val="16"/>
-              </w:rPr>
-              <w:t>GT-CQ</w:t>
-            </w:r>
-          </w:p>
-        </w:tc>
-        <w:tc>
-          <w:tcPr>
-            <w:tcW w:type="dxa" w:w="4706"/>
-          </w:tcPr>
-          <w:p>
-            <w:r>
-              <w:rPr>
-                <w:b w:val="0"/>
-                <w:i w:val="0"/>
-                <w:sz w:val="17"/>
-              </w:rPr>
-              <w:t>Peu plausible!! Ce ménage à consommer du sel en unité Sac (5 Kg) .</w:t>
-            </w:r>
-          </w:p>
-        </w:tc>
-      </w:tr>
-      <w:tr>
-        <w:tc>
-          <w:tcPr>
-            <w:tcW w:type="dxa" w:w="964"/>
-          </w:tcPr>
-          <w:p>
-            <w:r>
-              <w:rPr>
-                <w:b/>
-                <w:i w:val="0"/>
-                <w:color w:val="EA580C"/>
-                <w:sz w:val="16"/>
-              </w:rPr>
-              <w:t>Moyenne</w:t>
-            </w:r>
-          </w:p>
-        </w:tc>
-        <w:tc>
-          <w:tcPr>
-            <w:tcW w:type="dxa" w:w="1247"/>
-          </w:tcPr>
-          <w:p>
-            <w:r>
-              <w:rPr>
-                <w:b/>
-                <w:i w:val="0"/>
-                <w:sz w:val="16"/>
-              </w:rPr>
-              <w:t>S07</w:t>
-              <w:br/>
-            </w:r>
-            <w:r>
-              <w:rPr>
-                <w:b w:val="0"/>
-                <w:i w:val="0"/>
-                <w:color w:val="64748B"/>
-                <w:sz w:val="14"/>
-              </w:rPr>
-              <w:t>Consommation alimentaire</w:t>
-            </w:r>
-          </w:p>
-        </w:tc>
-        <w:tc>
-          <w:tcPr>
-            <w:tcW w:type="dxa" w:w="1531"/>
-          </w:tcPr>
-          <w:p>
-            <w:r>
-              <w:rPr>
-                <w:b/>
-                <w:i w:val="0"/>
-                <w:color w:val="16A34A"/>
-                <w:sz w:val="16"/>
-              </w:rPr>
-              <w:t>—</w:t>
-            </w:r>
-          </w:p>
-        </w:tc>
-        <w:tc>
-          <w:tcPr>
-            <w:tcW w:type="dxa" w:w="1191"/>
-          </w:tcPr>
-          <w:p>
-            <w:r>
-              <w:rPr>
-                <w:b w:val="0"/>
-                <w:i w:val="0"/>
-                <w:color w:val="64748B"/>
-                <w:sz w:val="16"/>
-              </w:rPr>
-              <w:t>GT-CQ</w:t>
-            </w:r>
-          </w:p>
-        </w:tc>
-        <w:tc>
-          <w:tcPr>
-            <w:tcW w:type="dxa" w:w="4706"/>
-          </w:tcPr>
-          <w:p>
-            <w:r>
-              <w:rPr>
-                <w:b w:val="0"/>
-                <w:i w:val="0"/>
-                <w:sz w:val="17"/>
-              </w:rPr>
-              <w:t>Veuillez selectionner la bonne unité de consommation ou confirmez l'unité choisie avec le QG.</w:t>
-            </w:r>
-          </w:p>
-        </w:tc>
-      </w:tr>
-      <w:tr>
-        <w:tc>
-          <w:tcPr>
-            <w:tcW w:type="dxa" w:w="964"/>
-          </w:tcPr>
-          <w:p>
-            <w:r>
-              <w:rPr>
-                <w:b/>
-                <w:i w:val="0"/>
-                <w:color w:val="EA580C"/>
-                <w:sz w:val="16"/>
-              </w:rPr>
-              <w:t>Moyenne</w:t>
-            </w:r>
-          </w:p>
-        </w:tc>
-        <w:tc>
-          <w:tcPr>
-            <w:tcW w:type="dxa" w:w="1247"/>
-          </w:tcPr>
-          <w:p>
-            <w:r>
-              <w:rPr>
-                <w:b/>
-                <w:i w:val="0"/>
-                <w:sz w:val="16"/>
-              </w:rPr>
-              <w:t>S07</w:t>
-              <w:br/>
-            </w:r>
-            <w:r>
-              <w:rPr>
-                <w:b w:val="0"/>
-                <w:i w:val="0"/>
-                <w:color w:val="64748B"/>
-                <w:sz w:val="14"/>
-              </w:rPr>
-              <w:t>Consommation alimentaire</w:t>
-            </w:r>
-          </w:p>
-        </w:tc>
-        <w:tc>
-          <w:tcPr>
-            <w:tcW w:type="dxa" w:w="1531"/>
-          </w:tcPr>
-          <w:p>
-            <w:r>
-              <w:rPr>
-                <w:b/>
-                <w:i w:val="0"/>
-                <w:color w:val="16A34A"/>
-                <w:sz w:val="16"/>
-              </w:rPr>
-              <w:t>s02q16, s03q05, s03q08, s03q15, s06q18, s07bq01, s07bq04, s07bq03b1</w:t>
-            </w:r>
-          </w:p>
-        </w:tc>
-        <w:tc>
-          <w:tcPr>
-            <w:tcW w:type="dxa" w:w="1191"/>
-          </w:tcPr>
-          <w:p>
-            <w:r>
-              <w:rPr>
-                <w:b w:val="0"/>
-                <w:i w:val="0"/>
-                <w:color w:val="64748B"/>
-                <w:sz w:val="16"/>
-              </w:rPr>
-              <w:t>GT-CQ</w:t>
-            </w:r>
-          </w:p>
-        </w:tc>
-        <w:tc>
-          <w:tcPr>
-            <w:tcW w:type="dxa" w:w="4706"/>
-          </w:tcPr>
-          <w:p>
-            <w:r>
-              <w:rPr>
-                <w:b w:val="0"/>
-                <w:i w:val="0"/>
-                <w:sz w:val="17"/>
-              </w:rPr>
-              <w:t>La consommation de 5 Pièce en Moyen de Citron provient de la propre production du ménage mais le ménage n'est pas agriculteur, prière de reprendre la section agriculture ou verifier cette quantité s'elle ne provient pas d'autre source.</w:t>
-            </w:r>
-          </w:p>
-        </w:tc>
-      </w:tr>
-      <w:tr>
-        <w:tc>
-          <w:tcPr>
-            <w:tcW w:type="dxa" w:w="964"/>
-          </w:tcPr>
-          <w:p>
-            <w:r>
-              <w:rPr>
-                <w:b/>
-                <w:i w:val="0"/>
-                <w:color w:val="EA580C"/>
-                <w:sz w:val="16"/>
-              </w:rPr>
-              <w:t>Moyenne</w:t>
-            </w:r>
-          </w:p>
-        </w:tc>
-        <w:tc>
-          <w:tcPr>
-            <w:tcW w:type="dxa" w:w="1247"/>
-          </w:tcPr>
-          <w:p>
-            <w:r>
-              <w:rPr>
-                <w:b/>
-                <w:i w:val="0"/>
-                <w:sz w:val="16"/>
-              </w:rPr>
-              <w:t>S07</w:t>
-              <w:br/>
-            </w:r>
-            <w:r>
-              <w:rPr>
-                <w:b w:val="0"/>
-                <w:i w:val="0"/>
-                <w:color w:val="64748B"/>
-                <w:sz w:val="14"/>
-              </w:rPr>
-              <w:t>Consommation alimentaire</w:t>
-            </w:r>
-          </w:p>
-        </w:tc>
-        <w:tc>
-          <w:tcPr>
-            <w:tcW w:type="dxa" w:w="1531"/>
-          </w:tcPr>
-          <w:p>
-            <w:r>
-              <w:rPr>
-                <w:b/>
-                <w:i w:val="0"/>
-                <w:color w:val="16A34A"/>
-                <w:sz w:val="16"/>
-              </w:rPr>
-              <w:t>s02q16, s03q05, s03q08, s03q15, s06q18, s07bq01, s07bq04, s07bq03b1</w:t>
-            </w:r>
-          </w:p>
-        </w:tc>
-        <w:tc>
-          <w:tcPr>
-            <w:tcW w:type="dxa" w:w="1191"/>
-          </w:tcPr>
-          <w:p>
-            <w:r>
-              <w:rPr>
-                <w:b w:val="0"/>
-                <w:i w:val="0"/>
-                <w:color w:val="64748B"/>
-                <w:sz w:val="16"/>
-              </w:rPr>
-              <w:t>GT-CQ</w:t>
-            </w:r>
-          </w:p>
-        </w:tc>
-        <w:tc>
-          <w:tcPr>
-            <w:tcW w:type="dxa" w:w="4706"/>
-          </w:tcPr>
-          <w:p>
-            <w:r>
-              <w:rPr>
-                <w:b w:val="0"/>
-                <w:i w:val="0"/>
-                <w:sz w:val="17"/>
-              </w:rPr>
-              <w:t>La consommation de 5 Pièce en Moyen de Mangue provient de la propre production du ménage mais le ménage n'est pas agriculteur, prière de reprendre la section agriculture ou verifier cette quantité s'elle ne provient pas d'autre source.</w:t>
-            </w:r>
-          </w:p>
-        </w:tc>
-      </w:tr>
-      <w:tr>
-        <w:tc>
-          <w:tcPr>
-            <w:tcW w:type="dxa" w:w="964"/>
-          </w:tcPr>
-          <w:p>
-            <w:r>
-              <w:rPr>
-                <w:b/>
-                <w:i w:val="0"/>
-                <w:color w:val="EA580C"/>
-                <w:sz w:val="16"/>
-              </w:rPr>
-              <w:t>Moyenne</w:t>
-            </w:r>
-          </w:p>
-        </w:tc>
-        <w:tc>
-          <w:tcPr>
-            <w:tcW w:type="dxa" w:w="1247"/>
-          </w:tcPr>
-          <w:p>
-            <w:r>
-              <w:rPr>
-                <w:b/>
-                <w:i w:val="0"/>
-                <w:sz w:val="16"/>
-              </w:rPr>
-              <w:t>S09</w:t>
-              <w:br/>
-            </w:r>
-            <w:r>
-              <w:rPr>
-                <w:b w:val="0"/>
-                <w:i w:val="0"/>
-                <w:color w:val="64748B"/>
-                <w:sz w:val="14"/>
-              </w:rPr>
-              <w:t>Dépenses non alimentaires</w:t>
-            </w:r>
-          </w:p>
-        </w:tc>
-        <w:tc>
-          <w:tcPr>
-            <w:tcW w:type="dxa" w:w="1531"/>
-          </w:tcPr>
-          <w:p>
-            <w:r>
-              <w:rPr>
-                <w:b/>
-                <w:i w:val="0"/>
-                <w:color w:val="16A34A"/>
-                <w:sz w:val="16"/>
-              </w:rPr>
-              <w:t>—</w:t>
-            </w:r>
-          </w:p>
-        </w:tc>
-        <w:tc>
-          <w:tcPr>
-            <w:tcW w:type="dxa" w:w="1191"/>
-          </w:tcPr>
-          <w:p>
-            <w:r>
-              <w:rPr>
-                <w:b w:val="0"/>
-                <w:i w:val="0"/>
-                <w:color w:val="64748B"/>
-                <w:sz w:val="16"/>
-              </w:rPr>
-              <w:t>GT-CQ</w:t>
-            </w:r>
-          </w:p>
-        </w:tc>
-        <w:tc>
-          <w:tcPr>
-            <w:tcW w:type="dxa" w:w="4706"/>
-          </w:tcPr>
-          <w:p>
-            <w:r>
-              <w:rPr>
-                <w:b w:val="0"/>
-                <w:i w:val="0"/>
-                <w:sz w:val="17"/>
-              </w:rPr>
-              <w:t>Attention ! La dépense totale du ménage de FODE KABA (12500 Fcfa) de la fête de Fête des autres Religions /traditions est relativement élevé.</w:t>
-            </w:r>
-          </w:p>
-        </w:tc>
-      </w:tr>
-      <w:tr>
-        <w:tc>
-          <w:tcPr>
-            <w:tcW w:type="dxa" w:w="964"/>
-          </w:tcPr>
-          <w:p>
-            <w:r>
-              <w:rPr>
-                <w:b/>
-                <w:i w:val="0"/>
-                <w:color w:val="EA580C"/>
-                <w:sz w:val="16"/>
-              </w:rPr>
-              <w:t>Moyenne</w:t>
-            </w:r>
-          </w:p>
-        </w:tc>
-        <w:tc>
-          <w:tcPr>
-            <w:tcW w:type="dxa" w:w="1247"/>
-          </w:tcPr>
-          <w:p>
-            <w:r>
-              <w:rPr>
-                <w:b/>
-                <w:i w:val="0"/>
-                <w:sz w:val="16"/>
-              </w:rPr>
-              <w:t>S09</w:t>
-              <w:br/>
-            </w:r>
-            <w:r>
-              <w:rPr>
-                <w:b w:val="0"/>
-                <w:i w:val="0"/>
-                <w:color w:val="64748B"/>
-                <w:sz w:val="14"/>
-              </w:rPr>
-              <w:t>Dépenses non alimentaires</w:t>
-            </w:r>
-          </w:p>
-        </w:tc>
-        <w:tc>
-          <w:tcPr>
-            <w:tcW w:type="dxa" w:w="1531"/>
-          </w:tcPr>
-          <w:p>
-            <w:r>
-              <w:rPr>
-                <w:b/>
-                <w:i w:val="0"/>
-                <w:color w:val="16A34A"/>
-                <w:sz w:val="16"/>
-              </w:rPr>
-              <w:t>—</w:t>
-            </w:r>
-          </w:p>
-        </w:tc>
-        <w:tc>
-          <w:tcPr>
-            <w:tcW w:type="dxa" w:w="1191"/>
-          </w:tcPr>
-          <w:p>
-            <w:r>
-              <w:rPr>
-                <w:b w:val="0"/>
-                <w:i w:val="0"/>
-                <w:color w:val="64748B"/>
-                <w:sz w:val="16"/>
-              </w:rPr>
-              <w:t>GT-CQ</w:t>
-            </w:r>
-          </w:p>
-        </w:tc>
-        <w:tc>
-          <w:tcPr>
-            <w:tcW w:type="dxa" w:w="4706"/>
-          </w:tcPr>
-          <w:p>
-            <w:r>
-              <w:rPr>
-                <w:b w:val="0"/>
-                <w:i w:val="0"/>
-                <w:sz w:val="17"/>
-              </w:rPr>
-              <w:t>Prière de corriger ou de confirmer avec le QG.</w:t>
-            </w:r>
-          </w:p>
-        </w:tc>
-      </w:tr>
-      <w:tr>
-        <w:tc>
-          <w:tcPr>
-            <w:tcW w:type="dxa" w:w="964"/>
-          </w:tcPr>
-          <w:p>
-            <w:r>
-              <w:rPr>
-                <w:b/>
-                <w:i w:val="0"/>
-                <w:color w:val="EA580C"/>
-                <w:sz w:val="16"/>
-              </w:rPr>
-              <w:t>Moyenne</w:t>
-            </w:r>
-          </w:p>
-        </w:tc>
-        <w:tc>
-          <w:tcPr>
-            <w:tcW w:type="dxa" w:w="1247"/>
-          </w:tcPr>
-          <w:p>
-            <w:r>
-              <w:rPr>
-                <w:b/>
-                <w:i w:val="0"/>
-                <w:sz w:val="16"/>
-              </w:rPr>
-              <w:t>S09</w:t>
-              <w:br/>
-            </w:r>
-            <w:r>
-              <w:rPr>
-                <w:b w:val="0"/>
-                <w:i w:val="0"/>
-                <w:color w:val="64748B"/>
-                <w:sz w:val="14"/>
-              </w:rPr>
-              <w:t>Dépenses non alimentaires</w:t>
-            </w:r>
-          </w:p>
-        </w:tc>
-        <w:tc>
-          <w:tcPr>
-            <w:tcW w:type="dxa" w:w="1531"/>
-          </w:tcPr>
-          <w:p>
-            <w:r>
-              <w:rPr>
-                <w:b/>
-                <w:i w:val="0"/>
-                <w:color w:val="16A34A"/>
-                <w:sz w:val="16"/>
-              </w:rPr>
-              <w:t>—</w:t>
-            </w:r>
-          </w:p>
-        </w:tc>
-        <w:tc>
-          <w:tcPr>
-            <w:tcW w:type="dxa" w:w="1191"/>
-          </w:tcPr>
-          <w:p>
-            <w:r>
-              <w:rPr>
-                <w:b w:val="0"/>
-                <w:i w:val="0"/>
-                <w:color w:val="64748B"/>
-                <w:sz w:val="16"/>
-              </w:rPr>
-              <w:t>GT-CQ</w:t>
-            </w:r>
-          </w:p>
-        </w:tc>
-        <w:tc>
-          <w:tcPr>
-            <w:tcW w:type="dxa" w:w="4706"/>
-          </w:tcPr>
-          <w:p>
-            <w:r>
-              <w:rPr>
-                <w:b w:val="0"/>
-                <w:i w:val="0"/>
-                <w:sz w:val="17"/>
-              </w:rPr>
-              <w:t>Attention ! La dépense du ménage de FODE KABA (2000 Fcfa) au cours de 7 derniers jours de Cigarettes, Tabac est relativement élevé.</w:t>
-            </w:r>
-          </w:p>
-        </w:tc>
-      </w:tr>
-      <w:tr>
-        <w:tc>
-          <w:tcPr>
-            <w:tcW w:type="dxa" w:w="964"/>
-          </w:tcPr>
-          <w:p>
-            <w:r>
-              <w:rPr>
-                <w:b/>
-                <w:i w:val="0"/>
-                <w:color w:val="EA580C"/>
-                <w:sz w:val="16"/>
-              </w:rPr>
-              <w:t>Moyenne</w:t>
-            </w:r>
-          </w:p>
-        </w:tc>
-        <w:tc>
-          <w:tcPr>
-            <w:tcW w:type="dxa" w:w="1247"/>
-          </w:tcPr>
-          <w:p>
-            <w:r>
-              <w:rPr>
-                <w:b/>
-                <w:i w:val="0"/>
-                <w:sz w:val="16"/>
-              </w:rPr>
-              <w:t>S09</w:t>
-              <w:br/>
-            </w:r>
-            <w:r>
-              <w:rPr>
-                <w:b w:val="0"/>
-                <w:i w:val="0"/>
-                <w:color w:val="64748B"/>
-                <w:sz w:val="14"/>
-              </w:rPr>
-              <w:t>Dépenses non alimentaires</w:t>
-            </w:r>
-          </w:p>
-        </w:tc>
-        <w:tc>
-          <w:tcPr>
-            <w:tcW w:type="dxa" w:w="1531"/>
-          </w:tcPr>
-          <w:p>
-            <w:r>
-              <w:rPr>
-                <w:b/>
-                <w:i w:val="0"/>
-                <w:color w:val="16A34A"/>
-                <w:sz w:val="16"/>
-              </w:rPr>
-              <w:t>—</w:t>
-            </w:r>
-          </w:p>
-        </w:tc>
-        <w:tc>
-          <w:tcPr>
-            <w:tcW w:type="dxa" w:w="1191"/>
-          </w:tcPr>
-          <w:p>
-            <w:r>
-              <w:rPr>
-                <w:b w:val="0"/>
-                <w:i w:val="0"/>
-                <w:color w:val="64748B"/>
-                <w:sz w:val="16"/>
-              </w:rPr>
-              <w:t>GT-CQ</w:t>
-            </w:r>
-          </w:p>
-        </w:tc>
-        <w:tc>
-          <w:tcPr>
-            <w:tcW w:type="dxa" w:w="4706"/>
-          </w:tcPr>
-          <w:p>
-            <w:r>
-              <w:rPr>
-                <w:b w:val="0"/>
-                <w:i w:val="0"/>
-                <w:sz w:val="17"/>
-              </w:rPr>
-              <w:t>Prière de corriger ou de confirmer avec le QG.</w:t>
-            </w:r>
-          </w:p>
-        </w:tc>
-      </w:tr>
-      <w:tr>
-        <w:tc>
-          <w:tcPr>
-            <w:tcW w:type="dxa" w:w="964"/>
-          </w:tcPr>
-          <w:p>
-            <w:r>
-              <w:rPr>
-                <w:b/>
-                <w:i w:val="0"/>
-                <w:color w:val="EA580C"/>
-                <w:sz w:val="16"/>
-              </w:rPr>
-              <w:t>Moyenne</w:t>
-            </w:r>
-          </w:p>
-        </w:tc>
-        <w:tc>
-          <w:tcPr>
-            <w:tcW w:type="dxa" w:w="1247"/>
-          </w:tcPr>
-          <w:p>
-            <w:r>
-              <w:rPr>
-                <w:b/>
-                <w:i w:val="0"/>
-                <w:sz w:val="16"/>
-              </w:rPr>
-              <w:t>S09</w:t>
-              <w:br/>
-            </w:r>
-            <w:r>
-              <w:rPr>
-                <w:b w:val="0"/>
-                <w:i w:val="0"/>
-                <w:color w:val="64748B"/>
-                <w:sz w:val="14"/>
-              </w:rPr>
-              <w:t>Dépenses non alimentaires</w:t>
-            </w:r>
-          </w:p>
-        </w:tc>
-        <w:tc>
-          <w:tcPr>
-            <w:tcW w:type="dxa" w:w="1531"/>
-          </w:tcPr>
-          <w:p>
-            <w:r>
-              <w:rPr>
-                <w:b/>
-                <w:i w:val="0"/>
-                <w:color w:val="16A34A"/>
-                <w:sz w:val="16"/>
-              </w:rPr>
-              <w:t>—</w:t>
-            </w:r>
-          </w:p>
-        </w:tc>
-        <w:tc>
-          <w:tcPr>
-            <w:tcW w:type="dxa" w:w="1191"/>
-          </w:tcPr>
-          <w:p>
-            <w:r>
-              <w:rPr>
-                <w:b w:val="0"/>
-                <w:i w:val="0"/>
-                <w:color w:val="64748B"/>
-                <w:sz w:val="16"/>
-              </w:rPr>
-              <w:t>GT-CQ</w:t>
-            </w:r>
-          </w:p>
-        </w:tc>
-        <w:tc>
-          <w:tcPr>
-            <w:tcW w:type="dxa" w:w="4706"/>
-          </w:tcPr>
-          <w:p>
-            <w:r>
-              <w:rPr>
-                <w:b w:val="0"/>
-                <w:i w:val="0"/>
-                <w:sz w:val="17"/>
-              </w:rPr>
-              <w:t>Attention ! La dépense du ménage de FODE KABA (3500 Fcfa) au cours de 3 derniers mois de Frais de livraison d'un achat, non inclus dans le prix d'acquisition est relativement élevé.</w:t>
-            </w:r>
-          </w:p>
-        </w:tc>
-      </w:tr>
-      <w:tr>
-        <w:tc>
-          <w:tcPr>
-            <w:tcW w:type="dxa" w:w="964"/>
-          </w:tcPr>
-          <w:p>
-            <w:r>
-              <w:rPr>
-                <w:b/>
-                <w:i w:val="0"/>
-                <w:color w:val="EA580C"/>
-                <w:sz w:val="16"/>
-              </w:rPr>
-              <w:t>Moyenne</w:t>
-            </w:r>
-          </w:p>
-        </w:tc>
-        <w:tc>
-          <w:tcPr>
-            <w:tcW w:type="dxa" w:w="1247"/>
-          </w:tcPr>
-          <w:p>
-            <w:r>
-              <w:rPr>
-                <w:b/>
-                <w:i w:val="0"/>
-                <w:sz w:val="16"/>
-              </w:rPr>
-              <w:t>S09</w:t>
-              <w:br/>
-            </w:r>
-            <w:r>
-              <w:rPr>
-                <w:b w:val="0"/>
-                <w:i w:val="0"/>
-                <w:color w:val="64748B"/>
-                <w:sz w:val="14"/>
-              </w:rPr>
-              <w:t>Dépenses non alimentaires</w:t>
-            </w:r>
-          </w:p>
-        </w:tc>
-        <w:tc>
-          <w:tcPr>
-            <w:tcW w:type="dxa" w:w="1531"/>
-          </w:tcPr>
-          <w:p>
-            <w:r>
-              <w:rPr>
-                <w:b/>
-                <w:i w:val="0"/>
-                <w:color w:val="16A34A"/>
-                <w:sz w:val="16"/>
-              </w:rPr>
-              <w:t>—</w:t>
-            </w:r>
-          </w:p>
-        </w:tc>
-        <w:tc>
-          <w:tcPr>
-            <w:tcW w:type="dxa" w:w="1191"/>
-          </w:tcPr>
-          <w:p>
-            <w:r>
-              <w:rPr>
-                <w:b w:val="0"/>
-                <w:i w:val="0"/>
-                <w:color w:val="64748B"/>
-                <w:sz w:val="16"/>
-              </w:rPr>
-              <w:t>GT-CQ</w:t>
-            </w:r>
-          </w:p>
-        </w:tc>
-        <w:tc>
-          <w:tcPr>
-            <w:tcW w:type="dxa" w:w="4706"/>
-          </w:tcPr>
-          <w:p>
-            <w:r>
-              <w:rPr>
-                <w:b w:val="0"/>
-                <w:i w:val="0"/>
-                <w:sz w:val="17"/>
-              </w:rPr>
-              <w:t>Prière de corriger ou de confirmer avec le QG.</w:t>
-            </w:r>
-          </w:p>
-        </w:tc>
-      </w:tr>
-      <w:tr>
-        <w:tc>
-          <w:tcPr>
-            <w:tcW w:type="dxa" w:w="964"/>
-          </w:tcPr>
-          <w:p>
-            <w:r>
-              <w:rPr>
-                <w:b/>
-                <w:i w:val="0"/>
-                <w:color w:val="EA580C"/>
-                <w:sz w:val="16"/>
-              </w:rPr>
-              <w:t>Moyenne</w:t>
-            </w:r>
-          </w:p>
-        </w:tc>
-        <w:tc>
-          <w:tcPr>
-            <w:tcW w:type="dxa" w:w="1247"/>
-          </w:tcPr>
-          <w:p>
-            <w:r>
-              <w:rPr>
-                <w:b/>
-                <w:i w:val="0"/>
-                <w:sz w:val="16"/>
-              </w:rPr>
-              <w:t>S09</w:t>
-              <w:br/>
-            </w:r>
-            <w:r>
-              <w:rPr>
-                <w:b w:val="0"/>
-                <w:i w:val="0"/>
-                <w:color w:val="64748B"/>
-                <w:sz w:val="14"/>
-              </w:rPr>
-              <w:t>Dépenses non alimentaires</w:t>
-            </w:r>
-          </w:p>
-        </w:tc>
-        <w:tc>
-          <w:tcPr>
-            <w:tcW w:type="dxa" w:w="1531"/>
-          </w:tcPr>
-          <w:p>
-            <w:r>
-              <w:rPr>
-                <w:b/>
-                <w:i w:val="0"/>
-                <w:color w:val="16A34A"/>
-                <w:sz w:val="16"/>
-              </w:rPr>
-              <w:t>—</w:t>
-            </w:r>
-          </w:p>
-        </w:tc>
-        <w:tc>
-          <w:tcPr>
-            <w:tcW w:type="dxa" w:w="1191"/>
-          </w:tcPr>
-          <w:p>
-            <w:r>
-              <w:rPr>
-                <w:b w:val="0"/>
-                <w:i w:val="0"/>
-                <w:color w:val="64748B"/>
-                <w:sz w:val="16"/>
-              </w:rPr>
-              <w:t>GT-CQ</w:t>
-            </w:r>
-          </w:p>
-        </w:tc>
-        <w:tc>
-          <w:tcPr>
-            <w:tcW w:type="dxa" w:w="4706"/>
-          </w:tcPr>
-          <w:p>
-            <w:r>
-              <w:rPr>
-                <w:b w:val="0"/>
-                <w:i w:val="0"/>
-                <w:sz w:val="17"/>
-              </w:rPr>
-              <w:t>Peu plausible! le montant de la dépense (300 Fcfa) pour Frais de confection et de réparation de vêtements homme: ensemble, pantalon, chemise, réparation, location vêtement, etc. semble faible.</w:t>
-            </w:r>
-          </w:p>
-        </w:tc>
-      </w:tr>
-      <w:tr>
-        <w:tc>
-          <w:tcPr>
-            <w:tcW w:type="dxa" w:w="964"/>
-          </w:tcPr>
-          <w:p>
-            <w:r>
-              <w:rPr>
-                <w:b/>
-                <w:i w:val="0"/>
-                <w:color w:val="EA580C"/>
-                <w:sz w:val="16"/>
-              </w:rPr>
-              <w:t>Moyenne</w:t>
-            </w:r>
-          </w:p>
-        </w:tc>
-        <w:tc>
-          <w:tcPr>
-            <w:tcW w:type="dxa" w:w="1247"/>
-          </w:tcPr>
-          <w:p>
-            <w:r>
-              <w:rPr>
-                <w:b/>
-                <w:i w:val="0"/>
-                <w:sz w:val="16"/>
-              </w:rPr>
-              <w:t>S09</w:t>
-              <w:br/>
-            </w:r>
-            <w:r>
-              <w:rPr>
-                <w:b w:val="0"/>
-                <w:i w:val="0"/>
-                <w:color w:val="64748B"/>
-                <w:sz w:val="14"/>
-              </w:rPr>
-              <w:t>Dépenses non alimentaires</w:t>
-            </w:r>
-          </w:p>
-        </w:tc>
-        <w:tc>
-          <w:tcPr>
-            <w:tcW w:type="dxa" w:w="1531"/>
-          </w:tcPr>
-          <w:p>
-            <w:r>
-              <w:rPr>
-                <w:b/>
-                <w:i w:val="0"/>
-                <w:color w:val="16A34A"/>
-                <w:sz w:val="16"/>
-              </w:rPr>
-              <w:t>—</w:t>
-            </w:r>
-          </w:p>
-        </w:tc>
-        <w:tc>
-          <w:tcPr>
-            <w:tcW w:type="dxa" w:w="1191"/>
-          </w:tcPr>
-          <w:p>
-            <w:r>
-              <w:rPr>
-                <w:b w:val="0"/>
-                <w:i w:val="0"/>
-                <w:color w:val="64748B"/>
-                <w:sz w:val="16"/>
-              </w:rPr>
-              <w:t>GT-CQ</w:t>
-            </w:r>
-          </w:p>
-        </w:tc>
-        <w:tc>
-          <w:tcPr>
-            <w:tcW w:type="dxa" w:w="4706"/>
-          </w:tcPr>
-          <w:p>
-            <w:r>
-              <w:rPr>
-                <w:b w:val="0"/>
-                <w:i w:val="0"/>
-                <w:sz w:val="17"/>
-              </w:rPr>
-              <w:t>Veuillez, s'il vous plaît, confirmer cette information avec le QG ou la corriger.</w:t>
-            </w:r>
-          </w:p>
-        </w:tc>
-      </w:tr>
-      <w:tr>
-        <w:tc>
-          <w:tcPr>
-            <w:tcW w:type="dxa" w:w="964"/>
-          </w:tcPr>
-          <w:p>
-            <w:r>
-              <w:rPr>
-                <w:b/>
-                <w:i w:val="0"/>
-                <w:color w:val="EA580C"/>
-                <w:sz w:val="16"/>
-              </w:rPr>
-              <w:t>Moyenne</w:t>
-            </w:r>
-          </w:p>
-        </w:tc>
-        <w:tc>
-          <w:tcPr>
-            <w:tcW w:type="dxa" w:w="1247"/>
-          </w:tcPr>
-          <w:p>
-            <w:r>
-              <w:rPr>
-                <w:b/>
-                <w:i w:val="0"/>
-                <w:sz w:val="16"/>
-              </w:rPr>
-              <w:t>S09</w:t>
-              <w:br/>
-            </w:r>
-            <w:r>
-              <w:rPr>
-                <w:b w:val="0"/>
-                <w:i w:val="0"/>
-                <w:color w:val="64748B"/>
-                <w:sz w:val="14"/>
-              </w:rPr>
-              <w:t>Dépenses non alimentaires</w:t>
-            </w:r>
-          </w:p>
-        </w:tc>
-        <w:tc>
-          <w:tcPr>
-            <w:tcW w:type="dxa" w:w="1531"/>
-          </w:tcPr>
-          <w:p>
-            <w:r>
-              <w:rPr>
-                <w:b/>
-                <w:i w:val="0"/>
-                <w:color w:val="16A34A"/>
-                <w:sz w:val="16"/>
-              </w:rPr>
-              <w:t>—</w:t>
-            </w:r>
-          </w:p>
-        </w:tc>
-        <w:tc>
-          <w:tcPr>
-            <w:tcW w:type="dxa" w:w="1191"/>
-          </w:tcPr>
-          <w:p>
-            <w:r>
-              <w:rPr>
-                <w:b w:val="0"/>
-                <w:i w:val="0"/>
-                <w:color w:val="64748B"/>
-                <w:sz w:val="16"/>
-              </w:rPr>
-              <w:t>GT-CQ</w:t>
-            </w:r>
-          </w:p>
-        </w:tc>
-        <w:tc>
-          <w:tcPr>
-            <w:tcW w:type="dxa" w:w="4706"/>
-          </w:tcPr>
-          <w:p>
-            <w:r>
-              <w:rPr>
-                <w:b w:val="0"/>
-                <w:i w:val="0"/>
-                <w:sz w:val="17"/>
-              </w:rPr>
-              <w:t>Attention ! La dépense du ménage de FODE KABA (300 Fcfa) au cours de 6 derniers mois de Frais de confection et de réparation de vêtements homme: ensemble, pantalon, chemise, réparation, location vêtement, etc.</w:t>
-            </w:r>
-          </w:p>
-        </w:tc>
-      </w:tr>
-      <w:tr>
-        <w:tc>
-          <w:tcPr>
-            <w:tcW w:type="dxa" w:w="964"/>
-          </w:tcPr>
-          <w:p>
-            <w:r>
-              <w:rPr>
-                <w:b/>
-                <w:i w:val="0"/>
-                <w:color w:val="EA580C"/>
-                <w:sz w:val="16"/>
-              </w:rPr>
-              <w:t>Moyenne</w:t>
-            </w:r>
-          </w:p>
-        </w:tc>
-        <w:tc>
-          <w:tcPr>
-            <w:tcW w:type="dxa" w:w="1247"/>
-          </w:tcPr>
-          <w:p>
-            <w:r>
-              <w:rPr>
-                <w:b/>
-                <w:i w:val="0"/>
-                <w:sz w:val="16"/>
-              </w:rPr>
-              <w:t>S09</w:t>
-              <w:br/>
-            </w:r>
-            <w:r>
-              <w:rPr>
-                <w:b w:val="0"/>
-                <w:i w:val="0"/>
-                <w:color w:val="64748B"/>
-                <w:sz w:val="14"/>
-              </w:rPr>
-              <w:t>Dépenses non alimentaires</w:t>
-            </w:r>
-          </w:p>
-        </w:tc>
-        <w:tc>
-          <w:tcPr>
-            <w:tcW w:type="dxa" w:w="1531"/>
-          </w:tcPr>
-          <w:p>
-            <w:r>
-              <w:rPr>
-                <w:b/>
-                <w:i w:val="0"/>
-                <w:color w:val="16A34A"/>
-                <w:sz w:val="16"/>
-              </w:rPr>
-              <w:t>—</w:t>
-            </w:r>
-          </w:p>
-        </w:tc>
-        <w:tc>
-          <w:tcPr>
-            <w:tcW w:type="dxa" w:w="1191"/>
-          </w:tcPr>
-          <w:p>
-            <w:r>
-              <w:rPr>
-                <w:b w:val="0"/>
-                <w:i w:val="0"/>
-                <w:color w:val="64748B"/>
-                <w:sz w:val="16"/>
-              </w:rPr>
-              <w:t>GT-CQ</w:t>
-            </w:r>
-          </w:p>
-        </w:tc>
-        <w:tc>
-          <w:tcPr>
-            <w:tcW w:type="dxa" w:w="4706"/>
-          </w:tcPr>
-          <w:p>
-            <w:r>
-              <w:rPr>
-                <w:b w:val="0"/>
-                <w:i w:val="0"/>
-                <w:sz w:val="17"/>
-              </w:rPr>
-              <w:t>est relativement élevé.</w:t>
-            </w:r>
-          </w:p>
-        </w:tc>
-      </w:tr>
-      <w:tr>
-        <w:tc>
-          <w:tcPr>
-            <w:tcW w:type="dxa" w:w="964"/>
-          </w:tcPr>
-          <w:p>
-            <w:r>
-              <w:rPr>
-                <w:b/>
-                <w:i w:val="0"/>
-                <w:color w:val="EA580C"/>
-                <w:sz w:val="16"/>
-              </w:rPr>
-              <w:t>Moyenne</w:t>
-            </w:r>
-          </w:p>
-        </w:tc>
-        <w:tc>
-          <w:tcPr>
-            <w:tcW w:type="dxa" w:w="1247"/>
-          </w:tcPr>
-          <w:p>
-            <w:r>
-              <w:rPr>
-                <w:b/>
-                <w:i w:val="0"/>
-                <w:sz w:val="16"/>
-              </w:rPr>
-              <w:t>S09</w:t>
-              <w:br/>
-            </w:r>
-            <w:r>
-              <w:rPr>
-                <w:b w:val="0"/>
-                <w:i w:val="0"/>
-                <w:color w:val="64748B"/>
-                <w:sz w:val="14"/>
-              </w:rPr>
-              <w:t>Dépenses non alimentaires</w:t>
-            </w:r>
-          </w:p>
-        </w:tc>
-        <w:tc>
-          <w:tcPr>
-            <w:tcW w:type="dxa" w:w="1531"/>
-          </w:tcPr>
-          <w:p>
-            <w:r>
-              <w:rPr>
-                <w:b/>
-                <w:i w:val="0"/>
-                <w:color w:val="16A34A"/>
-                <w:sz w:val="16"/>
-              </w:rPr>
-              <w:t>—</w:t>
-            </w:r>
-          </w:p>
-        </w:tc>
-        <w:tc>
-          <w:tcPr>
-            <w:tcW w:type="dxa" w:w="1191"/>
-          </w:tcPr>
-          <w:p>
-            <w:r>
-              <w:rPr>
-                <w:b w:val="0"/>
-                <w:i w:val="0"/>
-                <w:color w:val="64748B"/>
-                <w:sz w:val="16"/>
-              </w:rPr>
-              <w:t>GT-CQ</w:t>
-            </w:r>
-          </w:p>
-        </w:tc>
-        <w:tc>
-          <w:tcPr>
-            <w:tcW w:type="dxa" w:w="4706"/>
-          </w:tcPr>
-          <w:p>
-            <w:r>
-              <w:rPr>
-                <w:b w:val="0"/>
-                <w:i w:val="0"/>
-                <w:sz w:val="17"/>
-              </w:rPr>
-              <w:t>Prière de corriger ou de confirmer avec le QG.</w:t>
-            </w:r>
-          </w:p>
-        </w:tc>
-      </w:tr>
-      <w:tr>
-        <w:tc>
-          <w:tcPr>
-            <w:tcW w:type="dxa" w:w="964"/>
-          </w:tcPr>
-          <w:p>
-            <w:r>
-              <w:rPr>
-                <w:b/>
-                <w:i w:val="0"/>
-                <w:color w:val="EA580C"/>
-                <w:sz w:val="16"/>
-              </w:rPr>
-              <w:t>Moyenne</w:t>
-            </w:r>
-          </w:p>
-        </w:tc>
-        <w:tc>
-          <w:tcPr>
-            <w:tcW w:type="dxa" w:w="1247"/>
-          </w:tcPr>
-          <w:p>
-            <w:r>
-              <w:rPr>
-                <w:b/>
-                <w:i w:val="0"/>
-                <w:sz w:val="16"/>
-              </w:rPr>
-              <w:t>S09</w:t>
-              <w:br/>
-            </w:r>
-            <w:r>
-              <w:rPr>
-                <w:b w:val="0"/>
-                <w:i w:val="0"/>
-                <w:color w:val="64748B"/>
-                <w:sz w:val="14"/>
-              </w:rPr>
-              <w:t>Dépenses non alimentaires</w:t>
-            </w:r>
-          </w:p>
-        </w:tc>
-        <w:tc>
-          <w:tcPr>
-            <w:tcW w:type="dxa" w:w="1531"/>
-          </w:tcPr>
-          <w:p>
-            <w:r>
-              <w:rPr>
-                <w:b/>
-                <w:i w:val="0"/>
-                <w:color w:val="16A34A"/>
-                <w:sz w:val="16"/>
-              </w:rPr>
-              <w:t>—</w:t>
-            </w:r>
-          </w:p>
-        </w:tc>
-        <w:tc>
-          <w:tcPr>
-            <w:tcW w:type="dxa" w:w="1191"/>
-          </w:tcPr>
-          <w:p>
-            <w:r>
-              <w:rPr>
-                <w:b w:val="0"/>
-                <w:i w:val="0"/>
-                <w:color w:val="64748B"/>
-                <w:sz w:val="16"/>
-              </w:rPr>
-              <w:t>GT-CQ</w:t>
-            </w:r>
-          </w:p>
-        </w:tc>
-        <w:tc>
-          <w:tcPr>
-            <w:tcW w:type="dxa" w:w="4706"/>
-          </w:tcPr>
-          <w:p>
-            <w:r>
-              <w:rPr>
-                <w:b w:val="0"/>
-                <w:i w:val="0"/>
-                <w:sz w:val="17"/>
-              </w:rPr>
-              <w:t>Attention ! La dépense du ménage de FODE KABA (22000 Fcfa) au cours de 12 derniers mois de Main-d'oeuvre et services d'entretien et de réparation courante du logement  (vidange fosse septique,main d'œuvre pour l'entretien du logement, etc.</w:t>
-            </w:r>
-          </w:p>
-        </w:tc>
-      </w:tr>
-      <w:tr>
-        <w:tc>
-          <w:tcPr>
-            <w:tcW w:type="dxa" w:w="964"/>
-          </w:tcPr>
-          <w:p>
-            <w:r>
-              <w:rPr>
-                <w:b/>
-                <w:i w:val="0"/>
-                <w:color w:val="EA580C"/>
-                <w:sz w:val="16"/>
-              </w:rPr>
-              <w:t>Moyenne</w:t>
-            </w:r>
-          </w:p>
-        </w:tc>
-        <w:tc>
-          <w:tcPr>
-            <w:tcW w:type="dxa" w:w="1247"/>
-          </w:tcPr>
-          <w:p>
-            <w:r>
-              <w:rPr>
-                <w:b/>
-                <w:i w:val="0"/>
-                <w:sz w:val="16"/>
-              </w:rPr>
-              <w:t>S09</w:t>
-              <w:br/>
-            </w:r>
-            <w:r>
-              <w:rPr>
-                <w:b w:val="0"/>
-                <w:i w:val="0"/>
-                <w:color w:val="64748B"/>
-                <w:sz w:val="14"/>
-              </w:rPr>
-              <w:t>Dépenses non alimentaires</w:t>
-            </w:r>
-          </w:p>
-        </w:tc>
-        <w:tc>
-          <w:tcPr>
-            <w:tcW w:type="dxa" w:w="1531"/>
-          </w:tcPr>
-          <w:p>
-            <w:r>
-              <w:rPr>
-                <w:b/>
-                <w:i w:val="0"/>
-                <w:color w:val="16A34A"/>
-                <w:sz w:val="16"/>
-              </w:rPr>
-              <w:t>—</w:t>
-            </w:r>
-          </w:p>
-        </w:tc>
-        <w:tc>
-          <w:tcPr>
-            <w:tcW w:type="dxa" w:w="1191"/>
-          </w:tcPr>
-          <w:p>
-            <w:r>
-              <w:rPr>
-                <w:b w:val="0"/>
-                <w:i w:val="0"/>
-                <w:color w:val="64748B"/>
-                <w:sz w:val="16"/>
-              </w:rPr>
-              <w:t>GT-CQ</w:t>
-            </w:r>
-          </w:p>
-        </w:tc>
-        <w:tc>
-          <w:tcPr>
-            <w:tcW w:type="dxa" w:w="4706"/>
-          </w:tcPr>
-          <w:p>
-            <w:r>
-              <w:rPr>
-                <w:b w:val="0"/>
-                <w:i w:val="0"/>
-                <w:sz w:val="17"/>
-              </w:rPr>
-              <w:t>) est relativement élevé.</w:t>
-            </w:r>
-          </w:p>
-        </w:tc>
-      </w:tr>
-      <w:tr>
-        <w:tc>
-          <w:tcPr>
-            <w:tcW w:type="dxa" w:w="964"/>
-          </w:tcPr>
-          <w:p>
-            <w:r>
-              <w:rPr>
-                <w:b/>
-                <w:i w:val="0"/>
-                <w:color w:val="EA580C"/>
-                <w:sz w:val="16"/>
-              </w:rPr>
-              <w:t>Moyenne</w:t>
-            </w:r>
-          </w:p>
-        </w:tc>
-        <w:tc>
-          <w:tcPr>
-            <w:tcW w:type="dxa" w:w="1247"/>
-          </w:tcPr>
-          <w:p>
-            <w:r>
-              <w:rPr>
-                <w:b/>
-                <w:i w:val="0"/>
-                <w:sz w:val="16"/>
-              </w:rPr>
-              <w:t>S09</w:t>
-              <w:br/>
-            </w:r>
-            <w:r>
-              <w:rPr>
-                <w:b w:val="0"/>
-                <w:i w:val="0"/>
-                <w:color w:val="64748B"/>
-                <w:sz w:val="14"/>
-              </w:rPr>
-              <w:t>Dépenses non alimentaires</w:t>
-            </w:r>
-          </w:p>
-        </w:tc>
-        <w:tc>
-          <w:tcPr>
-            <w:tcW w:type="dxa" w:w="1531"/>
-          </w:tcPr>
-          <w:p>
-            <w:r>
-              <w:rPr>
-                <w:b/>
-                <w:i w:val="0"/>
-                <w:color w:val="16A34A"/>
-                <w:sz w:val="16"/>
-              </w:rPr>
-              <w:t>—</w:t>
-            </w:r>
-          </w:p>
-        </w:tc>
-        <w:tc>
-          <w:tcPr>
-            <w:tcW w:type="dxa" w:w="1191"/>
-          </w:tcPr>
-          <w:p>
-            <w:r>
-              <w:rPr>
-                <w:b w:val="0"/>
-                <w:i w:val="0"/>
-                <w:color w:val="64748B"/>
-                <w:sz w:val="16"/>
-              </w:rPr>
-              <w:t>GT-CQ</w:t>
-            </w:r>
-          </w:p>
-        </w:tc>
-        <w:tc>
-          <w:tcPr>
-            <w:tcW w:type="dxa" w:w="4706"/>
-          </w:tcPr>
-          <w:p>
-            <w:r>
-              <w:rPr>
-                <w:b w:val="0"/>
-                <w:i w:val="0"/>
-                <w:sz w:val="17"/>
-              </w:rPr>
-              <w:t>Prière de corriger ou de confirmer avec le QG.</w:t>
-            </w:r>
-          </w:p>
-        </w:tc>
-      </w:tr>
-      <w:tr>
-        <w:tc>
-          <w:tcPr>
-            <w:tcW w:type="dxa" w:w="964"/>
-          </w:tcPr>
-          <w:p>
-            <w:r>
-              <w:rPr>
-                <w:b/>
-                <w:i w:val="0"/>
-                <w:color w:val="EA580C"/>
-                <w:sz w:val="16"/>
-              </w:rPr>
-              <w:t>Moyenne</w:t>
-            </w:r>
-          </w:p>
-        </w:tc>
-        <w:tc>
-          <w:tcPr>
-            <w:tcW w:type="dxa" w:w="1247"/>
-          </w:tcPr>
-          <w:p>
-            <w:r>
-              <w:rPr>
-                <w:b/>
-                <w:i w:val="0"/>
-                <w:sz w:val="16"/>
-              </w:rPr>
-              <w:t>S09</w:t>
-              <w:br/>
-            </w:r>
-            <w:r>
-              <w:rPr>
-                <w:b w:val="0"/>
-                <w:i w:val="0"/>
-                <w:color w:val="64748B"/>
-                <w:sz w:val="14"/>
-              </w:rPr>
-              <w:t>Dépenses non alimentaires</w:t>
-            </w:r>
-          </w:p>
-        </w:tc>
-        <w:tc>
-          <w:tcPr>
-            <w:tcW w:type="dxa" w:w="1531"/>
-          </w:tcPr>
-          <w:p>
-            <w:r>
-              <w:rPr>
-                <w:b/>
-                <w:i w:val="0"/>
-                <w:color w:val="16A34A"/>
-                <w:sz w:val="16"/>
-              </w:rPr>
-              <w:t>—</w:t>
-            </w:r>
-          </w:p>
-        </w:tc>
-        <w:tc>
-          <w:tcPr>
-            <w:tcW w:type="dxa" w:w="1191"/>
-          </w:tcPr>
-          <w:p>
-            <w:r>
-              <w:rPr>
-                <w:b w:val="0"/>
-                <w:i w:val="0"/>
-                <w:color w:val="64748B"/>
-                <w:sz w:val="16"/>
-              </w:rPr>
-              <w:t>GT-CQ</w:t>
-            </w:r>
-          </w:p>
-        </w:tc>
-        <w:tc>
-          <w:tcPr>
-            <w:tcW w:type="dxa" w:w="4706"/>
-          </w:tcPr>
-          <w:p>
-            <w:r>
-              <w:rPr>
-                <w:b w:val="0"/>
-                <w:i w:val="0"/>
-                <w:sz w:val="17"/>
-              </w:rPr>
-              <w:t>Attention ! La dépense du ménage de FODE KABA (7000 Fcfa) au cours de 12 derniers mois de Produits pour le jardinage (plantes et fleurs ornementales), pas pour l'agriculture est relativement élevé.</w:t>
-            </w:r>
-          </w:p>
-        </w:tc>
-      </w:tr>
-      <w:tr>
-        <w:tc>
-          <w:tcPr>
-            <w:tcW w:type="dxa" w:w="964"/>
-          </w:tcPr>
-          <w:p>
-            <w:r>
-              <w:rPr>
-                <w:b/>
-                <w:i w:val="0"/>
-                <w:color w:val="EA580C"/>
-                <w:sz w:val="16"/>
-              </w:rPr>
-              <w:t>Moyenne</w:t>
-            </w:r>
-          </w:p>
-        </w:tc>
-        <w:tc>
-          <w:tcPr>
-            <w:tcW w:type="dxa" w:w="1247"/>
-          </w:tcPr>
-          <w:p>
-            <w:r>
-              <w:rPr>
-                <w:b/>
-                <w:i w:val="0"/>
-                <w:sz w:val="16"/>
-              </w:rPr>
-              <w:t>S10</w:t>
-              <w:br/>
-            </w:r>
-            <w:r>
-              <w:rPr>
-                <w:b w:val="0"/>
-                <w:i w:val="0"/>
-                <w:color w:val="64748B"/>
-                <w:sz w:val="14"/>
-              </w:rPr>
-              <w:t>Logement</w:t>
-            </w:r>
-          </w:p>
-        </w:tc>
-        <w:tc>
-          <w:tcPr>
-            <w:tcW w:type="dxa" w:w="1531"/>
-          </w:tcPr>
-          <w:p>
-            <w:r>
-              <w:rPr>
-                <w:b/>
-                <w:i w:val="0"/>
-                <w:color w:val="16A34A"/>
-                <w:sz w:val="16"/>
-              </w:rPr>
-              <w:t>—</w:t>
-            </w:r>
-          </w:p>
-        </w:tc>
-        <w:tc>
-          <w:tcPr>
-            <w:tcW w:type="dxa" w:w="1191"/>
-          </w:tcPr>
-          <w:p>
-            <w:r>
-              <w:rPr>
-                <w:b w:val="0"/>
-                <w:i w:val="0"/>
-                <w:color w:val="64748B"/>
-                <w:sz w:val="16"/>
-              </w:rPr>
-              <w:t>GT-CQ</w:t>
-            </w:r>
-          </w:p>
-        </w:tc>
-        <w:tc>
-          <w:tcPr>
-            <w:tcW w:type="dxa" w:w="4706"/>
-          </w:tcPr>
-          <w:p>
-            <w:r>
-              <w:rPr>
-                <w:b w:val="0"/>
-                <w:i w:val="0"/>
-                <w:sz w:val="17"/>
-              </w:rPr>
-              <w:t>S'il s'agit de l'agriculture ou l'élévage prière d'enlever cette entreprise (cultiver des fruits et legumes) dans la section 10 et ajouter soit dans la section agriculture ou l'élévage pour éviter le double compte ou incomprehension.</w:t>
-            </w:r>
-          </w:p>
-        </w:tc>
-      </w:tr>
-      <w:tr>
-        <w:tc>
-          <w:tcPr>
-            <w:tcW w:type="dxa" w:w="964"/>
-          </w:tcPr>
-          <w:p>
-            <w:r>
-              <w:rPr>
-                <w:b/>
-                <w:i w:val="0"/>
-                <w:color w:val="EA580C"/>
-                <w:sz w:val="16"/>
-              </w:rPr>
-              <w:t>Moyenne</w:t>
-            </w:r>
-          </w:p>
-        </w:tc>
-        <w:tc>
-          <w:tcPr>
-            <w:tcW w:type="dxa" w:w="1247"/>
-          </w:tcPr>
-          <w:p>
-            <w:r>
-              <w:rPr>
-                <w:b/>
-                <w:i w:val="0"/>
-                <w:sz w:val="16"/>
-              </w:rPr>
-              <w:t>S10</w:t>
-              <w:br/>
-            </w:r>
-            <w:r>
-              <w:rPr>
-                <w:b w:val="0"/>
-                <w:i w:val="0"/>
-                <w:color w:val="64748B"/>
-                <w:sz w:val="14"/>
-              </w:rPr>
-              <w:t>Logement</w:t>
-            </w:r>
-          </w:p>
-        </w:tc>
-        <w:tc>
-          <w:tcPr>
-            <w:tcW w:type="dxa" w:w="1531"/>
-          </w:tcPr>
-          <w:p>
-            <w:r>
-              <w:rPr>
-                <w:b/>
-                <w:i w:val="0"/>
-                <w:color w:val="16A34A"/>
-                <w:sz w:val="16"/>
-              </w:rPr>
-              <w:t>—</w:t>
-            </w:r>
-          </w:p>
-        </w:tc>
-        <w:tc>
-          <w:tcPr>
-            <w:tcW w:type="dxa" w:w="1191"/>
-          </w:tcPr>
-          <w:p>
-            <w:r>
-              <w:rPr>
-                <w:b w:val="0"/>
-                <w:i w:val="0"/>
-                <w:color w:val="64748B"/>
-                <w:sz w:val="16"/>
-              </w:rPr>
-              <w:t>GT-CQ</w:t>
-            </w:r>
-          </w:p>
-        </w:tc>
-        <w:tc>
-          <w:tcPr>
-            <w:tcW w:type="dxa" w:w="4706"/>
-          </w:tcPr>
-          <w:p>
-            <w:r>
-              <w:rPr>
-                <w:b w:val="0"/>
-                <w:i w:val="0"/>
-                <w:sz w:val="17"/>
-              </w:rPr>
-              <w:t>L'entreprise cultiver des fruits et legumes n'est pas une entreprise de fabrication et pourtant vous avez renseigné soit renseigner la question 10.48 ou 10.49, si vous pensez qu'elle est une entreprise de fabrication prière de reprendre le classement de la nomenclature en 10.17a ou s'elle ne fait de fabrication merci de mettre 0 en 10.48 et 10.49.</w:t>
-            </w:r>
-          </w:p>
-        </w:tc>
-      </w:tr>
-      <w:tr>
-        <w:tc>
-          <w:tcPr>
-            <w:tcW w:type="dxa" w:w="964"/>
-          </w:tcPr>
-          <w:p>
-            <w:r>
-              <w:rPr>
-                <w:b/>
-                <w:i w:val="0"/>
-                <w:color w:val="EA580C"/>
-                <w:sz w:val="16"/>
-              </w:rPr>
-              <w:t>Moyenne</w:t>
-            </w:r>
-          </w:p>
-        </w:tc>
-        <w:tc>
-          <w:tcPr>
-            <w:tcW w:type="dxa" w:w="1247"/>
-          </w:tcPr>
-          <w:p>
-            <w:r>
-              <w:rPr>
-                <w:b/>
-                <w:i w:val="0"/>
-                <w:sz w:val="16"/>
-              </w:rPr>
-              <w:t>S10</w:t>
-              <w:br/>
-            </w:r>
-            <w:r>
-              <w:rPr>
-                <w:b w:val="0"/>
-                <w:i w:val="0"/>
-                <w:color w:val="64748B"/>
-                <w:sz w:val="14"/>
-              </w:rPr>
-              <w:t>Logement</w:t>
-            </w:r>
-          </w:p>
-        </w:tc>
-        <w:tc>
-          <w:tcPr>
-            <w:tcW w:type="dxa" w:w="1531"/>
-          </w:tcPr>
-          <w:p>
-            <w:r>
-              <w:rPr>
-                <w:b/>
-                <w:i w:val="0"/>
-                <w:color w:val="16A34A"/>
-                <w:sz w:val="16"/>
-              </w:rPr>
-              <w:t>—</w:t>
-            </w:r>
-          </w:p>
-        </w:tc>
-        <w:tc>
-          <w:tcPr>
-            <w:tcW w:type="dxa" w:w="1191"/>
-          </w:tcPr>
-          <w:p>
-            <w:r>
-              <w:rPr>
-                <w:b w:val="0"/>
-                <w:i w:val="0"/>
-                <w:color w:val="64748B"/>
-                <w:sz w:val="16"/>
-              </w:rPr>
-              <w:t>GT-CQ</w:t>
-            </w:r>
-          </w:p>
-        </w:tc>
-        <w:tc>
-          <w:tcPr>
-            <w:tcW w:type="dxa" w:w="4706"/>
-          </w:tcPr>
-          <w:p>
-            <w:r>
-              <w:rPr>
-                <w:b w:val="0"/>
-                <w:i w:val="0"/>
-                <w:sz w:val="17"/>
-              </w:rPr>
-              <w:t>Mettre soit le montant en 10.46 et 10.47 s'elle fait de commerce ou mettre en 10.50 s'elle rend service.</w:t>
-            </w:r>
-          </w:p>
-        </w:tc>
-      </w:tr>
-      <w:tr>
-        <w:tc>
-          <w:tcPr>
-            <w:tcW w:type="dxa" w:w="964"/>
-          </w:tcPr>
-          <w:p>
-            <w:r>
-              <w:rPr>
-                <w:b/>
-                <w:i w:val="0"/>
-                <w:color w:val="EA580C"/>
-                <w:sz w:val="16"/>
-              </w:rPr>
-              <w:t>Moyenne</w:t>
-            </w:r>
-          </w:p>
-        </w:tc>
-        <w:tc>
-          <w:tcPr>
-            <w:tcW w:type="dxa" w:w="1247"/>
-          </w:tcPr>
-          <w:p>
-            <w:r>
-              <w:rPr>
-                <w:b/>
-                <w:i w:val="0"/>
-                <w:sz w:val="16"/>
-              </w:rPr>
-              <w:t>S11</w:t>
-              <w:br/>
-            </w:r>
-            <w:r>
-              <w:rPr>
-                <w:b w:val="0"/>
-                <w:i w:val="0"/>
-                <w:color w:val="64748B"/>
-                <w:sz w:val="14"/>
-              </w:rPr>
-              <w:t>Logement / cadre de vie</w:t>
-            </w:r>
-          </w:p>
-        </w:tc>
-        <w:tc>
-          <w:tcPr>
-            <w:tcW w:type="dxa" w:w="1531"/>
-          </w:tcPr>
-          <w:p>
-            <w:r>
-              <w:rPr>
-                <w:b/>
-                <w:i w:val="0"/>
-                <w:color w:val="16A34A"/>
-                <w:sz w:val="16"/>
-              </w:rPr>
-              <w:t>—</w:t>
-            </w:r>
-          </w:p>
-        </w:tc>
-        <w:tc>
-          <w:tcPr>
-            <w:tcW w:type="dxa" w:w="1191"/>
-          </w:tcPr>
-          <w:p>
-            <w:r>
-              <w:rPr>
-                <w:b w:val="0"/>
-                <w:i w:val="0"/>
-                <w:color w:val="64748B"/>
-                <w:sz w:val="16"/>
-              </w:rPr>
-              <w:t>GT-CQ</w:t>
-            </w:r>
-          </w:p>
-        </w:tc>
-        <w:tc>
-          <w:tcPr>
-            <w:tcW w:type="dxa" w:w="4706"/>
-          </w:tcPr>
-          <w:p>
-            <w:r>
-              <w:rPr>
-                <w:b w:val="0"/>
-                <w:i w:val="0"/>
-                <w:sz w:val="17"/>
-              </w:rPr>
-              <w:t>Attention!!! Les ménages vivants dans un(e) Maison Basse à TAMBACOUNDA Urbain ont généralement comme principal matériau du toit le/la Tôles, mais celui du ménage de FODE KABA (Dalle en ciment) diffère de celui-ci.</w:t>
-            </w:r>
-          </w:p>
-        </w:tc>
-      </w:tr>
-      <w:tr>
-        <w:tc>
-          <w:tcPr>
-            <w:tcW w:type="dxa" w:w="964"/>
-          </w:tcPr>
-          <w:p>
-            <w:r>
-              <w:rPr>
-                <w:b/>
-                <w:i w:val="0"/>
-                <w:color w:val="EA580C"/>
-                <w:sz w:val="16"/>
-              </w:rPr>
-              <w:t>Moyenne</w:t>
-            </w:r>
-          </w:p>
-        </w:tc>
-        <w:tc>
-          <w:tcPr>
-            <w:tcW w:type="dxa" w:w="1247"/>
-          </w:tcPr>
-          <w:p>
-            <w:r>
-              <w:rPr>
-                <w:b/>
-                <w:i w:val="0"/>
-                <w:sz w:val="16"/>
-              </w:rPr>
-              <w:t>S11</w:t>
-              <w:br/>
-            </w:r>
-            <w:r>
-              <w:rPr>
-                <w:b w:val="0"/>
-                <w:i w:val="0"/>
-                <w:color w:val="64748B"/>
-                <w:sz w:val="14"/>
-              </w:rPr>
-              <w:t>Logement / cadre de vie</w:t>
-            </w:r>
-          </w:p>
-        </w:tc>
-        <w:tc>
-          <w:tcPr>
-            <w:tcW w:type="dxa" w:w="1531"/>
-          </w:tcPr>
-          <w:p>
-            <w:r>
-              <w:rPr>
-                <w:b/>
-                <w:i w:val="0"/>
-                <w:color w:val="16A34A"/>
-                <w:sz w:val="16"/>
-              </w:rPr>
-              <w:t>—</w:t>
-            </w:r>
-          </w:p>
-        </w:tc>
-        <w:tc>
-          <w:tcPr>
-            <w:tcW w:type="dxa" w:w="1191"/>
-          </w:tcPr>
-          <w:p>
-            <w:r>
-              <w:rPr>
-                <w:b w:val="0"/>
-                <w:i w:val="0"/>
-                <w:color w:val="64748B"/>
-                <w:sz w:val="16"/>
-              </w:rPr>
-              <w:t>GT-CQ</w:t>
-            </w:r>
-          </w:p>
-        </w:tc>
-        <w:tc>
-          <w:tcPr>
-            <w:tcW w:type="dxa" w:w="4706"/>
-          </w:tcPr>
-          <w:p>
-            <w:r>
-              <w:rPr>
-                <w:b w:val="0"/>
-                <w:i w:val="0"/>
-                <w:sz w:val="17"/>
-              </w:rPr>
-              <w:t>Prière de vérifier pour être sûr que vous avez choisi les bonnes modalités des questions 11.01 et 11.19.</w:t>
-            </w:r>
-          </w:p>
-        </w:tc>
-      </w:tr>
-      <w:tr>
-        <w:tc>
-          <w:tcPr>
-            <w:tcW w:type="dxa" w:w="964"/>
-          </w:tcPr>
-          <w:p>
-            <w:r>
-              <w:rPr>
-                <w:b/>
-                <w:i w:val="0"/>
-                <w:color w:val="EA580C"/>
-                <w:sz w:val="16"/>
-              </w:rPr>
-              <w:t>Moyenne</w:t>
-            </w:r>
-          </w:p>
-        </w:tc>
-        <w:tc>
-          <w:tcPr>
-            <w:tcW w:type="dxa" w:w="1247"/>
-          </w:tcPr>
-          <w:p>
-            <w:r>
-              <w:rPr>
-                <w:b/>
-                <w:i w:val="0"/>
-                <w:sz w:val="16"/>
-              </w:rPr>
-              <w:t>S11</w:t>
-              <w:br/>
-            </w:r>
-            <w:r>
-              <w:rPr>
-                <w:b w:val="0"/>
-                <w:i w:val="0"/>
-                <w:color w:val="64748B"/>
-                <w:sz w:val="14"/>
-              </w:rPr>
-              <w:t>Logement / cadre de vie</w:t>
-            </w:r>
-          </w:p>
-        </w:tc>
-        <w:tc>
-          <w:tcPr>
-            <w:tcW w:type="dxa" w:w="1531"/>
-          </w:tcPr>
-          <w:p>
-            <w:r>
-              <w:rPr>
-                <w:b/>
-                <w:i w:val="0"/>
-                <w:color w:val="16A34A"/>
-                <w:sz w:val="16"/>
-              </w:rPr>
-              <w:t>—</w:t>
-            </w:r>
-          </w:p>
-        </w:tc>
-        <w:tc>
-          <w:tcPr>
-            <w:tcW w:type="dxa" w:w="1191"/>
-          </w:tcPr>
-          <w:p>
-            <w:r>
-              <w:rPr>
-                <w:b w:val="0"/>
-                <w:i w:val="0"/>
-                <w:color w:val="64748B"/>
-                <w:sz w:val="16"/>
-              </w:rPr>
-              <w:t>GT-CQ</w:t>
-            </w:r>
-          </w:p>
-        </w:tc>
-        <w:tc>
-          <w:tcPr>
-            <w:tcW w:type="dxa" w:w="4706"/>
-          </w:tcPr>
-          <w:p>
-            <w:r>
-              <w:rPr>
-                <w:b w:val="0"/>
-                <w:i w:val="0"/>
-                <w:sz w:val="17"/>
-              </w:rPr>
-              <w:t>Merci de ne pas corriger si vous êtes sûr de celui donné par le ménage et observé par vous.</w:t>
-            </w:r>
-          </w:p>
-        </w:tc>
-      </w:tr>
-      <w:tr>
-        <w:tc>
-          <w:tcPr>
-            <w:tcW w:type="dxa" w:w="964"/>
-          </w:tcPr>
-          <w:p>
-            <w:r>
-              <w:rPr>
-                <w:b/>
-                <w:i w:val="0"/>
-                <w:color w:val="EA580C"/>
-                <w:sz w:val="16"/>
-              </w:rPr>
-              <w:t>Moyenne</w:t>
-            </w:r>
-          </w:p>
-        </w:tc>
-        <w:tc>
-          <w:tcPr>
-            <w:tcW w:type="dxa" w:w="1247"/>
-          </w:tcPr>
-          <w:p>
-            <w:r>
-              <w:rPr>
-                <w:b/>
-                <w:i w:val="0"/>
-                <w:sz w:val="16"/>
-              </w:rPr>
-              <w:t>S11</w:t>
-              <w:br/>
-            </w:r>
-            <w:r>
-              <w:rPr>
-                <w:b w:val="0"/>
-                <w:i w:val="0"/>
-                <w:color w:val="64748B"/>
-                <w:sz w:val="14"/>
-              </w:rPr>
-              <w:t>Logement / cadre de vie</w:t>
-            </w:r>
-          </w:p>
-        </w:tc>
-        <w:tc>
-          <w:tcPr>
-            <w:tcW w:type="dxa" w:w="1531"/>
-          </w:tcPr>
-          <w:p>
-            <w:r>
-              <w:rPr>
-                <w:b/>
-                <w:i w:val="0"/>
-                <w:color w:val="16A34A"/>
-                <w:sz w:val="16"/>
-              </w:rPr>
-              <w:t>—</w:t>
-            </w:r>
-          </w:p>
-        </w:tc>
-        <w:tc>
-          <w:tcPr>
-            <w:tcW w:type="dxa" w:w="1191"/>
-          </w:tcPr>
-          <w:p>
-            <w:r>
-              <w:rPr>
-                <w:b w:val="0"/>
-                <w:i w:val="0"/>
-                <w:color w:val="64748B"/>
-                <w:sz w:val="16"/>
-              </w:rPr>
-              <w:t>GT-CQ</w:t>
-            </w:r>
-          </w:p>
-        </w:tc>
-        <w:tc>
-          <w:tcPr>
-            <w:tcW w:type="dxa" w:w="4706"/>
-          </w:tcPr>
-          <w:p>
-            <w:r>
-              <w:rPr>
-                <w:b w:val="0"/>
-                <w:i w:val="0"/>
-                <w:sz w:val="17"/>
-              </w:rPr>
               <w:t>Attention!!! Les ménages vivants dans un(e) Maison Basse à TAMBACOUNDA Urbain ont généralement comme principal matériau de revêtement du sol du logement le/la Ciment/Béton, mais celui du ménage de FODE KABA (Terre battue/Sable) diffère de celui-ci.</w:t>
-            </w:r>
-          </w:p>
-        </w:tc>
-      </w:tr>
-      <w:tr>
-        <w:tc>
-          <w:tcPr>
-            <w:tcW w:type="dxa" w:w="964"/>
-          </w:tcPr>
-          <w:p>
-            <w:r>
-              <w:rPr>
-                <w:b/>
-                <w:i w:val="0"/>
-                <w:color w:val="EA580C"/>
-                <w:sz w:val="16"/>
-              </w:rPr>
-              <w:t>Moyenne</w:t>
-            </w:r>
-          </w:p>
-        </w:tc>
-        <w:tc>
-          <w:tcPr>
-            <w:tcW w:type="dxa" w:w="1247"/>
-          </w:tcPr>
-          <w:p>
-            <w:r>
-              <w:rPr>
-                <w:b/>
-                <w:i w:val="0"/>
-                <w:sz w:val="16"/>
-              </w:rPr>
-              <w:t>S13</w:t>
-              <w:br/>
-            </w:r>
-            <w:r>
-              <w:rPr>
-                <w:b w:val="0"/>
-                <w:i w:val="0"/>
-                <w:color w:val="64748B"/>
-                <w:sz w:val="14"/>
-              </w:rPr>
-              <w:t>Transferts</w:t>
-            </w:r>
-          </w:p>
-        </w:tc>
-        <w:tc>
-          <w:tcPr>
-            <w:tcW w:type="dxa" w:w="1531"/>
-          </w:tcPr>
-          <w:p>
-            <w:r>
-              <w:rPr>
-                <w:b/>
-                <w:i w:val="0"/>
-                <w:color w:val="16A34A"/>
-                <w:sz w:val="16"/>
-              </w:rPr>
-              <w:t>s00q07a, s00q08, s00q10, s00q13_0, s00q15_0, s00q17_0, s00q23a, s00q23b</w:t>
-            </w:r>
-          </w:p>
-        </w:tc>
-        <w:tc>
-          <w:tcPr>
-            <w:tcW w:type="dxa" w:w="1191"/>
-          </w:tcPr>
-          <w:p>
-            <w:r>
-              <w:rPr>
-                <w:b w:val="0"/>
-                <w:i w:val="0"/>
-                <w:color w:val="64748B"/>
-                <w:sz w:val="16"/>
-              </w:rPr>
-              <w:t>GT-CQ</w:t>
-            </w:r>
-          </w:p>
-        </w:tc>
-        <w:tc>
-          <w:tcPr>
-            <w:tcW w:type="dxa" w:w="4706"/>
-          </w:tcPr>
-          <w:p>
-            <w:r>
-              <w:rPr>
-                <w:b w:val="0"/>
-                <w:i w:val="0"/>
-                <w:sz w:val="17"/>
-              </w:rPr>
-              <w:t>L'enquêteur prière de fournir d'effort pour avoir le niveau d'étude et l'âge de celui qui a envoyé/donné de l'argent dans la section 13a (Transfert reçu).</w:t>
             </w:r>
           </w:p>
         </w:tc>
